--- a/SEM 6/MDPW/Assignments/MDPW Assignment 2.docx
+++ b/SEM 6/MDPW/Assignments/MDPW Assignment 2.docx
@@ -43,973 +43,108 @@
     <w:p>
       <w:pPr>
         <w:pStyle w:val="Seperator"/>
-        <w:rPr>
-          <w:rFonts w:cstheme="minorHAnsi"/>
-          <w:color w:val="000000" w:themeColor="text1"/>
-        </w:rPr>
-      </w:pPr>
+      </w:pPr>
+      <w:r>
+        <w:t xml:space="preserve"> </w:t>
+      </w:r>
     </w:p>
     <w:p>
       <w:pPr>
         <w:pStyle w:val="Heading"/>
-        <w:rPr>
-          <w:rFonts w:cstheme="minorHAnsi"/>
-          <w:color w:val="000000" w:themeColor="text1"/>
-          <w:sz w:val="32"/>
-          <w:szCs w:val="32"/>
-        </w:rPr>
-      </w:pPr>
-      <w:r>
-        <w:rPr>
-          <w:rFonts w:cstheme="minorHAnsi"/>
-          <w:color w:val="000000" w:themeColor="text1"/>
-          <w:sz w:val="32"/>
-          <w:szCs w:val="32"/>
-        </w:rPr>
-        <w:t>Executive Summary</w:t>
+      </w:pPr>
+      <w:r>
+        <w:t>Theory:</w:t>
       </w:r>
     </w:p>
     <w:p>
       <w:pPr>
-        <w:pStyle w:val="Text"/>
-        <w:rPr>
-          <w:rFonts w:cstheme="minorHAnsi"/>
-          <w:color w:val="000000" w:themeColor="text1"/>
-        </w:rPr>
-      </w:pPr>
-      <w:r>
-        <w:rPr>
-          <w:rFonts w:cstheme="minorHAnsi"/>
-          <w:color w:val="000000" w:themeColor="text1"/>
-        </w:rPr>
-        <w:t xml:space="preserve">This case study examines the RAWG Video Games Database API, a RESTful web service that provides programmatic access to one of the world's largest collections of video game metadata. Launched by </w:t>
-      </w:r>
-      <w:hyperlink r:id="rId9" w:tgtFrame="_blank" w:history="1">
-        <w:r>
-          <w:rPr>
-            <w:rStyle w:val="Hyperlink"/>
-            <w:rFonts w:cstheme="minorHAnsi"/>
-            <w:color w:val="000000" w:themeColor="text1"/>
-          </w:rPr>
-          <w:t>RAWG.io</w:t>
-        </w:r>
-      </w:hyperlink>
-      <w:r>
-        <w:rPr>
-          <w:rFonts w:cstheme="minorHAnsi"/>
-          <w:color w:val="000000" w:themeColor="text1"/>
-        </w:rPr>
-        <w:t>, a video game discovery platform, the API serves as a bridge between comprehensive game data—covering over 500,000 titles across 50 platforms—and developers, researchers, and hobbyists seeking to build applications or conduct analyses without maintaining their own game databases.</w:t>
-      </w:r>
+        <w:pStyle w:val="Seperator"/>
+      </w:pPr>
     </w:p>
     <w:p>
       <w:pPr>
-        <w:pStyle w:val="Text"/>
-        <w:rPr>
-          <w:rFonts w:cstheme="minorHAnsi"/>
-          <w:color w:val="000000" w:themeColor="text1"/>
-        </w:rPr>
-      </w:pPr>
-      <w:r>
-        <w:rPr>
-          <w:rFonts w:cstheme="minorHAnsi"/>
-          <w:color w:val="000000" w:themeColor="text1"/>
-        </w:rPr>
-        <w:t>The study investigates the API's architectural design, authentication mechanisms, data endpoints, usage limitations, and licensing framework. It analyzes real-world implementations drawn from publicly available projects, including a large-scale data analysis of 159,560 game records, an indie game success study, and comparative rating analyses between gaming franchises. The methodology combines document review of official API specifications with qualitative analysis of third-party project documentation and developer forum discussions.</w:t>
+        <w:pStyle w:val="Heading"/>
+      </w:pPr>
+      <w:r>
+        <w:t>1. Introduction</w:t>
       </w:r>
     </w:p>
     <w:p>
       <w:pPr>
         <w:pStyle w:val="Text"/>
-        <w:rPr>
-          <w:rFonts w:cstheme="minorHAnsi"/>
-          <w:color w:val="000000" w:themeColor="text1"/>
-        </w:rPr>
-      </w:pPr>
-      <w:r>
-        <w:rPr>
-          <w:rFonts w:cstheme="minorHAnsi"/>
-          <w:color w:val="000000" w:themeColor="text1"/>
-        </w:rPr>
-        <w:t>Key findings reveal that the RAWG API successfully lowers barriers to game data access through a generous free tier (20,000 requests per month for non-commercial use) and comprehensive endpoint coverage spanning games, developers, publishers, platforms, genres, and user engagement metrics. However, significant limitations exist: a strict rate limit of five requests per second per IP address, CORS policy restrictions that complicate client-side browser implementations, and ambiguous commercial pricing beyond the free tier's 100,000 monthly active user threshold. The API's requirement for mandatory attribution and its prohibition on data redistribution present both compliance obligations and competitive moats.</w:t>
+      </w:pPr>
+      <w:r>
+        <w:t>Progressive Web Applications (PWAs) are web applications built using modern browser APIs and</w:t>
+      </w:r>
+      <w:r>
+        <w:t xml:space="preserve"> </w:t>
+      </w:r>
+      <w:r>
+        <w:t>progressive enhancement strategies to deliver native-app-like experiences across all devices. Introduced</w:t>
+      </w:r>
+      <w:r>
+        <w:t xml:space="preserve"> </w:t>
+      </w:r>
+      <w:r>
+        <w:t>formally by Google engineers Alex Russell and Frances Berriman in 2015, PWAs combine the</w:t>
+      </w:r>
+      <w:r>
+        <w:t xml:space="preserve"> </w:t>
+      </w:r>
+      <w:r>
+        <w:t>discoverability of the web with the performance, offline capability, and engagement features of native</w:t>
+      </w:r>
+      <w:r>
+        <w:t xml:space="preserve"> </w:t>
+      </w:r>
+      <w:r>
+        <w:t>apps. Their three defining qualities are reliability (loads instantly regardless of network), speed (responds</w:t>
+      </w:r>
+      <w:r>
+        <w:t xml:space="preserve"> </w:t>
+      </w:r>
+      <w:r>
+        <w:t>quickly to user actions), and engagement (installable, push-notification capable). This assignment</w:t>
+      </w:r>
+      <w:r>
+        <w:t xml:space="preserve"> </w:t>
+      </w:r>
+      <w:r>
+        <w:t xml:space="preserve">examines six landmark real-world PWA deployments, </w:t>
+      </w:r>
+      <w:r>
+        <w:t>analyzing</w:t>
+      </w:r>
+      <w:r>
+        <w:t xml:space="preserve"> the business problem, technical solution,</w:t>
+      </w:r>
+      <w:r>
+        <w:t xml:space="preserve"> </w:t>
+      </w:r>
+      <w:r>
+        <w:t>and quantified outcomes in each case.</w:t>
       </w:r>
     </w:p>
     <w:p>
       <w:pPr>
-        <w:pStyle w:val="Text"/>
-        <w:rPr>
-          <w:rFonts w:cstheme="minorHAnsi"/>
-          <w:color w:val="000000" w:themeColor="text1"/>
-        </w:rPr>
-      </w:pPr>
-      <w:r>
-        <w:rPr>
-          <w:rFonts w:cstheme="minorHAnsi"/>
-          <w:color w:val="000000" w:themeColor="text1"/>
-        </w:rPr>
-        <w:t>The study concludes that the RAWG API is most appropriate for prototyping, academic research, and hobbyist projects, but requires careful architectural planning for production deployments. Recommendations include implementing server-side API gateway patterns to circumvent CORS limitations, adopting exponential backoff strategies to respect rate limits, and establishing formal commercial agreements before exceeding free tier thresholds.</w:t>
-      </w:r>
+        <w:pStyle w:val="Seperator"/>
+      </w:pPr>
     </w:p>
     <w:p>
       <w:pPr>
-        <w:pStyle w:val="Seperator"/>
-      </w:pPr>
-    </w:p>
-    <w:p>
-      <w:pPr>
         <w:pStyle w:val="Heading"/>
-        <w:rPr>
-          <w:rFonts w:cstheme="minorHAnsi"/>
-          <w:color w:val="000000" w:themeColor="text1"/>
-          <w:sz w:val="32"/>
-          <w:szCs w:val="32"/>
-        </w:rPr>
-      </w:pPr>
-      <w:r>
-        <w:rPr>
-          <w:rFonts w:cstheme="minorHAnsi"/>
-          <w:color w:val="000000" w:themeColor="text1"/>
-          <w:sz w:val="32"/>
-          <w:szCs w:val="32"/>
-        </w:rPr>
-        <w:t>Introduction</w:t>
-      </w:r>
-    </w:p>
-    <w:p>
-      <w:pPr>
-        <w:pStyle w:val="Text"/>
-        <w:rPr>
-          <w:rFonts w:cstheme="minorHAnsi"/>
-          <w:color w:val="000000" w:themeColor="text1"/>
-        </w:rPr>
-      </w:pPr>
-      <w:r>
-        <w:rPr>
-          <w:rFonts w:cstheme="minorHAnsi"/>
-          <w:color w:val="000000" w:themeColor="text1"/>
-        </w:rPr>
-        <w:t>The video game industry has grown into a multi-</w:t>
-      </w:r>
-      <w:r>
-        <w:rPr>
-          <w:rFonts w:cstheme="minorHAnsi"/>
-          <w:color w:val="000000" w:themeColor="text1"/>
-        </w:rPr>
-        <w:t>billion-dollar</w:t>
-      </w:r>
-      <w:r>
-        <w:rPr>
-          <w:rFonts w:cstheme="minorHAnsi"/>
-          <w:color w:val="000000" w:themeColor="text1"/>
-        </w:rPr>
-        <w:t xml:space="preserve"> global entertainment sector, generating vast quantities of structured and unstructured data about game titles, developers, publishers, platforms, user ratings, playtime metrics, and critical reviews. For researchers, developers, and data analysts seeking to understand gaming trends, user preferences, or market dynamics, access to comprehensive, well-organized game data remains a significant challenge. Proprietary databases are often locked behind expensive licensing agreements, while manual data collection is time-prohibitive and error-prone.</w:t>
-      </w:r>
-    </w:p>
-    <w:p>
-      <w:pPr>
-        <w:pStyle w:val="Text"/>
-        <w:rPr>
-          <w:rFonts w:cstheme="minorHAnsi"/>
-          <w:color w:val="000000" w:themeColor="text1"/>
-        </w:rPr>
-      </w:pPr>
-      <w:hyperlink r:id="rId10" w:tgtFrame="_blank" w:history="1">
-        <w:r>
-          <w:rPr>
-            <w:rStyle w:val="Hyperlink"/>
-            <w:rFonts w:cstheme="minorHAnsi"/>
-            <w:color w:val="000000" w:themeColor="text1"/>
-          </w:rPr>
-          <w:t>RAWG.io</w:t>
-        </w:r>
-      </w:hyperlink>
-      <w:r>
-        <w:rPr>
-          <w:rFonts w:cstheme="minorHAnsi"/>
-          <w:color w:val="000000" w:themeColor="text1"/>
-        </w:rPr>
-        <w:t xml:space="preserve"> emerged as a solution to this problem. Positioning itself as "the largest video game database and game discovery service," RAWG aggregates game metadata from multiple sources—including Steam, GOG, PlayStation Store, and other digital distribution platforms—into a unified repository. In a move that distinguishes it from traditional data hoarders, RAWG elected to share its database via a public API, stating: "There are two types of companies: hoarders and givers. RAWG is the largest video game database and game discovery service. And we are gladly sharing our 500,000+ games, search, and machine learning recommendations with the world."</w:t>
-      </w:r>
-    </w:p>
-    <w:p>
-      <w:pPr>
-        <w:pStyle w:val="Text"/>
-        <w:rPr>
-          <w:rFonts w:cstheme="minorHAnsi"/>
-          <w:color w:val="000000" w:themeColor="text1"/>
-        </w:rPr>
-      </w:pPr>
-      <w:r>
-        <w:rPr>
-          <w:rFonts w:cstheme="minorHAnsi"/>
-          <w:color w:val="000000" w:themeColor="text1"/>
-        </w:rPr>
-        <w:lastRenderedPageBreak/>
-        <w:t>The purpose of this case study is to examine the RAWG Video Games Database API as a case in public data infrastructure for the gaming ecosystem. It seeks to answer three primary research questions:</w:t>
-      </w:r>
-    </w:p>
-    <w:p>
-      <w:pPr>
-        <w:pStyle w:val="Text"/>
-        <w:rPr>
-          <w:rFonts w:cstheme="minorHAnsi"/>
-          <w:color w:val="000000" w:themeColor="text1"/>
-        </w:rPr>
-      </w:pPr>
-      <w:r>
-        <w:rPr>
-          <w:rStyle w:val="Strong"/>
-          <w:rFonts w:cstheme="minorHAnsi"/>
-          <w:b w:val="0"/>
-          <w:bCs w:val="0"/>
-          <w:color w:val="000000" w:themeColor="text1"/>
-        </w:rPr>
-        <w:t>What technical and architectural features characterize the RAWG API?</w:t>
-      </w:r>
-      <w:r>
-        <w:rPr>
-          <w:rFonts w:cstheme="minorHAnsi"/>
-          <w:color w:val="000000" w:themeColor="text1"/>
-        </w:rPr>
-        <w:t xml:space="preserve"> This includes authentication methods, endpoint design, response formats, rate limiting, and error handling.</w:t>
-      </w:r>
-    </w:p>
-    <w:p>
-      <w:pPr>
-        <w:pStyle w:val="Text"/>
-        <w:rPr>
-          <w:rFonts w:cstheme="minorHAnsi"/>
-          <w:color w:val="000000" w:themeColor="text1"/>
-        </w:rPr>
-      </w:pPr>
-      <w:r>
-        <w:rPr>
-          <w:rStyle w:val="Strong"/>
-          <w:rFonts w:cstheme="minorHAnsi"/>
-          <w:b w:val="0"/>
-          <w:bCs w:val="0"/>
-          <w:color w:val="000000" w:themeColor="text1"/>
-        </w:rPr>
-        <w:t>How have developers and researchers practically implemented the RAWG API?</w:t>
-      </w:r>
-      <w:r>
-        <w:rPr>
-          <w:rFonts w:cstheme="minorHAnsi"/>
-          <w:color w:val="000000" w:themeColor="text1"/>
-        </w:rPr>
-        <w:t xml:space="preserve"> This examines real-world usage patterns, integration strategies, and application types.</w:t>
-      </w:r>
-    </w:p>
-    <w:p>
-      <w:pPr>
-        <w:pStyle w:val="Text"/>
-        <w:rPr>
-          <w:rFonts w:cstheme="minorHAnsi"/>
-          <w:color w:val="000000" w:themeColor="text1"/>
-        </w:rPr>
-      </w:pPr>
-      <w:r>
-        <w:rPr>
-          <w:rStyle w:val="Strong"/>
-          <w:rFonts w:cstheme="minorHAnsi"/>
-          <w:b w:val="0"/>
-          <w:bCs w:val="0"/>
-          <w:color w:val="000000" w:themeColor="text1"/>
-        </w:rPr>
-        <w:t>What are the API's strengths, limitations, and appropriate use cases?</w:t>
-      </w:r>
-      <w:r>
-        <w:rPr>
-          <w:rFonts w:cstheme="minorHAnsi"/>
-          <w:color w:val="000000" w:themeColor="text1"/>
-        </w:rPr>
-        <w:t xml:space="preserve"> This evaluates the API's suitability for different project scales and contexts.</w:t>
-      </w:r>
-    </w:p>
-    <w:p>
-      <w:pPr>
-        <w:pStyle w:val="Text"/>
-        <w:rPr>
-          <w:rFonts w:cstheme="minorHAnsi"/>
-          <w:color w:val="000000" w:themeColor="text1"/>
-        </w:rPr>
-      </w:pPr>
-      <w:r>
-        <w:rPr>
-          <w:rFonts w:cstheme="minorHAnsi"/>
-          <w:color w:val="000000" w:themeColor="text1"/>
-        </w:rPr>
-        <w:t>By analyzing the RAWG API through the lens of public administration and information policy, this study contributes to broader conversations about open data infrastructure, API governance, and the role of platform providers in enabling third-party innovation.</w:t>
-      </w:r>
-    </w:p>
-    <w:p>
-      <w:pPr>
-        <w:pStyle w:val="Seperator"/>
-        <w:rPr>
-          <w:rFonts w:cstheme="minorHAnsi"/>
-          <w:color w:val="000000" w:themeColor="text1"/>
-        </w:rPr>
-      </w:pPr>
-    </w:p>
-    <w:p>
-      <w:pPr>
-        <w:pStyle w:val="Heading"/>
-        <w:rPr>
-          <w:rFonts w:cstheme="minorHAnsi"/>
-          <w:color w:val="000000" w:themeColor="text1"/>
-          <w:sz w:val="32"/>
-          <w:szCs w:val="32"/>
-        </w:rPr>
-      </w:pPr>
-      <w:r>
-        <w:rPr>
-          <w:rFonts w:cstheme="minorHAnsi"/>
-          <w:color w:val="000000" w:themeColor="text1"/>
-          <w:sz w:val="32"/>
-          <w:szCs w:val="32"/>
-        </w:rPr>
-        <w:t>Literature Review</w:t>
-      </w:r>
-    </w:p>
-    <w:p>
-      <w:pPr>
-        <w:pStyle w:val="Heading"/>
-        <w:rPr>
-          <w:color w:val="000000" w:themeColor="text1"/>
-        </w:rPr>
-      </w:pPr>
-      <w:r>
-        <w:rPr>
-          <w:color w:val="000000" w:themeColor="text1"/>
-        </w:rPr>
-        <w:t>The Rise of Public APIs as Data Infrastructure</w:t>
-      </w:r>
-    </w:p>
-    <w:p>
-      <w:pPr>
-        <w:pStyle w:val="ds-markdown-paragraph"/>
-        <w:rPr>
-          <w:rFonts w:asciiTheme="minorHAnsi" w:hAnsiTheme="minorHAnsi" w:cstheme="minorHAnsi"/>
-          <w:color w:val="000000" w:themeColor="text1"/>
-        </w:rPr>
-      </w:pPr>
-      <w:r>
-        <w:rPr>
-          <w:rFonts w:asciiTheme="minorHAnsi" w:hAnsiTheme="minorHAnsi" w:cstheme="minorHAnsi"/>
-          <w:color w:val="000000" w:themeColor="text1"/>
-        </w:rPr>
-        <w:t>Application Programming Interfaces (APIs) have transformed from internal software development tools into critical public infrastructure. According to API industry analyses, public APIs enable organizations to externalize their data assets, allowing third-party developers to build complementary applications without negotiating individual data licensing agreements. The RAWG API exemplifies this trend by offering programmatic access to game metadata that would otherwise require extensive web scraping or commercial data acquisition.</w:t>
-      </w:r>
-    </w:p>
-    <w:p>
-      <w:pPr>
-        <w:pStyle w:val="Heading"/>
-        <w:rPr>
-          <w:color w:val="000000" w:themeColor="text1"/>
-        </w:rPr>
-      </w:pPr>
-      <w:r>
-        <w:rPr>
-          <w:color w:val="000000" w:themeColor="text1"/>
-        </w:rPr>
-        <w:t>Game Database APIs in Context</w:t>
-      </w:r>
-    </w:p>
-    <w:p>
-      <w:pPr>
-        <w:pStyle w:val="ds-markdown-paragraph"/>
-        <w:rPr>
-          <w:rFonts w:asciiTheme="minorHAnsi" w:hAnsiTheme="minorHAnsi" w:cstheme="minorHAnsi"/>
-          <w:color w:val="000000" w:themeColor="text1"/>
-        </w:rPr>
-      </w:pPr>
-      <w:r>
-        <w:rPr>
-          <w:rFonts w:asciiTheme="minorHAnsi" w:hAnsiTheme="minorHAnsi" w:cstheme="minorHAnsi"/>
-          <w:color w:val="000000" w:themeColor="text1"/>
-        </w:rPr>
-        <w:t xml:space="preserve">The video game data space includes several competing API providers. The Internet Game Database (IGDB) API, acquired by Twitch in 2019, offers similar functionality but requires OAuth authentication and has different rate limiting structures. Giant Bomb's API provides wiki-style game information with community-driven content. </w:t>
-      </w:r>
-      <w:r>
-        <w:rPr>
-          <w:rFonts w:asciiTheme="minorHAnsi" w:hAnsiTheme="minorHAnsi" w:cstheme="minorHAnsi"/>
-          <w:color w:val="000000" w:themeColor="text1"/>
-        </w:rPr>
-        <w:t>Game Spot’s</w:t>
-      </w:r>
-      <w:r>
-        <w:rPr>
-          <w:rFonts w:asciiTheme="minorHAnsi" w:hAnsiTheme="minorHAnsi" w:cstheme="minorHAnsi"/>
-          <w:color w:val="000000" w:themeColor="text1"/>
-        </w:rPr>
-        <w:t xml:space="preserve"> API, while established, offers </w:t>
-      </w:r>
-      <w:r>
-        <w:rPr>
-          <w:rFonts w:asciiTheme="minorHAnsi" w:hAnsiTheme="minorHAnsi" w:cstheme="minorHAnsi"/>
-          <w:color w:val="000000" w:themeColor="text1"/>
-        </w:rPr>
-        <w:t>fewer</w:t>
-      </w:r>
-      <w:r>
-        <w:rPr>
-          <w:rFonts w:asciiTheme="minorHAnsi" w:hAnsiTheme="minorHAnsi" w:cstheme="minorHAnsi"/>
-          <w:color w:val="000000" w:themeColor="text1"/>
-        </w:rPr>
-        <w:t xml:space="preserve"> comprehensive metadata than RAWG. Compared to these alternatives, RAWG distinguishes itself through its volume (500,000+ games), the inclusion of machine learning recommendations, and its freemium pricing model that allows commercial use for </w:t>
-      </w:r>
-      <w:r>
-        <w:rPr>
-          <w:rFonts w:asciiTheme="minorHAnsi" w:hAnsiTheme="minorHAnsi" w:cstheme="minorHAnsi"/>
-          <w:color w:val="000000" w:themeColor="text1"/>
-        </w:rPr>
-        <w:t>start-ups</w:t>
-      </w:r>
-      <w:r>
-        <w:rPr>
-          <w:rFonts w:asciiTheme="minorHAnsi" w:hAnsiTheme="minorHAnsi" w:cstheme="minorHAnsi"/>
-          <w:color w:val="000000" w:themeColor="text1"/>
-        </w:rPr>
-        <w:t xml:space="preserve"> under 100,000 monthly active users.</w:t>
-      </w:r>
-    </w:p>
-    <w:p>
-      <w:pPr>
-        <w:pStyle w:val="Heading"/>
-        <w:rPr>
-          <w:color w:val="000000" w:themeColor="text1"/>
-        </w:rPr>
-      </w:pPr>
-      <w:r>
-        <w:rPr>
-          <w:color w:val="000000" w:themeColor="text1"/>
-        </w:rPr>
-        <w:t>Open Data Principles in API Design</w:t>
-      </w:r>
-    </w:p>
-    <w:p>
-      <w:pPr>
-        <w:pStyle w:val="ds-markdown-paragraph"/>
-        <w:rPr>
-          <w:rFonts w:asciiTheme="minorHAnsi" w:hAnsiTheme="minorHAnsi" w:cstheme="minorHAnsi"/>
-          <w:color w:val="000000" w:themeColor="text1"/>
-        </w:rPr>
-      </w:pPr>
-      <w:r>
-        <w:rPr>
-          <w:rFonts w:asciiTheme="minorHAnsi" w:hAnsiTheme="minorHAnsi" w:cstheme="minorHAnsi"/>
-          <w:color w:val="000000" w:themeColor="text1"/>
-        </w:rPr>
-        <w:t xml:space="preserve">Scholarship on open government data emphasizes principles of accessibility, machine-readability, and non-discrimination. The RAWG API adheres to REST architectural constraints, returns JSON responses (a universally </w:t>
-      </w:r>
-      <w:r>
-        <w:rPr>
-          <w:rFonts w:asciiTheme="minorHAnsi" w:hAnsiTheme="minorHAnsi" w:cstheme="minorHAnsi"/>
-          <w:color w:val="000000" w:themeColor="text1"/>
-        </w:rPr>
-        <w:t>parse able</w:t>
-      </w:r>
-      <w:r>
-        <w:rPr>
-          <w:rFonts w:asciiTheme="minorHAnsi" w:hAnsiTheme="minorHAnsi" w:cstheme="minorHAnsi"/>
-          <w:color w:val="000000" w:themeColor="text1"/>
-        </w:rPr>
-        <w:t xml:space="preserve"> format), and requires only a simple API key for authentication—lowering technical barriers compared to OAuth-heavy alternatives. However, the API's requirement for "active hyperlink from every page where RAWG's data is used" and prohibition on data redistribution raise questions about the boundaries between open access and platform protectionism.</w:t>
-      </w:r>
-    </w:p>
-    <w:p>
-      <w:pPr>
-        <w:pStyle w:val="Heading"/>
-        <w:rPr>
-          <w:color w:val="000000" w:themeColor="text1"/>
-        </w:rPr>
-      </w:pPr>
-      <w:r>
-        <w:rPr>
-          <w:color w:val="000000" w:themeColor="text1"/>
-        </w:rPr>
-        <w:lastRenderedPageBreak/>
-        <w:t>Rate Limiting and API Governance</w:t>
-      </w:r>
-    </w:p>
-    <w:p>
-      <w:pPr>
-        <w:pStyle w:val="ds-markdown-paragraph"/>
-        <w:rPr>
-          <w:rFonts w:asciiTheme="minorHAnsi" w:hAnsiTheme="minorHAnsi" w:cstheme="minorHAnsi"/>
-          <w:color w:val="000000" w:themeColor="text1"/>
-        </w:rPr>
-      </w:pPr>
-      <w:r>
-        <w:rPr>
-          <w:rFonts w:asciiTheme="minorHAnsi" w:hAnsiTheme="minorHAnsi" w:cstheme="minorHAnsi"/>
-          <w:color w:val="000000" w:themeColor="text1"/>
-        </w:rPr>
-        <w:t>API rate limiting represents a governance mechanism that balances server resource protection against developer usability. Industry standard practice includes per-second and per-month limits. The RAWG API implements a relatively restrictive per-second limit of five requests per second from a single IP address, while offering a more generous monthly free tier of 20,000 requests. This asymmetry creates distinct usage patterns optimized for batch data collection rather than real-time applications.</w:t>
-      </w:r>
-    </w:p>
-    <w:p>
-      <w:pPr>
-        <w:pStyle w:val="Heading"/>
-        <w:rPr>
-          <w:color w:val="000000" w:themeColor="text1"/>
-        </w:rPr>
-      </w:pPr>
-      <w:r>
-        <w:rPr>
-          <w:color w:val="000000" w:themeColor="text1"/>
-        </w:rPr>
-        <w:t>CORS and Client-Side API Consumption</w:t>
-      </w:r>
-    </w:p>
-    <w:p>
-      <w:pPr>
-        <w:pStyle w:val="ds-markdown-paragraph"/>
-        <w:rPr>
-          <w:rFonts w:asciiTheme="minorHAnsi" w:hAnsiTheme="minorHAnsi" w:cstheme="minorHAnsi"/>
-          <w:color w:val="000000" w:themeColor="text1"/>
-        </w:rPr>
-      </w:pPr>
-      <w:r>
-        <w:rPr>
-          <w:rFonts w:asciiTheme="minorHAnsi" w:hAnsiTheme="minorHAnsi" w:cstheme="minorHAnsi"/>
-          <w:color w:val="000000" w:themeColor="text1"/>
-        </w:rPr>
-        <w:t>Cross-Origin Resource Sharing (CORS) policies have emerged as a significant technical constraint for API usability. Developer forum discussions reveal that the RAWG API does not include appropriate CORS headers for browser-based requests, forcing developers to implement server-side proxies or backend API gateways. This limitation has implications for application architecture, effectively precluding pure client-side JavaScript implementations.</w:t>
-      </w:r>
-    </w:p>
-    <w:p>
-      <w:pPr>
-        <w:pStyle w:val="Seperator"/>
-      </w:pPr>
-    </w:p>
-    <w:p>
-      <w:pPr>
-        <w:pStyle w:val="Heading2"/>
-        <w:rPr>
-          <w:rFonts w:asciiTheme="minorHAnsi" w:hAnsiTheme="minorHAnsi" w:cstheme="minorHAnsi"/>
-          <w:color w:val="000000" w:themeColor="text1"/>
-          <w:sz w:val="32"/>
-          <w:szCs w:val="32"/>
-        </w:rPr>
-      </w:pPr>
-      <w:r>
-        <w:rPr>
-          <w:rFonts w:asciiTheme="minorHAnsi" w:hAnsiTheme="minorHAnsi" w:cstheme="minorHAnsi"/>
-          <w:color w:val="000000" w:themeColor="text1"/>
-          <w:sz w:val="32"/>
-          <w:szCs w:val="32"/>
-        </w:rPr>
-        <w:t>Methodology</w:t>
-      </w:r>
-    </w:p>
-    <w:p>
-      <w:pPr>
-        <w:pStyle w:val="Heading"/>
-        <w:rPr>
-          <w:color w:val="000000" w:themeColor="text1"/>
-        </w:rPr>
-      </w:pPr>
-      <w:r>
-        <w:rPr>
-          <w:color w:val="000000" w:themeColor="text1"/>
-        </w:rPr>
-        <w:t>Research Design</w:t>
-      </w:r>
-    </w:p>
-    <w:p>
-      <w:pPr>
-        <w:pStyle w:val="ds-markdown-paragraph"/>
-        <w:rPr>
-          <w:rFonts w:asciiTheme="minorHAnsi" w:hAnsiTheme="minorHAnsi" w:cstheme="minorHAnsi"/>
-          <w:color w:val="000000" w:themeColor="text1"/>
-        </w:rPr>
-      </w:pPr>
-      <w:r>
-        <w:rPr>
-          <w:rFonts w:asciiTheme="minorHAnsi" w:hAnsiTheme="minorHAnsi" w:cstheme="minorHAnsi"/>
-          <w:color w:val="000000" w:themeColor="text1"/>
-        </w:rPr>
-        <w:t>This study employs a qualitative case study design, examining the RAWG API as a bounded system. The case is instrumental in nature—it is studied not for its intrinsic uniqueness but as a representative example of a public-facing game data API that illuminates broader issues in API design, governance, and implementation.</w:t>
-      </w:r>
-    </w:p>
-    <w:p>
-      <w:pPr>
-        <w:pStyle w:val="Heading"/>
-        <w:rPr>
-          <w:color w:val="000000" w:themeColor="text1"/>
-        </w:rPr>
-      </w:pPr>
-      <w:r>
-        <w:rPr>
-          <w:color w:val="000000" w:themeColor="text1"/>
-        </w:rPr>
-        <w:t>Data Collection</w:t>
-      </w:r>
-    </w:p>
-    <w:p>
-      <w:pPr>
-        <w:pStyle w:val="ds-markdown-paragraph"/>
-        <w:rPr>
-          <w:rFonts w:asciiTheme="minorHAnsi" w:hAnsiTheme="minorHAnsi" w:cstheme="minorHAnsi"/>
-          <w:color w:val="000000" w:themeColor="text1"/>
-        </w:rPr>
-      </w:pPr>
-      <w:r>
-        <w:rPr>
-          <w:rFonts w:asciiTheme="minorHAnsi" w:hAnsiTheme="minorHAnsi" w:cstheme="minorHAnsi"/>
-          <w:color w:val="000000" w:themeColor="text1"/>
-        </w:rPr>
-        <w:t>Data were collected through three primary methods:</w:t>
-      </w:r>
-    </w:p>
-    <w:p>
-      <w:pPr>
-        <w:pStyle w:val="ds-markdown-paragraph"/>
-        <w:rPr>
-          <w:rFonts w:asciiTheme="minorHAnsi" w:hAnsiTheme="minorHAnsi" w:cstheme="minorHAnsi"/>
-          <w:color w:val="000000" w:themeColor="text1"/>
-        </w:rPr>
-      </w:pPr>
-      <w:r>
-        <w:rPr>
-          <w:rStyle w:val="Strong"/>
-          <w:rFonts w:asciiTheme="minorHAnsi" w:hAnsiTheme="minorHAnsi" w:cstheme="minorHAnsi"/>
-          <w:color w:val="000000" w:themeColor="text1"/>
-        </w:rPr>
-        <w:t>Document Analysis:</w:t>
-      </w:r>
-      <w:r>
-        <w:rPr>
-          <w:rFonts w:asciiTheme="minorHAnsi" w:hAnsiTheme="minorHAnsi" w:cstheme="minorHAnsi"/>
-          <w:color w:val="000000" w:themeColor="text1"/>
-        </w:rPr>
-        <w:t xml:space="preserve"> Official RAWG API documentation was reviewed, including authentication guides, endpoint references, error code specifications, and terms of service. This provided the authoritative source for technical specifications and usage policies.</w:t>
-      </w:r>
-    </w:p>
-    <w:p>
-      <w:pPr>
-        <w:pStyle w:val="ds-markdown-paragraph"/>
-        <w:rPr>
-          <w:rFonts w:asciiTheme="minorHAnsi" w:hAnsiTheme="minorHAnsi" w:cstheme="minorHAnsi"/>
-          <w:color w:val="000000" w:themeColor="text1"/>
-        </w:rPr>
-      </w:pPr>
-      <w:r>
-        <w:rPr>
-          <w:rStyle w:val="Strong"/>
-          <w:rFonts w:asciiTheme="minorHAnsi" w:hAnsiTheme="minorHAnsi" w:cstheme="minorHAnsi"/>
-          <w:color w:val="000000" w:themeColor="text1"/>
-        </w:rPr>
-        <w:t>Secondary Source Analysis:</w:t>
-      </w:r>
-      <w:r>
-        <w:rPr>
-          <w:rFonts w:asciiTheme="minorHAnsi" w:hAnsiTheme="minorHAnsi" w:cstheme="minorHAnsi"/>
-          <w:color w:val="000000" w:themeColor="text1"/>
-        </w:rPr>
-        <w:t xml:space="preserve"> Publicly available project documentation, GitHub repositories, Medium articles, and developer forum discussions were </w:t>
-      </w:r>
-      <w:r>
-        <w:rPr>
-          <w:rFonts w:asciiTheme="minorHAnsi" w:hAnsiTheme="minorHAnsi" w:cstheme="minorHAnsi"/>
-          <w:color w:val="000000" w:themeColor="text1"/>
-        </w:rPr>
-        <w:t>analysed</w:t>
-      </w:r>
-      <w:r>
-        <w:rPr>
-          <w:rFonts w:asciiTheme="minorHAnsi" w:hAnsiTheme="minorHAnsi" w:cstheme="minorHAnsi"/>
-          <w:color w:val="000000" w:themeColor="text1"/>
-        </w:rPr>
-        <w:t xml:space="preserve"> to understand real-world implementation patterns. Key sources included a large-scale data analysis project extracting 159,560 game records, an indie game success analysis, and a comparative rating study between Mario and </w:t>
-      </w:r>
-      <w:r>
-        <w:rPr>
-          <w:rFonts w:asciiTheme="minorHAnsi" w:hAnsiTheme="minorHAnsi" w:cstheme="minorHAnsi"/>
-          <w:color w:val="000000" w:themeColor="text1"/>
-        </w:rPr>
-        <w:t>Pokémon</w:t>
-      </w:r>
-      <w:r>
-        <w:rPr>
-          <w:rFonts w:asciiTheme="minorHAnsi" w:hAnsiTheme="minorHAnsi" w:cstheme="minorHAnsi"/>
-          <w:color w:val="000000" w:themeColor="text1"/>
-        </w:rPr>
-        <w:t xml:space="preserve"> franchises.</w:t>
-      </w:r>
-    </w:p>
-    <w:p>
-      <w:pPr>
-        <w:pStyle w:val="ds-markdown-paragraph"/>
-        <w:rPr>
-          <w:rFonts w:asciiTheme="minorHAnsi" w:hAnsiTheme="minorHAnsi" w:cstheme="minorHAnsi"/>
-          <w:color w:val="000000" w:themeColor="text1"/>
-        </w:rPr>
-      </w:pPr>
-      <w:r>
-        <w:rPr>
-          <w:rStyle w:val="Strong"/>
-          <w:rFonts w:asciiTheme="minorHAnsi" w:hAnsiTheme="minorHAnsi" w:cstheme="minorHAnsi"/>
-          <w:color w:val="000000" w:themeColor="text1"/>
-        </w:rPr>
-        <w:t>Technical Experimentation (Simulated):</w:t>
-      </w:r>
-      <w:r>
-        <w:rPr>
-          <w:rFonts w:asciiTheme="minorHAnsi" w:hAnsiTheme="minorHAnsi" w:cstheme="minorHAnsi"/>
-          <w:color w:val="000000" w:themeColor="text1"/>
-        </w:rPr>
-        <w:t xml:space="preserve"> Based on documented API </w:t>
-      </w:r>
-      <w:r>
-        <w:rPr>
-          <w:rFonts w:asciiTheme="minorHAnsi" w:hAnsiTheme="minorHAnsi" w:cstheme="minorHAnsi"/>
-          <w:color w:val="000000" w:themeColor="text1"/>
-        </w:rPr>
-        <w:t>behaviour</w:t>
-      </w:r>
-      <w:r>
-        <w:rPr>
-          <w:rFonts w:asciiTheme="minorHAnsi" w:hAnsiTheme="minorHAnsi" w:cstheme="minorHAnsi"/>
-          <w:color w:val="000000" w:themeColor="text1"/>
-        </w:rPr>
-        <w:t xml:space="preserve"> and developer reports, technical constraints including rate limits, CORS policies, and authentication requirements were catalogued and </w:t>
-      </w:r>
-      <w:r>
-        <w:rPr>
-          <w:rFonts w:asciiTheme="minorHAnsi" w:hAnsiTheme="minorHAnsi" w:cstheme="minorHAnsi"/>
-          <w:color w:val="000000" w:themeColor="text1"/>
-        </w:rPr>
-        <w:t>analysed</w:t>
-      </w:r>
-      <w:r>
-        <w:rPr>
-          <w:rFonts w:asciiTheme="minorHAnsi" w:hAnsiTheme="minorHAnsi" w:cstheme="minorHAnsi"/>
-          <w:color w:val="000000" w:themeColor="text1"/>
-        </w:rPr>
-        <w:t>.</w:t>
-      </w:r>
-    </w:p>
-    <w:p>
-      <w:pPr>
-        <w:pStyle w:val="Heading"/>
-        <w:rPr>
-          <w:color w:val="000000" w:themeColor="text1"/>
-        </w:rPr>
-      </w:pPr>
-      <w:r>
-        <w:rPr>
-          <w:color w:val="000000" w:themeColor="text1"/>
-        </w:rPr>
-        <w:t>Analytical Framework</w:t>
-      </w:r>
-    </w:p>
-    <w:p>
-      <w:pPr>
-        <w:pStyle w:val="ds-markdown-paragraph"/>
-        <w:rPr>
-          <w:rFonts w:asciiTheme="minorHAnsi" w:hAnsiTheme="minorHAnsi" w:cstheme="minorHAnsi"/>
-          <w:color w:val="000000" w:themeColor="text1"/>
-        </w:rPr>
-      </w:pPr>
-      <w:r>
-        <w:rPr>
-          <w:rFonts w:asciiTheme="minorHAnsi" w:hAnsiTheme="minorHAnsi" w:cstheme="minorHAnsi"/>
-          <w:color w:val="000000" w:themeColor="text1"/>
-        </w:rPr>
-        <w:lastRenderedPageBreak/>
-        <w:t xml:space="preserve">Analysis proceeded through three phases. First, technical characteristics of the API were catalogued and compared against REST best practices. Second, implementation patterns were extracted from third-party projects and categorized by application type (data analysis, front-end applications, mobile apps, etc.). Third, strengths and limitations were synthesized into actionable recommendations for different user personas (researchers, hobbyist developers, commercial </w:t>
-      </w:r>
-      <w:r>
-        <w:rPr>
-          <w:rFonts w:asciiTheme="minorHAnsi" w:hAnsiTheme="minorHAnsi" w:cstheme="minorHAnsi"/>
-          <w:color w:val="000000" w:themeColor="text1"/>
-        </w:rPr>
-        <w:t>start-ups</w:t>
-      </w:r>
-      <w:r>
-        <w:rPr>
-          <w:rFonts w:asciiTheme="minorHAnsi" w:hAnsiTheme="minorHAnsi" w:cstheme="minorHAnsi"/>
-          <w:color w:val="000000" w:themeColor="text1"/>
-        </w:rPr>
-        <w:t>).</w:t>
-      </w:r>
-    </w:p>
-    <w:p>
-      <w:pPr>
-        <w:pStyle w:val="Heading"/>
-        <w:rPr>
-          <w:color w:val="000000" w:themeColor="text1"/>
-        </w:rPr>
-      </w:pPr>
-      <w:r>
-        <w:rPr>
-          <w:color w:val="000000" w:themeColor="text1"/>
-        </w:rPr>
-        <w:t>Limitations</w:t>
-      </w:r>
-    </w:p>
-    <w:p>
-      <w:pPr>
-        <w:pStyle w:val="ds-markdown-paragraph"/>
-        <w:rPr>
-          <w:rFonts w:asciiTheme="minorHAnsi" w:hAnsiTheme="minorHAnsi" w:cstheme="minorHAnsi"/>
-          <w:color w:val="000000" w:themeColor="text1"/>
-        </w:rPr>
-      </w:pPr>
-      <w:r>
-        <w:rPr>
-          <w:rFonts w:asciiTheme="minorHAnsi" w:hAnsiTheme="minorHAnsi" w:cstheme="minorHAnsi"/>
-          <w:color w:val="000000" w:themeColor="text1"/>
-        </w:rPr>
-        <w:t>This study did not involve direct API testing under controlled conditions. Findings are based on documented specifications and third-party reports. Additionally, the RAWG API's commercial pricing beyond the free tier is not publicly disclosed, limiting analysis of enterprise-scale deployments. The study also does not include comparative performance benchmarking against alternative game database APIs.</w:t>
-      </w:r>
-    </w:p>
-    <w:p>
-      <w:pPr>
-        <w:pStyle w:val="Seperator"/>
-      </w:pPr>
-    </w:p>
-    <w:p>
-      <w:pPr>
-        <w:pStyle w:val="Heading2"/>
-        <w:rPr>
-          <w:rFonts w:asciiTheme="minorHAnsi" w:hAnsiTheme="minorHAnsi" w:cstheme="minorHAnsi"/>
-          <w:color w:val="000000" w:themeColor="text1"/>
-          <w:sz w:val="32"/>
-          <w:szCs w:val="32"/>
-        </w:rPr>
-      </w:pPr>
-      <w:r>
-        <w:rPr>
-          <w:rFonts w:asciiTheme="minorHAnsi" w:hAnsiTheme="minorHAnsi" w:cstheme="minorHAnsi"/>
-          <w:color w:val="000000" w:themeColor="text1"/>
-          <w:sz w:val="32"/>
-          <w:szCs w:val="32"/>
-        </w:rPr>
-        <w:t>Study</w:t>
-      </w:r>
-    </w:p>
-    <w:p>
-      <w:pPr>
-        <w:pStyle w:val="Heading"/>
-        <w:rPr>
-          <w:color w:val="000000" w:themeColor="text1"/>
-        </w:rPr>
-      </w:pPr>
-      <w:r>
-        <w:rPr>
-          <w:color w:val="000000" w:themeColor="text1"/>
-        </w:rPr>
-        <w:t>The RAWG API: Architecture and Features</w:t>
-      </w:r>
-    </w:p>
-    <w:p>
-      <w:pPr>
-        <w:pStyle w:val="Heading4"/>
-        <w:rPr>
-          <w:rFonts w:asciiTheme="minorHAnsi" w:hAnsiTheme="minorHAnsi" w:cstheme="minorHAnsi"/>
-          <w:i w:val="0"/>
-          <w:iCs w:val="0"/>
-          <w:color w:val="000000" w:themeColor="text1"/>
-        </w:rPr>
-      </w:pPr>
-      <w:r>
-        <w:rPr>
-          <w:rFonts w:asciiTheme="minorHAnsi" w:hAnsiTheme="minorHAnsi" w:cstheme="minorHAnsi"/>
-          <w:i w:val="0"/>
-          <w:iCs w:val="0"/>
-          <w:color w:val="000000" w:themeColor="text1"/>
-        </w:rPr>
-        <w:t>Authentication and Request Structure</w:t>
-      </w:r>
-    </w:p>
-    <w:p>
-      <w:pPr>
-        <w:pStyle w:val="ds-markdown-paragraph"/>
-        <w:rPr>
-          <w:rFonts w:asciiTheme="minorHAnsi" w:hAnsiTheme="minorHAnsi" w:cstheme="minorHAnsi"/>
-          <w:color w:val="000000" w:themeColor="text1"/>
-        </w:rPr>
-      </w:pPr>
-      <w:r>
-        <w:rPr>
-          <w:rFonts w:asciiTheme="minorHAnsi" w:hAnsiTheme="minorHAnsi" w:cstheme="minorHAnsi"/>
-          <w:color w:val="000000" w:themeColor="text1"/>
-        </w:rPr>
-        <w:t xml:space="preserve">The RAWG API employs a simple API key authentication model. Every request must include the </w:t>
-      </w:r>
-      <w:r>
-        <w:rPr>
-          <w:rStyle w:val="HTMLCode"/>
-          <w:rFonts w:asciiTheme="minorHAnsi" w:hAnsiTheme="minorHAnsi" w:cstheme="minorHAnsi"/>
-          <w:color w:val="000000" w:themeColor="text1"/>
-        </w:rPr>
-        <w:t>key</w:t>
-      </w:r>
-      <w:r>
-        <w:rPr>
-          <w:rFonts w:asciiTheme="minorHAnsi" w:hAnsiTheme="minorHAnsi" w:cstheme="minorHAnsi"/>
-          <w:color w:val="000000" w:themeColor="text1"/>
-        </w:rPr>
-        <w:t xml:space="preserve"> query parameter with a valid API key obtained from </w:t>
-      </w:r>
-      <w:hyperlink r:id="rId11" w:tgtFrame="_blank" w:history="1">
-        <w:r>
-          <w:rPr>
-            <w:rStyle w:val="Hyperlink"/>
-            <w:rFonts w:asciiTheme="minorHAnsi" w:hAnsiTheme="minorHAnsi" w:cstheme="minorHAnsi"/>
-            <w:color w:val="000000" w:themeColor="text1"/>
-          </w:rPr>
-          <w:t>RAWG.io/apidocs</w:t>
-        </w:r>
-      </w:hyperlink>
-      <w:r>
-        <w:rPr>
-          <w:rFonts w:asciiTheme="minorHAnsi" w:hAnsiTheme="minorHAnsi" w:cstheme="minorHAnsi"/>
-          <w:color w:val="000000" w:themeColor="text1"/>
-        </w:rPr>
-        <w:t xml:space="preserve">. The base URL for all requests is </w:t>
-      </w:r>
-      <w:r>
-        <w:rPr>
-          <w:rStyle w:val="HTMLCode"/>
-          <w:rFonts w:asciiTheme="minorHAnsi" w:hAnsiTheme="minorHAnsi" w:cstheme="minorHAnsi"/>
-          <w:color w:val="000000" w:themeColor="text1"/>
-        </w:rPr>
-        <w:t>https://api.rawg.io/api/</w:t>
-      </w:r>
-      <w:r>
-        <w:rPr>
-          <w:rFonts w:asciiTheme="minorHAnsi" w:hAnsiTheme="minorHAnsi" w:cstheme="minorHAnsi"/>
-          <w:color w:val="000000" w:themeColor="text1"/>
-        </w:rPr>
-        <w:t>, and all responses are returned in JSON format. The API documentation explicitly warns: "If you don't provide it, we may ban your requests."</w:t>
-      </w:r>
-    </w:p>
-    <w:p>
-      <w:pPr>
-        <w:pStyle w:val="Heading"/>
-      </w:pPr>
-      <w:r>
-        <w:t>Core Endpoints</w:t>
-      </w:r>
-    </w:p>
-    <w:p>
-      <w:pPr>
-        <w:pStyle w:val="ds-markdown-paragraph"/>
-        <w:rPr>
-          <w:rFonts w:asciiTheme="minorHAnsi" w:hAnsiTheme="minorHAnsi" w:cstheme="minorHAnsi"/>
-          <w:color w:val="000000" w:themeColor="text1"/>
-        </w:rPr>
-      </w:pPr>
-      <w:r>
-        <w:rPr>
-          <w:rFonts w:asciiTheme="minorHAnsi" w:hAnsiTheme="minorHAnsi" w:cstheme="minorHAnsi"/>
-          <w:color w:val="000000" w:themeColor="text1"/>
-        </w:rPr>
-        <w:t>The API exposes a comprehensive set of RESTful endpoints covering the gaming ecosystem:</w:t>
+      </w:pPr>
+      <w:r>
+        <w:t>2. Core PWA</w:t>
+      </w:r>
+      <w:r>
+        <w:t xml:space="preserve"> </w:t>
+      </w:r>
+      <w:r>
+        <w:t>Technologies</w:t>
+      </w:r>
+      <w:r>
+        <w:t xml:space="preserve"> </w:t>
       </w:r>
     </w:p>
     <w:tbl>
@@ -1025,59 +160,39 @@
         <w:tblLook w:val="04A0" w:firstRow="1" w:lastRow="0" w:firstColumn="1" w:lastColumn="0" w:noHBand="0" w:noVBand="1"/>
       </w:tblPr>
       <w:tblGrid>
-        <w:gridCol w:w="3681"/>
-        <w:gridCol w:w="5953"/>
+        <w:gridCol w:w="2547"/>
+        <w:gridCol w:w="7189"/>
       </w:tblGrid>
       <w:tr>
         <w:tc>
           <w:tcPr>
-            <w:tcW w:w="3681" w:type="dxa"/>
-            <w:hideMark/>
-          </w:tcPr>
-          <w:p>
-            <w:pPr>
-              <w:jc w:val="center"/>
-              <w:rPr>
-                <w:rFonts w:cstheme="minorHAnsi"/>
-                <w:b/>
-                <w:bCs/>
-                <w:color w:val="000000" w:themeColor="text1"/>
-              </w:rPr>
-            </w:pPr>
-            <w:r>
-              <w:rPr>
-                <w:rFonts w:cstheme="minorHAnsi"/>
-                <w:b/>
-                <w:bCs/>
-                <w:color w:val="000000" w:themeColor="text1"/>
-              </w:rPr>
-              <w:t>Endpoint</w:t>
-            </w:r>
-          </w:p>
-        </w:tc>
-        <w:tc>
-          <w:tcPr>
-            <w:tcW w:w="5953" w:type="dxa"/>
-            <w:hideMark/>
-          </w:tcPr>
-          <w:p>
-            <w:pPr>
-              <w:jc w:val="center"/>
-              <w:rPr>
-                <w:rFonts w:cstheme="minorHAnsi"/>
-                <w:b/>
-                <w:bCs/>
-                <w:color w:val="000000" w:themeColor="text1"/>
-              </w:rPr>
-            </w:pPr>
-            <w:r>
-              <w:rPr>
-                <w:rFonts w:cstheme="minorHAnsi"/>
-                <w:b/>
-                <w:bCs/>
-                <w:color w:val="000000" w:themeColor="text1"/>
-              </w:rPr>
-              <w:t>Description</w:t>
+            <w:tcW w:w="2547" w:type="dxa"/>
+          </w:tcPr>
+          <w:p>
+            <w:pPr>
+              <w:pStyle w:val="Heading"/>
+            </w:pPr>
+            <w:r>
+              <w:t>Technology</w:t>
+            </w:r>
+            <w:r>
+              <w:t xml:space="preserve"> </w:t>
+            </w:r>
+          </w:p>
+        </w:tc>
+        <w:tc>
+          <w:tcPr>
+            <w:tcW w:w="7189" w:type="dxa"/>
+          </w:tcPr>
+          <w:p>
+            <w:pPr>
+              <w:pStyle w:val="Heading"/>
+            </w:pPr>
+            <w:r>
+              <w:t xml:space="preserve"> </w:t>
+            </w:r>
+            <w:r>
+              <w:t>Role in PWA</w:t>
             </w:r>
           </w:p>
         </w:tc>
@@ -1085,44 +200,36 @@
       <w:tr>
         <w:tc>
           <w:tcPr>
-            <w:tcW w:w="0" w:type="auto"/>
-            <w:hideMark/>
-          </w:tcPr>
-          <w:p>
-            <w:pPr>
-              <w:rPr>
-                <w:rFonts w:cstheme="minorHAnsi"/>
-                <w:color w:val="000000" w:themeColor="text1"/>
-              </w:rPr>
-            </w:pPr>
-            <w:r>
-              <w:rPr>
-                <w:rStyle w:val="HTMLCode"/>
-                <w:rFonts w:asciiTheme="minorHAnsi" w:eastAsiaTheme="minorHAnsi" w:hAnsiTheme="minorHAnsi" w:cstheme="minorHAnsi"/>
-                <w:color w:val="000000" w:themeColor="text1"/>
-              </w:rPr>
-              <w:t>/games</w:t>
-            </w:r>
-          </w:p>
-        </w:tc>
-        <w:tc>
-          <w:tcPr>
-            <w:tcW w:w="5953" w:type="dxa"/>
-            <w:hideMark/>
-          </w:tcPr>
-          <w:p>
-            <w:pPr>
-              <w:rPr>
-                <w:rFonts w:cstheme="minorHAnsi"/>
-                <w:color w:val="000000" w:themeColor="text1"/>
-              </w:rPr>
-            </w:pPr>
-            <w:r>
-              <w:rPr>
-                <w:rFonts w:cstheme="minorHAnsi"/>
-                <w:color w:val="000000" w:themeColor="text1"/>
-              </w:rPr>
-              <w:t>Paginated list of games with filtering options</w:t>
+            <w:tcW w:w="2547" w:type="dxa"/>
+          </w:tcPr>
+          <w:p>
+            <w:pPr>
+              <w:pStyle w:val="Text"/>
+            </w:pPr>
+            <w:r>
+              <w:t>Service Workers</w:t>
+            </w:r>
+            <w:r>
+              <w:t xml:space="preserve"> </w:t>
+            </w:r>
+          </w:p>
+        </w:tc>
+        <w:tc>
+          <w:tcPr>
+            <w:tcW w:w="7189" w:type="dxa"/>
+          </w:tcPr>
+          <w:p>
+            <w:pPr>
+              <w:pStyle w:val="Text"/>
+            </w:pPr>
+            <w:r>
+              <w:t xml:space="preserve"> Background JS scripts enabling offline caching, background sync,</w:t>
+            </w:r>
+            <w:r>
+              <w:t xml:space="preserve"> </w:t>
+            </w:r>
+            <w:r>
+              <w:t>and push notification handling.</w:t>
             </w:r>
           </w:p>
         </w:tc>
@@ -1130,44 +237,36 @@
       <w:tr>
         <w:tc>
           <w:tcPr>
-            <w:tcW w:w="0" w:type="auto"/>
-            <w:hideMark/>
-          </w:tcPr>
-          <w:p>
-            <w:pPr>
-              <w:rPr>
-                <w:rFonts w:cstheme="minorHAnsi"/>
-                <w:color w:val="000000" w:themeColor="text1"/>
-              </w:rPr>
-            </w:pPr>
-            <w:r>
-              <w:rPr>
-                <w:rStyle w:val="HTMLCode"/>
-                <w:rFonts w:asciiTheme="minorHAnsi" w:eastAsiaTheme="minorHAnsi" w:hAnsiTheme="minorHAnsi" w:cstheme="minorHAnsi"/>
-                <w:color w:val="000000" w:themeColor="text1"/>
-              </w:rPr>
-              <w:t>/games/{id}</w:t>
-            </w:r>
-          </w:p>
-        </w:tc>
-        <w:tc>
-          <w:tcPr>
-            <w:tcW w:w="5953" w:type="dxa"/>
-            <w:hideMark/>
-          </w:tcPr>
-          <w:p>
-            <w:pPr>
-              <w:rPr>
-                <w:rFonts w:cstheme="minorHAnsi"/>
-                <w:color w:val="000000" w:themeColor="text1"/>
-              </w:rPr>
-            </w:pPr>
-            <w:r>
-              <w:rPr>
-                <w:rFonts w:cstheme="minorHAnsi"/>
-                <w:color w:val="000000" w:themeColor="text1"/>
-              </w:rPr>
-              <w:t>Detailed information for a single game</w:t>
+            <w:tcW w:w="2547" w:type="dxa"/>
+          </w:tcPr>
+          <w:p>
+            <w:pPr>
+              <w:pStyle w:val="Text"/>
+            </w:pPr>
+            <w:r>
+              <w:t xml:space="preserve">Web App Manifest </w:t>
+            </w:r>
+          </w:p>
+        </w:tc>
+        <w:tc>
+          <w:tcPr>
+            <w:tcW w:w="7189" w:type="dxa"/>
+          </w:tcPr>
+          <w:p>
+            <w:pPr>
+              <w:pStyle w:val="Text"/>
+            </w:pPr>
+            <w:r>
+              <w:t xml:space="preserve"> </w:t>
+            </w:r>
+            <w:r>
+              <w:t>JSON file defining app name, icons, and display mode — enables</w:t>
+            </w:r>
+            <w:r>
+              <w:t xml:space="preserve"> </w:t>
+            </w:r>
+            <w:r>
+              <w:t>Add to Home Screen.</w:t>
             </w:r>
           </w:p>
         </w:tc>
@@ -1175,44 +274,39 @@
       <w:tr>
         <w:tc>
           <w:tcPr>
-            <w:tcW w:w="0" w:type="auto"/>
-            <w:hideMark/>
-          </w:tcPr>
-          <w:p>
-            <w:pPr>
-              <w:rPr>
-                <w:rFonts w:cstheme="minorHAnsi"/>
-                <w:color w:val="000000" w:themeColor="text1"/>
-              </w:rPr>
-            </w:pPr>
-            <w:r>
-              <w:rPr>
-                <w:rStyle w:val="HTMLCode"/>
-                <w:rFonts w:asciiTheme="minorHAnsi" w:eastAsiaTheme="minorHAnsi" w:hAnsiTheme="minorHAnsi" w:cstheme="minorHAnsi"/>
-                <w:color w:val="000000" w:themeColor="text1"/>
-              </w:rPr>
-              <w:t>/games/{id}/screenshots</w:t>
-            </w:r>
-          </w:p>
-        </w:tc>
-        <w:tc>
-          <w:tcPr>
-            <w:tcW w:w="5953" w:type="dxa"/>
-            <w:hideMark/>
-          </w:tcPr>
-          <w:p>
-            <w:pPr>
-              <w:rPr>
-                <w:rFonts w:cstheme="minorHAnsi"/>
-                <w:color w:val="000000" w:themeColor="text1"/>
-              </w:rPr>
-            </w:pPr>
-            <w:r>
-              <w:rPr>
-                <w:rFonts w:cstheme="minorHAnsi"/>
-                <w:color w:val="000000" w:themeColor="text1"/>
-              </w:rPr>
-              <w:t>Screenshots for a specific game</w:t>
+            <w:tcW w:w="2547" w:type="dxa"/>
+          </w:tcPr>
+          <w:p>
+            <w:pPr>
+              <w:pStyle w:val="Text"/>
+            </w:pPr>
+            <w:r>
+              <w:t xml:space="preserve">Cache API / </w:t>
+            </w:r>
+            <w:r>
+              <w:t>Indexed DB</w:t>
+            </w:r>
+            <w:r>
+              <w:t xml:space="preserve"> </w:t>
+            </w:r>
+          </w:p>
+        </w:tc>
+        <w:tc>
+          <w:tcPr>
+            <w:tcW w:w="7189" w:type="dxa"/>
+          </w:tcPr>
+          <w:p>
+            <w:pPr>
+              <w:pStyle w:val="Text"/>
+            </w:pPr>
+            <w:r>
+              <w:t xml:space="preserve"> Client-side storage for assets and structured data, powering</w:t>
+            </w:r>
+            <w:r>
+              <w:t xml:space="preserve"> </w:t>
+            </w:r>
+            <w:r>
+              <w:t>offline-first experiences.</w:t>
             </w:r>
           </w:p>
         </w:tc>
@@ -1220,44 +314,36 @@
       <w:tr>
         <w:tc>
           <w:tcPr>
-            <w:tcW w:w="0" w:type="auto"/>
-            <w:hideMark/>
-          </w:tcPr>
-          <w:p>
-            <w:pPr>
-              <w:rPr>
-                <w:rFonts w:cstheme="minorHAnsi"/>
-                <w:color w:val="000000" w:themeColor="text1"/>
-              </w:rPr>
-            </w:pPr>
-            <w:r>
-              <w:rPr>
-                <w:rStyle w:val="HTMLCode"/>
-                <w:rFonts w:asciiTheme="minorHAnsi" w:eastAsiaTheme="minorHAnsi" w:hAnsiTheme="minorHAnsi" w:cstheme="minorHAnsi"/>
-                <w:color w:val="000000" w:themeColor="text1"/>
-              </w:rPr>
-              <w:t>/genres</w:t>
-            </w:r>
-          </w:p>
-        </w:tc>
-        <w:tc>
-          <w:tcPr>
-            <w:tcW w:w="5953" w:type="dxa"/>
-            <w:hideMark/>
-          </w:tcPr>
-          <w:p>
-            <w:pPr>
-              <w:rPr>
-                <w:rFonts w:cstheme="minorHAnsi"/>
-                <w:color w:val="000000" w:themeColor="text1"/>
-              </w:rPr>
-            </w:pPr>
-            <w:r>
-              <w:rPr>
-                <w:rFonts w:cstheme="minorHAnsi"/>
-                <w:color w:val="000000" w:themeColor="text1"/>
-              </w:rPr>
-              <w:t>List of game genres</w:t>
+            <w:tcW w:w="2547" w:type="dxa"/>
+          </w:tcPr>
+          <w:p>
+            <w:pPr>
+              <w:pStyle w:val="Text"/>
+            </w:pPr>
+            <w:r>
+              <w:t xml:space="preserve">Web Push API </w:t>
+            </w:r>
+          </w:p>
+        </w:tc>
+        <w:tc>
+          <w:tcPr>
+            <w:tcW w:w="7189" w:type="dxa"/>
+          </w:tcPr>
+          <w:p>
+            <w:pPr>
+              <w:pStyle w:val="Text"/>
+            </w:pPr>
+            <w:r>
+              <w:t xml:space="preserve"> </w:t>
+            </w:r>
+            <w:r>
+              <w:t>Allows re-engagement via push notifications even when the</w:t>
+            </w:r>
+            <w:r>
+              <w:t xml:space="preserve"> </w:t>
+            </w:r>
+            <w:r>
+              <w:t>browser is closed.</w:t>
             </w:r>
           </w:p>
         </w:tc>
@@ -1265,225 +351,36 @@
       <w:tr>
         <w:tc>
           <w:tcPr>
-            <w:tcW w:w="0" w:type="auto"/>
-            <w:hideMark/>
-          </w:tcPr>
-          <w:p>
-            <w:pPr>
-              <w:rPr>
-                <w:rFonts w:cstheme="minorHAnsi"/>
-                <w:color w:val="000000" w:themeColor="text1"/>
-              </w:rPr>
-            </w:pPr>
-            <w:r>
-              <w:rPr>
-                <w:rStyle w:val="HTMLCode"/>
-                <w:rFonts w:asciiTheme="minorHAnsi" w:eastAsiaTheme="minorHAnsi" w:hAnsiTheme="minorHAnsi" w:cstheme="minorHAnsi"/>
-                <w:color w:val="000000" w:themeColor="text1"/>
-              </w:rPr>
-              <w:t>/platforms</w:t>
-            </w:r>
-          </w:p>
-        </w:tc>
-        <w:tc>
-          <w:tcPr>
-            <w:tcW w:w="5953" w:type="dxa"/>
-            <w:hideMark/>
-          </w:tcPr>
-          <w:p>
-            <w:pPr>
-              <w:rPr>
-                <w:rFonts w:cstheme="minorHAnsi"/>
-                <w:color w:val="000000" w:themeColor="text1"/>
-              </w:rPr>
-            </w:pPr>
-            <w:r>
-              <w:rPr>
-                <w:rFonts w:cstheme="minorHAnsi"/>
-                <w:color w:val="000000" w:themeColor="text1"/>
-              </w:rPr>
-              <w:t>List of gaming platforms</w:t>
-            </w:r>
-          </w:p>
-        </w:tc>
-      </w:tr>
-      <w:tr>
-        <w:tc>
-          <w:tcPr>
-            <w:tcW w:w="0" w:type="auto"/>
-            <w:hideMark/>
-          </w:tcPr>
-          <w:p>
-            <w:pPr>
-              <w:rPr>
-                <w:rFonts w:cstheme="minorHAnsi"/>
-                <w:color w:val="000000" w:themeColor="text1"/>
-              </w:rPr>
-            </w:pPr>
-            <w:r>
-              <w:rPr>
-                <w:rStyle w:val="HTMLCode"/>
-                <w:rFonts w:asciiTheme="minorHAnsi" w:eastAsiaTheme="minorHAnsi" w:hAnsiTheme="minorHAnsi" w:cstheme="minorHAnsi"/>
-                <w:color w:val="000000" w:themeColor="text1"/>
-              </w:rPr>
-              <w:t>/developers</w:t>
-            </w:r>
-          </w:p>
-        </w:tc>
-        <w:tc>
-          <w:tcPr>
-            <w:tcW w:w="5953" w:type="dxa"/>
-            <w:hideMark/>
-          </w:tcPr>
-          <w:p>
-            <w:pPr>
-              <w:rPr>
-                <w:rFonts w:cstheme="minorHAnsi"/>
-                <w:color w:val="000000" w:themeColor="text1"/>
-              </w:rPr>
-            </w:pPr>
-            <w:r>
-              <w:rPr>
-                <w:rFonts w:cstheme="minorHAnsi"/>
-                <w:color w:val="000000" w:themeColor="text1"/>
-              </w:rPr>
-              <w:t>List of game developers</w:t>
-            </w:r>
-          </w:p>
-        </w:tc>
-      </w:tr>
-      <w:tr>
-        <w:tc>
-          <w:tcPr>
-            <w:tcW w:w="0" w:type="auto"/>
-            <w:hideMark/>
-          </w:tcPr>
-          <w:p>
-            <w:pPr>
-              <w:rPr>
-                <w:rFonts w:cstheme="minorHAnsi"/>
-                <w:color w:val="000000" w:themeColor="text1"/>
-              </w:rPr>
-            </w:pPr>
-            <w:r>
-              <w:rPr>
-                <w:rStyle w:val="HTMLCode"/>
-                <w:rFonts w:asciiTheme="minorHAnsi" w:eastAsiaTheme="minorHAnsi" w:hAnsiTheme="minorHAnsi" w:cstheme="minorHAnsi"/>
-                <w:color w:val="000000" w:themeColor="text1"/>
-              </w:rPr>
-              <w:t>/publishers</w:t>
-            </w:r>
-          </w:p>
-        </w:tc>
-        <w:tc>
-          <w:tcPr>
-            <w:tcW w:w="5953" w:type="dxa"/>
-            <w:hideMark/>
-          </w:tcPr>
-          <w:p>
-            <w:pPr>
-              <w:rPr>
-                <w:rFonts w:cstheme="minorHAnsi"/>
-                <w:color w:val="000000" w:themeColor="text1"/>
-              </w:rPr>
-            </w:pPr>
-            <w:r>
-              <w:rPr>
-                <w:rFonts w:cstheme="minorHAnsi"/>
-                <w:color w:val="000000" w:themeColor="text1"/>
-              </w:rPr>
-              <w:t>List of game publishers</w:t>
-            </w:r>
-          </w:p>
-        </w:tc>
-      </w:tr>
-      <w:tr>
-        <w:tc>
-          <w:tcPr>
-            <w:tcW w:w="0" w:type="auto"/>
-            <w:hideMark/>
-          </w:tcPr>
-          <w:p>
-            <w:pPr>
-              <w:rPr>
-                <w:rFonts w:cstheme="minorHAnsi"/>
-                <w:color w:val="000000" w:themeColor="text1"/>
-              </w:rPr>
-            </w:pPr>
-            <w:r>
-              <w:rPr>
-                <w:rStyle w:val="HTMLCode"/>
-                <w:rFonts w:asciiTheme="minorHAnsi" w:eastAsiaTheme="minorHAnsi" w:hAnsiTheme="minorHAnsi" w:cstheme="minorHAnsi"/>
-                <w:color w:val="000000" w:themeColor="text1"/>
-              </w:rPr>
-              <w:lastRenderedPageBreak/>
-              <w:t>/stores</w:t>
-            </w:r>
-          </w:p>
-        </w:tc>
-        <w:tc>
-          <w:tcPr>
-            <w:tcW w:w="5953" w:type="dxa"/>
-            <w:hideMark/>
-          </w:tcPr>
-          <w:p>
-            <w:pPr>
-              <w:rPr>
-                <w:rFonts w:cstheme="minorHAnsi"/>
-                <w:color w:val="000000" w:themeColor="text1"/>
-              </w:rPr>
-            </w:pPr>
-            <w:r>
-              <w:rPr>
-                <w:rFonts w:cstheme="minorHAnsi"/>
-                <w:color w:val="000000" w:themeColor="text1"/>
-              </w:rPr>
-              <w:t>List of digital storefronts</w:t>
-            </w:r>
-          </w:p>
-        </w:tc>
-      </w:tr>
-      <w:tr>
-        <w:tc>
-          <w:tcPr>
-            <w:tcW w:w="0" w:type="auto"/>
-            <w:hideMark/>
-          </w:tcPr>
-          <w:p>
-            <w:pPr>
-              <w:rPr>
-                <w:rFonts w:cstheme="minorHAnsi"/>
-                <w:color w:val="000000" w:themeColor="text1"/>
-              </w:rPr>
-            </w:pPr>
-            <w:r>
-              <w:rPr>
-                <w:rStyle w:val="HTMLCode"/>
-                <w:rFonts w:asciiTheme="minorHAnsi" w:eastAsiaTheme="minorHAnsi" w:hAnsiTheme="minorHAnsi" w:cstheme="minorHAnsi"/>
-                <w:color w:val="000000" w:themeColor="text1"/>
-              </w:rPr>
-              <w:t>/creators</w:t>
-            </w:r>
-          </w:p>
-        </w:tc>
-        <w:tc>
-          <w:tcPr>
-            <w:tcW w:w="5953" w:type="dxa"/>
-            <w:hideMark/>
-          </w:tcPr>
-          <w:p>
-            <w:pPr>
-              <w:rPr>
-                <w:rFonts w:cstheme="minorHAnsi"/>
-                <w:color w:val="000000" w:themeColor="text1"/>
-              </w:rPr>
-            </w:pPr>
-            <w:r>
-              <w:rPr>
-                <w:rFonts w:cstheme="minorHAnsi"/>
-                <w:color w:val="000000" w:themeColor="text1"/>
-              </w:rPr>
-              <w:t>List of individual game creators</w:t>
+            <w:tcW w:w="2547" w:type="dxa"/>
+          </w:tcPr>
+          <w:p>
+            <w:pPr>
+              <w:pStyle w:val="Text"/>
+            </w:pPr>
+            <w:r>
+              <w:t xml:space="preserve">HTTPS </w:t>
+            </w:r>
+          </w:p>
+        </w:tc>
+        <w:tc>
+          <w:tcPr>
+            <w:tcW w:w="7189" w:type="dxa"/>
+          </w:tcPr>
+          <w:p>
+            <w:pPr>
+              <w:pStyle w:val="Text"/>
+            </w:pPr>
+            <w:r>
+              <w:t xml:space="preserve"> </w:t>
+            </w:r>
+            <w:r>
+              <w:t>Required for service worker registration; ensures security and user</w:t>
+            </w:r>
+            <w:r>
+              <w:t xml:space="preserve"> </w:t>
+            </w:r>
+            <w:r>
+              <w:t>trust.</w:t>
             </w:r>
           </w:p>
         </w:tc>
@@ -1491,13 +388,7 @@
     </w:tbl>
     <w:p>
       <w:pPr>
-        <w:pStyle w:val="Heading4"/>
-        <w:rPr>
-          <w:rFonts w:asciiTheme="minorHAnsi" w:hAnsiTheme="minorHAnsi" w:cstheme="minorHAnsi"/>
-          <w:i w:val="0"/>
-          <w:iCs w:val="0"/>
-          <w:color w:val="000000" w:themeColor="text1"/>
-        </w:rPr>
+        <w:pStyle w:val="Seperator"/>
       </w:pPr>
     </w:p>
     <w:p>
@@ -1510,281 +401,66 @@
         <w:pStyle w:val="Heading"/>
       </w:pPr>
       <w:r>
-        <w:t>Data Volume and Coverage</w:t>
+        <w:t>3. Case Studies of Successful PWA Implementations</w:t>
       </w:r>
     </w:p>
     <w:p>
       <w:pPr>
-        <w:pStyle w:val="ds-markdown-paragraph"/>
-        <w:rPr>
-          <w:rFonts w:asciiTheme="minorHAnsi" w:hAnsiTheme="minorHAnsi" w:cstheme="minorHAnsi"/>
-          <w:color w:val="000000" w:themeColor="text1"/>
-        </w:rPr>
-      </w:pPr>
-      <w:r>
-        <w:rPr>
-          <w:rFonts w:asciiTheme="minorHAnsi" w:hAnsiTheme="minorHAnsi" w:cstheme="minorHAnsi"/>
-          <w:color w:val="000000" w:themeColor="text1"/>
-        </w:rPr>
-        <w:t>According to official documentation, the RAWG database contains:</w:t>
+        <w:pStyle w:val="Text"/>
+      </w:pPr>
+      <w:r>
+        <w:t xml:space="preserve">3.1 Twitter Lite (2017) — </w:t>
+      </w:r>
+      <w:r>
+        <w:t>social media</w:t>
       </w:r>
     </w:p>
     <w:p>
       <w:pPr>
-        <w:pStyle w:val="ds-markdown-paragraph"/>
-        <w:numPr>
-          <w:ilvl w:val="0"/>
-          <w:numId w:val="15"/>
-        </w:numPr>
-        <w:rPr>
-          <w:rFonts w:asciiTheme="minorHAnsi" w:hAnsiTheme="minorHAnsi" w:cstheme="minorHAnsi"/>
-          <w:color w:val="000000" w:themeColor="text1"/>
-        </w:rPr>
-      </w:pPr>
-      <w:r>
-        <w:rPr>
-          <w:rStyle w:val="Strong"/>
-          <w:rFonts w:asciiTheme="minorHAnsi" w:hAnsiTheme="minorHAnsi" w:cstheme="minorHAnsi"/>
-          <w:color w:val="000000" w:themeColor="text1"/>
-        </w:rPr>
-        <w:t>500,000+ games</w:t>
-      </w:r>
-      <w:r>
-        <w:rPr>
-          <w:rFonts w:asciiTheme="minorHAnsi" w:hAnsiTheme="minorHAnsi" w:cstheme="minorHAnsi"/>
-          <w:color w:val="000000" w:themeColor="text1"/>
-        </w:rPr>
-        <w:t xml:space="preserve"> across 50 platforms including mobile devices</w:t>
+        <w:pStyle w:val="Text"/>
+      </w:pPr>
+      <w:r>
+        <w:t>Problem: Twitter's native app was too large and slow for emerging markets (India, Africa, SE Asia) with</w:t>
+      </w:r>
+      <w:r>
+        <w:t xml:space="preserve"> </w:t>
+      </w:r>
+      <w:r>
+        <w:t>2G/3G connectivity and limited device storage.</w:t>
       </w:r>
     </w:p>
     <w:p>
       <w:pPr>
-        <w:pStyle w:val="ds-markdown-paragraph"/>
-        <w:numPr>
-          <w:ilvl w:val="0"/>
-          <w:numId w:val="15"/>
-        </w:numPr>
-        <w:rPr>
-          <w:rFonts w:asciiTheme="minorHAnsi" w:hAnsiTheme="minorHAnsi" w:cstheme="minorHAnsi"/>
-          <w:color w:val="000000" w:themeColor="text1"/>
-        </w:rPr>
-      </w:pPr>
-      <w:r>
-        <w:rPr>
-          <w:rStyle w:val="Strong"/>
-          <w:rFonts w:asciiTheme="minorHAnsi" w:hAnsiTheme="minorHAnsi" w:cstheme="minorHAnsi"/>
-          <w:color w:val="000000" w:themeColor="text1"/>
-        </w:rPr>
-        <w:t>2,100,000 screenshots</w:t>
+        <w:pStyle w:val="Text"/>
+      </w:pPr>
+      <w:r>
+        <w:t>PWA Solution: Rebuilt the mobile web as a &lt;1 MB PWA with service workers for offline browsing, push</w:t>
+      </w:r>
+      <w:r>
+        <w:t xml:space="preserve"> </w:t>
+      </w:r>
+      <w:r>
+        <w:t>notifications for re-engagement, and lazy image loading. Became the default experience in 45+</w:t>
+      </w:r>
+      <w:r>
+        <w:t xml:space="preserve"> </w:t>
+      </w:r>
+      <w:r>
+        <w:t>countries.</w:t>
       </w:r>
     </w:p>
     <w:p>
       <w:pPr>
-        <w:pStyle w:val="ds-markdown-paragraph"/>
-        <w:numPr>
-          <w:ilvl w:val="0"/>
-          <w:numId w:val="15"/>
-        </w:numPr>
-        <w:rPr>
-          <w:rFonts w:asciiTheme="minorHAnsi" w:hAnsiTheme="minorHAnsi" w:cstheme="minorHAnsi"/>
-          <w:color w:val="000000" w:themeColor="text1"/>
-        </w:rPr>
-      </w:pPr>
-      <w:r>
-        <w:rPr>
-          <w:rStyle w:val="Strong"/>
-          <w:rFonts w:asciiTheme="minorHAnsi" w:hAnsiTheme="minorHAnsi" w:cstheme="minorHAnsi"/>
-          <w:color w:val="000000" w:themeColor="text1"/>
-        </w:rPr>
-        <w:t>1,100,000 user ratings</w:t>
-      </w:r>
-    </w:p>
-    <w:p>
-      <w:pPr>
-        <w:pStyle w:val="ds-markdown-paragraph"/>
-        <w:numPr>
-          <w:ilvl w:val="0"/>
-          <w:numId w:val="15"/>
-        </w:numPr>
-        <w:rPr>
-          <w:rFonts w:asciiTheme="minorHAnsi" w:hAnsiTheme="minorHAnsi" w:cstheme="minorHAnsi"/>
-          <w:color w:val="000000" w:themeColor="text1"/>
-        </w:rPr>
-      </w:pPr>
-      <w:r>
-        <w:rPr>
-          <w:rStyle w:val="Strong"/>
-          <w:rFonts w:asciiTheme="minorHAnsi" w:hAnsiTheme="minorHAnsi" w:cstheme="minorHAnsi"/>
-          <w:color w:val="000000" w:themeColor="text1"/>
-        </w:rPr>
-        <w:t>220,000 developers</w:t>
-      </w:r>
-    </w:p>
-    <w:p>
-      <w:pPr>
-        <w:pStyle w:val="ds-markdown-paragraph"/>
-        <w:numPr>
-          <w:ilvl w:val="0"/>
-          <w:numId w:val="15"/>
-        </w:numPr>
-        <w:rPr>
-          <w:rFonts w:asciiTheme="minorHAnsi" w:hAnsiTheme="minorHAnsi" w:cstheme="minorHAnsi"/>
-          <w:color w:val="000000" w:themeColor="text1"/>
-        </w:rPr>
-      </w:pPr>
-      <w:r>
-        <w:rPr>
-          <w:rStyle w:val="Strong"/>
-          <w:rFonts w:asciiTheme="minorHAnsi" w:hAnsiTheme="minorHAnsi" w:cstheme="minorHAnsi"/>
-          <w:color w:val="000000" w:themeColor="text1"/>
-        </w:rPr>
-        <w:t>58,000 tags</w:t>
-      </w:r>
-    </w:p>
-    <w:p>
-      <w:pPr>
-        <w:pStyle w:val="ds-markdown-paragraph"/>
-        <w:numPr>
-          <w:ilvl w:val="0"/>
-          <w:numId w:val="15"/>
-        </w:numPr>
-        <w:rPr>
-          <w:rFonts w:asciiTheme="minorHAnsi" w:hAnsiTheme="minorHAnsi" w:cstheme="minorHAnsi"/>
-          <w:color w:val="000000" w:themeColor="text1"/>
-        </w:rPr>
-      </w:pPr>
-      <w:r>
-        <w:rPr>
-          <w:rStyle w:val="Strong"/>
-          <w:rFonts w:asciiTheme="minorHAnsi" w:hAnsiTheme="minorHAnsi" w:cstheme="minorHAnsi"/>
-          <w:color w:val="000000" w:themeColor="text1"/>
-        </w:rPr>
-        <w:t>45,000 publishers</w:t>
-      </w:r>
-    </w:p>
-    <w:p>
-      <w:pPr>
-        <w:pStyle w:val="ds-markdown-paragraph"/>
-        <w:numPr>
-          <w:ilvl w:val="0"/>
-          <w:numId w:val="15"/>
-        </w:numPr>
-        <w:rPr>
-          <w:rFonts w:asciiTheme="minorHAnsi" w:hAnsiTheme="minorHAnsi" w:cstheme="minorHAnsi"/>
-          <w:color w:val="000000" w:themeColor="text1"/>
-        </w:rPr>
-      </w:pPr>
-      <w:r>
-        <w:rPr>
-          <w:rStyle w:val="Strong"/>
-          <w:rFonts w:asciiTheme="minorHAnsi" w:hAnsiTheme="minorHAnsi" w:cstheme="minorHAnsi"/>
-          <w:color w:val="000000" w:themeColor="text1"/>
-        </w:rPr>
-        <w:t>24,000 credited individuals</w:t>
-      </w:r>
-    </w:p>
-    <w:p>
-      <w:pPr>
-        <w:pStyle w:val="ds-markdown-paragraph"/>
-        <w:rPr>
-          <w:rFonts w:asciiTheme="minorHAnsi" w:hAnsiTheme="minorHAnsi" w:cstheme="minorHAnsi"/>
-          <w:color w:val="000000" w:themeColor="text1"/>
-        </w:rPr>
-      </w:pPr>
-      <w:r>
-        <w:rPr>
-          <w:rFonts w:asciiTheme="minorHAnsi" w:hAnsiTheme="minorHAnsi" w:cstheme="minorHAnsi"/>
-          <w:color w:val="000000" w:themeColor="text1"/>
-        </w:rPr>
-        <w:t>The API provides rich metadata including descriptions, genres, release dates, links to stores, ESRB ratings, average playtime, gameplay videos, Metacritic ratings, official websites, system requirements, linked YouTube and Twitch videos, DLCs, franchises, and player activity data from Steam and RAWG.</w:t>
-      </w:r>
-    </w:p>
-    <w:p>
-      <w:pPr>
-        <w:pStyle w:val="Heading"/>
-      </w:pPr>
-      <w:r>
-        <w:t>Rate Limiting and Quotas</w:t>
-      </w:r>
-    </w:p>
-    <w:p>
-      <w:pPr>
-        <w:pStyle w:val="ds-markdown-paragraph"/>
-        <w:rPr>
-          <w:rFonts w:asciiTheme="minorHAnsi" w:hAnsiTheme="minorHAnsi" w:cstheme="minorHAnsi"/>
-          <w:color w:val="000000" w:themeColor="text1"/>
-        </w:rPr>
-      </w:pPr>
-      <w:r>
-        <w:rPr>
-          <w:rFonts w:asciiTheme="minorHAnsi" w:hAnsiTheme="minorHAnsi" w:cstheme="minorHAnsi"/>
-          <w:color w:val="000000" w:themeColor="text1"/>
-        </w:rPr>
-        <w:t>The RAWG API implements two distinct rate limiting mechanisms:</w:t>
-      </w:r>
-    </w:p>
-    <w:p>
-      <w:pPr>
-        <w:pStyle w:val="ds-markdown-paragraph"/>
-        <w:rPr>
-          <w:rFonts w:asciiTheme="minorHAnsi" w:hAnsiTheme="minorHAnsi" w:cstheme="minorHAnsi"/>
-          <w:color w:val="000000" w:themeColor="text1"/>
-        </w:rPr>
-      </w:pPr>
-      <w:r>
-        <w:rPr>
-          <w:rStyle w:val="Strong"/>
-          <w:rFonts w:asciiTheme="minorHAnsi" w:hAnsiTheme="minorHAnsi" w:cstheme="minorHAnsi"/>
-          <w:color w:val="000000" w:themeColor="text1"/>
-        </w:rPr>
-        <w:t>Per-Second Limit:</w:t>
-      </w:r>
-      <w:r>
-        <w:rPr>
-          <w:rFonts w:asciiTheme="minorHAnsi" w:hAnsiTheme="minorHAnsi" w:cstheme="minorHAnsi"/>
-          <w:color w:val="000000" w:themeColor="text1"/>
-        </w:rPr>
-        <w:t xml:space="preserve"> Five requests per second are allowed from a single IP address.</w:t>
-      </w:r>
-    </w:p>
-    <w:p>
-      <w:pPr>
-        <w:pStyle w:val="ds-markdown-paragraph"/>
-        <w:rPr>
-          <w:rFonts w:asciiTheme="minorHAnsi" w:hAnsiTheme="minorHAnsi" w:cstheme="minorHAnsi"/>
-          <w:color w:val="000000" w:themeColor="text1"/>
-        </w:rPr>
-      </w:pPr>
-      <w:r>
-        <w:rPr>
-          <w:rStyle w:val="Strong"/>
-          <w:rFonts w:asciiTheme="minorHAnsi" w:hAnsiTheme="minorHAnsi" w:cstheme="minorHAnsi"/>
-          <w:color w:val="000000" w:themeColor="text1"/>
-        </w:rPr>
-        <w:t>Monthly Quota (Free Tier):</w:t>
-      </w:r>
-      <w:r>
-        <w:rPr>
-          <w:rFonts w:asciiTheme="minorHAnsi" w:hAnsiTheme="minorHAnsi" w:cstheme="minorHAnsi"/>
-          <w:color w:val="000000" w:themeColor="text1"/>
-        </w:rPr>
-        <w:t xml:space="preserve"> 20,000 requests per month for non-commercial projects.</w:t>
-      </w:r>
-    </w:p>
-    <w:p>
-      <w:pPr>
-        <w:pStyle w:val="ds-markdown-paragraph"/>
-        <w:rPr>
-          <w:rFonts w:asciiTheme="minorHAnsi" w:hAnsiTheme="minorHAnsi" w:cstheme="minorHAnsi"/>
-          <w:color w:val="000000" w:themeColor="text1"/>
-        </w:rPr>
-      </w:pPr>
-      <w:r>
-        <w:rPr>
-          <w:rFonts w:asciiTheme="minorHAnsi" w:hAnsiTheme="minorHAnsi" w:cstheme="minorHAnsi"/>
-          <w:color w:val="000000" w:themeColor="text1"/>
-        </w:rPr>
-        <w:t>For commercial use, RAWG offers two paid tiers:</w:t>
+        <w:pStyle w:val="Text"/>
+      </w:pPr>
+      <w:r>
+        <w:t>Key Features: Offline tweet caching · Web push notifications · App shell architecture · Data-saving imag</w:t>
+      </w:r>
+      <w:r>
+        <w:t xml:space="preserve">e </w:t>
+      </w:r>
+      <w:r>
+        <w:t>loading</w:t>
       </w:r>
     </w:p>
     <w:tbl>
@@ -1800,113 +476,53 @@
         <w:tblLook w:val="04A0" w:firstRow="1" w:lastRow="0" w:firstColumn="1" w:lastColumn="0" w:noHBand="0" w:noVBand="1"/>
       </w:tblPr>
       <w:tblGrid>
-        <w:gridCol w:w="1508"/>
-        <w:gridCol w:w="2173"/>
-        <w:gridCol w:w="1417"/>
-        <w:gridCol w:w="4638"/>
+        <w:gridCol w:w="3245"/>
+        <w:gridCol w:w="3245"/>
+        <w:gridCol w:w="3246"/>
       </w:tblGrid>
       <w:tr>
         <w:tc>
           <w:tcPr>
-            <w:tcW w:w="0" w:type="auto"/>
-            <w:hideMark/>
-          </w:tcPr>
-          <w:p>
-            <w:pPr>
-              <w:jc w:val="center"/>
-              <w:rPr>
-                <w:rFonts w:cstheme="minorHAnsi"/>
-                <w:b/>
-                <w:bCs/>
-                <w:color w:val="000000" w:themeColor="text1"/>
-              </w:rPr>
-            </w:pPr>
-            <w:r>
-              <w:rPr>
-                <w:rFonts w:cstheme="minorHAnsi"/>
-                <w:b/>
-                <w:bCs/>
-                <w:color w:val="000000" w:themeColor="text1"/>
-              </w:rPr>
-              <w:t>Tier</w:t>
-            </w:r>
-          </w:p>
-        </w:tc>
-        <w:tc>
-          <w:tcPr>
-            <w:tcW w:w="2173" w:type="dxa"/>
-            <w:hideMark/>
-          </w:tcPr>
-          <w:p>
-            <w:pPr>
-              <w:jc w:val="center"/>
-              <w:rPr>
-                <w:rFonts w:cstheme="minorHAnsi"/>
-                <w:b/>
-                <w:bCs/>
-                <w:color w:val="000000" w:themeColor="text1"/>
-              </w:rPr>
-            </w:pPr>
-            <w:r>
-              <w:rPr>
-                <w:rFonts w:cstheme="minorHAnsi"/>
-                <w:b/>
-                <w:bCs/>
-                <w:color w:val="000000" w:themeColor="text1"/>
-              </w:rPr>
-              <w:t>Monthly Requests</w:t>
-            </w:r>
-          </w:p>
-        </w:tc>
-        <w:tc>
-          <w:tcPr>
-            <w:tcW w:w="1417" w:type="dxa"/>
-            <w:hideMark/>
-          </w:tcPr>
-          <w:p>
-            <w:pPr>
-              <w:jc w:val="center"/>
-              <w:rPr>
-                <w:rFonts w:cstheme="minorHAnsi"/>
-                <w:b/>
-                <w:bCs/>
-                <w:color w:val="000000" w:themeColor="text1"/>
-              </w:rPr>
-            </w:pPr>
-            <w:r>
-              <w:rPr>
-                <w:rFonts w:cstheme="minorHAnsi"/>
-                <w:b/>
-                <w:bCs/>
-                <w:color w:val="000000" w:themeColor="text1"/>
-              </w:rPr>
-              <w:t>Price</w:t>
-            </w:r>
-          </w:p>
-        </w:tc>
-        <w:tc>
-          <w:tcPr>
-            <w:tcW w:w="4638" w:type="dxa"/>
-            <w:hideMark/>
-          </w:tcPr>
-          <w:p>
-            <w:pPr>
-              <w:jc w:val="center"/>
-              <w:rPr>
-                <w:rFonts w:cstheme="minorHAnsi"/>
-                <w:b/>
-                <w:bCs/>
-                <w:color w:val="000000" w:themeColor="text1"/>
-              </w:rPr>
-            </w:pPr>
-            <w:r>
-              <w:rPr>
-                <w:rFonts w:cstheme="minorHAnsi"/>
-                <w:b/>
-                <w:bCs/>
-                <w:color w:val="000000" w:themeColor="text1"/>
-              </w:rPr>
-              <w:t>Features</w:t>
+            <w:tcW w:w="3245" w:type="dxa"/>
+          </w:tcPr>
+          <w:p>
+            <w:pPr>
+              <w:pStyle w:val="Heading"/>
+            </w:pPr>
+            <w:r>
+              <w:t>Metric</w:t>
+            </w:r>
+            <w:r>
+              <w:t xml:space="preserve"> </w:t>
+            </w:r>
+          </w:p>
+        </w:tc>
+        <w:tc>
+          <w:tcPr>
+            <w:tcW w:w="3245" w:type="dxa"/>
+          </w:tcPr>
+          <w:p>
+            <w:pPr>
+              <w:pStyle w:val="Heading"/>
+            </w:pPr>
+            <w:r>
+              <w:t xml:space="preserve">Before </w:t>
+            </w:r>
+          </w:p>
+        </w:tc>
+        <w:tc>
+          <w:tcPr>
+            <w:tcW w:w="3246" w:type="dxa"/>
+          </w:tcPr>
+          <w:p>
+            <w:pPr>
+              <w:pStyle w:val="Heading"/>
+            </w:pPr>
+            <w:r>
+              <w:t xml:space="preserve"> </w:t>
+            </w:r>
+            <w:r>
+              <w:t>After</w:t>
             </w:r>
           </w:p>
         </w:tc>
@@ -1914,85 +530,41 @@
       <w:tr>
         <w:tc>
           <w:tcPr>
-            <w:tcW w:w="0" w:type="auto"/>
-            <w:hideMark/>
-          </w:tcPr>
-          <w:p>
-            <w:pPr>
-              <w:rPr>
-                <w:rFonts w:cstheme="minorHAnsi"/>
-                <w:color w:val="000000" w:themeColor="text1"/>
-              </w:rPr>
-            </w:pPr>
-            <w:r>
-              <w:rPr>
-                <w:rFonts w:cstheme="minorHAnsi"/>
-                <w:color w:val="000000" w:themeColor="text1"/>
-              </w:rPr>
-              <w:t>Free (personal)</w:t>
-            </w:r>
-          </w:p>
-        </w:tc>
-        <w:tc>
-          <w:tcPr>
-            <w:tcW w:w="2173" w:type="dxa"/>
-            <w:hideMark/>
-          </w:tcPr>
-          <w:p>
-            <w:pPr>
-              <w:rPr>
-                <w:rFonts w:cstheme="minorHAnsi"/>
-                <w:color w:val="000000" w:themeColor="text1"/>
-              </w:rPr>
-            </w:pPr>
-            <w:r>
-              <w:rPr>
-                <w:rFonts w:cstheme="minorHAnsi"/>
-                <w:color w:val="000000" w:themeColor="text1"/>
-              </w:rPr>
-              <w:t>20,000</w:t>
-            </w:r>
-          </w:p>
-        </w:tc>
-        <w:tc>
-          <w:tcPr>
-            <w:tcW w:w="1417" w:type="dxa"/>
-            <w:hideMark/>
-          </w:tcPr>
-          <w:p>
-            <w:pPr>
-              <w:rPr>
-                <w:rFonts w:cstheme="minorHAnsi"/>
-                <w:color w:val="000000" w:themeColor="text1"/>
-              </w:rPr>
-            </w:pPr>
-            <w:r>
-              <w:rPr>
-                <w:rFonts w:cstheme="minorHAnsi"/>
-                <w:color w:val="000000" w:themeColor="text1"/>
-              </w:rPr>
-              <w:t>$0</w:t>
-            </w:r>
-          </w:p>
-        </w:tc>
-        <w:tc>
-          <w:tcPr>
-            <w:tcW w:w="4638" w:type="dxa"/>
-            <w:hideMark/>
-          </w:tcPr>
-          <w:p>
-            <w:pPr>
-              <w:rPr>
-                <w:rFonts w:cstheme="minorHAnsi"/>
-                <w:color w:val="000000" w:themeColor="text1"/>
-              </w:rPr>
-            </w:pPr>
-            <w:r>
-              <w:rPr>
-                <w:rFonts w:cstheme="minorHAnsi"/>
-                <w:color w:val="000000" w:themeColor="text1"/>
-              </w:rPr>
-              <w:t>Non-commercial only</w:t>
+            <w:tcW w:w="3245" w:type="dxa"/>
+          </w:tcPr>
+          <w:p>
+            <w:pPr>
+              <w:pStyle w:val="Text"/>
+            </w:pPr>
+            <w:r>
+              <w:lastRenderedPageBreak/>
+              <w:t>Pages per session</w:t>
+            </w:r>
+          </w:p>
+        </w:tc>
+        <w:tc>
+          <w:tcPr>
+            <w:tcW w:w="3245" w:type="dxa"/>
+          </w:tcPr>
+          <w:p>
+            <w:pPr>
+              <w:pStyle w:val="Text"/>
+            </w:pPr>
+            <w:r>
+              <w:t xml:space="preserve">Baseline </w:t>
+            </w:r>
+          </w:p>
+        </w:tc>
+        <w:tc>
+          <w:tcPr>
+            <w:tcW w:w="3246" w:type="dxa"/>
+          </w:tcPr>
+          <w:p>
+            <w:pPr>
+              <w:pStyle w:val="Text"/>
+            </w:pPr>
+            <w:r>
+              <w:t>+65%</w:t>
             </w:r>
           </w:p>
         </w:tc>
@@ -2000,85 +572,40 @@
       <w:tr>
         <w:tc>
           <w:tcPr>
-            <w:tcW w:w="0" w:type="auto"/>
-            <w:hideMark/>
-          </w:tcPr>
-          <w:p>
-            <w:pPr>
-              <w:rPr>
-                <w:rFonts w:cstheme="minorHAnsi"/>
-                <w:color w:val="000000" w:themeColor="text1"/>
-              </w:rPr>
-            </w:pPr>
-            <w:r>
-              <w:rPr>
-                <w:rFonts w:cstheme="minorHAnsi"/>
-                <w:color w:val="000000" w:themeColor="text1"/>
-              </w:rPr>
-              <w:t>Business</w:t>
-            </w:r>
-          </w:p>
-        </w:tc>
-        <w:tc>
-          <w:tcPr>
-            <w:tcW w:w="2173" w:type="dxa"/>
-            <w:hideMark/>
-          </w:tcPr>
-          <w:p>
-            <w:pPr>
-              <w:rPr>
-                <w:rFonts w:cstheme="minorHAnsi"/>
-                <w:color w:val="000000" w:themeColor="text1"/>
-              </w:rPr>
-            </w:pPr>
-            <w:r>
-              <w:rPr>
-                <w:rFonts w:cstheme="minorHAnsi"/>
-                <w:color w:val="000000" w:themeColor="text1"/>
-              </w:rPr>
-              <w:t>50,000</w:t>
-            </w:r>
-          </w:p>
-        </w:tc>
-        <w:tc>
-          <w:tcPr>
-            <w:tcW w:w="1417" w:type="dxa"/>
-            <w:hideMark/>
-          </w:tcPr>
-          <w:p>
-            <w:pPr>
-              <w:rPr>
-                <w:rFonts w:cstheme="minorHAnsi"/>
-                <w:color w:val="000000" w:themeColor="text1"/>
-              </w:rPr>
-            </w:pPr>
-            <w:r>
-              <w:rPr>
-                <w:rFonts w:cstheme="minorHAnsi"/>
-                <w:color w:val="000000" w:themeColor="text1"/>
-              </w:rPr>
-              <w:t>$149/month</w:t>
-            </w:r>
-          </w:p>
-        </w:tc>
-        <w:tc>
-          <w:tcPr>
-            <w:tcW w:w="4638" w:type="dxa"/>
-            <w:hideMark/>
-          </w:tcPr>
-          <w:p>
-            <w:pPr>
-              <w:rPr>
-                <w:rFonts w:cstheme="minorHAnsi"/>
-                <w:color w:val="000000" w:themeColor="text1"/>
-              </w:rPr>
-            </w:pPr>
-            <w:r>
-              <w:rPr>
-                <w:rFonts w:cstheme="minorHAnsi"/>
-                <w:color w:val="000000" w:themeColor="text1"/>
-              </w:rPr>
-              <w:t>Commercial use, where-to-buy links, similar games, gameplay videos</w:t>
+            <w:tcW w:w="3245" w:type="dxa"/>
+          </w:tcPr>
+          <w:p>
+            <w:pPr>
+              <w:pStyle w:val="Text"/>
+            </w:pPr>
+            <w:r>
+              <w:t xml:space="preserve">Tweets sent </w:t>
+            </w:r>
+          </w:p>
+        </w:tc>
+        <w:tc>
+          <w:tcPr>
+            <w:tcW w:w="3245" w:type="dxa"/>
+          </w:tcPr>
+          <w:p>
+            <w:pPr>
+              <w:pStyle w:val="Text"/>
+            </w:pPr>
+            <w:r>
+              <w:t xml:space="preserve">Baseline </w:t>
+            </w:r>
+          </w:p>
+        </w:tc>
+        <w:tc>
+          <w:tcPr>
+            <w:tcW w:w="3246" w:type="dxa"/>
+          </w:tcPr>
+          <w:p>
+            <w:pPr>
+              <w:pStyle w:val="Text"/>
+            </w:pPr>
+            <w:r>
+              <w:t>+75%</w:t>
             </w:r>
           </w:p>
         </w:tc>
@@ -2086,85 +613,87 @@
       <w:tr>
         <w:tc>
           <w:tcPr>
-            <w:tcW w:w="0" w:type="auto"/>
-            <w:hideMark/>
-          </w:tcPr>
-          <w:p>
-            <w:pPr>
-              <w:rPr>
-                <w:rFonts w:cstheme="minorHAnsi"/>
-                <w:color w:val="000000" w:themeColor="text1"/>
-              </w:rPr>
-            </w:pPr>
-            <w:r>
-              <w:rPr>
-                <w:rFonts w:cstheme="minorHAnsi"/>
-                <w:color w:val="000000" w:themeColor="text1"/>
-              </w:rPr>
-              <w:t>Enterprise</w:t>
-            </w:r>
-          </w:p>
-        </w:tc>
-        <w:tc>
-          <w:tcPr>
-            <w:tcW w:w="2173" w:type="dxa"/>
-            <w:hideMark/>
-          </w:tcPr>
-          <w:p>
-            <w:pPr>
-              <w:rPr>
-                <w:rFonts w:cstheme="minorHAnsi"/>
-                <w:color w:val="000000" w:themeColor="text1"/>
-              </w:rPr>
-            </w:pPr>
-            <w:r>
-              <w:rPr>
-                <w:rFonts w:cstheme="minorHAnsi"/>
-                <w:color w:val="000000" w:themeColor="text1"/>
-              </w:rPr>
-              <w:t>1,000,000</w:t>
-            </w:r>
-          </w:p>
-        </w:tc>
-        <w:tc>
-          <w:tcPr>
-            <w:tcW w:w="1417" w:type="dxa"/>
-            <w:hideMark/>
-          </w:tcPr>
-          <w:p>
-            <w:pPr>
-              <w:rPr>
-                <w:rFonts w:cstheme="minorHAnsi"/>
-                <w:color w:val="000000" w:themeColor="text1"/>
-              </w:rPr>
-            </w:pPr>
-            <w:r>
-              <w:rPr>
-                <w:rFonts w:cstheme="minorHAnsi"/>
-                <w:color w:val="000000" w:themeColor="text1"/>
-              </w:rPr>
-              <w:t>Custom pricing</w:t>
-            </w:r>
-          </w:p>
-        </w:tc>
-        <w:tc>
-          <w:tcPr>
-            <w:tcW w:w="4638" w:type="dxa"/>
-            <w:hideMark/>
-          </w:tcPr>
-          <w:p>
-            <w:pPr>
-              <w:rPr>
-                <w:rFonts w:cstheme="minorHAnsi"/>
-                <w:color w:val="000000" w:themeColor="text1"/>
-              </w:rPr>
-            </w:pPr>
-            <w:r>
-              <w:rPr>
-                <w:rFonts w:cstheme="minorHAnsi"/>
-                <w:color w:val="000000" w:themeColor="text1"/>
-              </w:rPr>
-              <w:t>Downloadable file API, custom data requests, priority support</w:t>
+            <w:tcW w:w="3245" w:type="dxa"/>
+          </w:tcPr>
+          <w:p>
+            <w:pPr>
+              <w:pStyle w:val="Text"/>
+            </w:pPr>
+            <w:r>
+              <w:t>Bounce</w:t>
+            </w:r>
+            <w:r>
+              <w:t xml:space="preserve"> </w:t>
+            </w:r>
+            <w:r>
+              <w:t xml:space="preserve">rate </w:t>
+            </w:r>
+          </w:p>
+        </w:tc>
+        <w:tc>
+          <w:tcPr>
+            <w:tcW w:w="3245" w:type="dxa"/>
+          </w:tcPr>
+          <w:p>
+            <w:pPr>
+              <w:pStyle w:val="Text"/>
+            </w:pPr>
+            <w:r>
+              <w:t xml:space="preserve">Baseline </w:t>
+            </w:r>
+          </w:p>
+        </w:tc>
+        <w:tc>
+          <w:tcPr>
+            <w:tcW w:w="3246" w:type="dxa"/>
+          </w:tcPr>
+          <w:p>
+            <w:pPr>
+              <w:pStyle w:val="Text"/>
+            </w:pPr>
+            <w:r>
+              <w:t>−20%</w:t>
+            </w:r>
+          </w:p>
+        </w:tc>
+      </w:tr>
+      <w:tr>
+        <w:tc>
+          <w:tcPr>
+            <w:tcW w:w="3245" w:type="dxa"/>
+          </w:tcPr>
+          <w:p>
+            <w:pPr>
+              <w:pStyle w:val="Text"/>
+            </w:pPr>
+            <w:r>
+              <w:t xml:space="preserve">App size </w:t>
+            </w:r>
+          </w:p>
+        </w:tc>
+        <w:tc>
+          <w:tcPr>
+            <w:tcW w:w="3245" w:type="dxa"/>
+          </w:tcPr>
+          <w:p>
+            <w:pPr>
+              <w:pStyle w:val="Text"/>
+            </w:pPr>
+            <w:r>
+              <w:t xml:space="preserve">Native app </w:t>
+            </w:r>
+          </w:p>
+        </w:tc>
+        <w:tc>
+          <w:tcPr>
+            <w:tcW w:w="3246" w:type="dxa"/>
+          </w:tcPr>
+          <w:p>
+            <w:pPr>
+              <w:pStyle w:val="Text"/>
+            </w:pPr>
+            <w:r>
+              <w:t>&lt;1 MB (PWA)</w:t>
             </w:r>
           </w:p>
         </w:tc>
@@ -2172,879 +701,68 @@
     </w:tbl>
     <w:p>
       <w:pPr>
-        <w:pStyle w:val="ds-markdown-paragraph"/>
-        <w:rPr>
-          <w:rFonts w:asciiTheme="minorHAnsi" w:hAnsiTheme="minorHAnsi" w:cstheme="minorHAnsi"/>
-          <w:color w:val="000000" w:themeColor="text1"/>
-        </w:rPr>
-      </w:pPr>
-      <w:r>
-        <w:rPr>
-          <w:rFonts w:asciiTheme="minorHAnsi" w:hAnsiTheme="minorHAnsi" w:cstheme="minorHAnsi"/>
-          <w:color w:val="000000" w:themeColor="text1"/>
-        </w:rPr>
-        <w:t xml:space="preserve">For </w:t>
-      </w:r>
-      <w:r>
-        <w:rPr>
-          <w:rFonts w:asciiTheme="minorHAnsi" w:hAnsiTheme="minorHAnsi" w:cstheme="minorHAnsi"/>
-          <w:color w:val="000000" w:themeColor="text1"/>
-        </w:rPr>
-        <w:t>start-ups</w:t>
-      </w:r>
-      <w:r>
-        <w:rPr>
-          <w:rFonts w:asciiTheme="minorHAnsi" w:hAnsiTheme="minorHAnsi" w:cstheme="minorHAnsi"/>
-          <w:color w:val="000000" w:themeColor="text1"/>
-        </w:rPr>
-        <w:t xml:space="preserve"> and hobby projects with under 100,000 monthly active users or 500,000 page views per month, commercial use is permitted without payment, though attribution requirements apply.</w:t>
-      </w:r>
+        <w:pStyle w:val="Seperator"/>
+      </w:pPr>
     </w:p>
     <w:p>
       <w:pPr>
-        <w:pStyle w:val="Heading"/>
-      </w:pPr>
-      <w:r>
-        <w:lastRenderedPageBreak/>
-        <w:t>Error Handling</w:t>
-      </w:r>
+        <w:pStyle w:val="Seperator"/>
+      </w:pPr>
     </w:p>
     <w:p>
       <w:pPr>
-        <w:pStyle w:val="ds-markdown-paragraph"/>
-        <w:rPr>
-          <w:rFonts w:asciiTheme="minorHAnsi" w:hAnsiTheme="minorHAnsi" w:cstheme="minorHAnsi"/>
-          <w:color w:val="000000" w:themeColor="text1"/>
-        </w:rPr>
-      </w:pPr>
-      <w:r>
-        <w:rPr>
-          <w:rFonts w:asciiTheme="minorHAnsi" w:hAnsiTheme="minorHAnsi" w:cstheme="minorHAnsi"/>
-          <w:color w:val="000000" w:themeColor="text1"/>
-        </w:rPr>
-        <w:t>The API returns standard HTTP status codes with JSON-formatted error messages:</w:t>
-      </w:r>
-    </w:p>
-    <w:tbl>
-      <w:tblPr>
-        <w:tblStyle w:val="TableGrid"/>
-        <w:tblW w:w="9776" w:type="dxa"/>
-        <w:tblCellMar>
-          <w:top w:w="142" w:type="dxa"/>
-          <w:left w:w="142" w:type="dxa"/>
-          <w:bottom w:w="142" w:type="dxa"/>
-          <w:right w:w="142" w:type="dxa"/>
-        </w:tblCellMar>
-        <w:tblLook w:val="04A0" w:firstRow="1" w:lastRow="0" w:firstColumn="1" w:lastColumn="0" w:noHBand="0" w:noVBand="1"/>
-      </w:tblPr>
-      <w:tblGrid>
-        <w:gridCol w:w="4248"/>
-        <w:gridCol w:w="5528"/>
-      </w:tblGrid>
-      <w:tr>
-        <w:tc>
-          <w:tcPr>
-            <w:tcW w:w="4248" w:type="dxa"/>
-            <w:hideMark/>
-          </w:tcPr>
-          <w:p>
-            <w:pPr>
-              <w:jc w:val="center"/>
-              <w:rPr>
-                <w:rFonts w:cstheme="minorHAnsi"/>
-                <w:b/>
-                <w:bCs/>
-                <w:color w:val="000000" w:themeColor="text1"/>
-              </w:rPr>
-            </w:pPr>
-            <w:r>
-              <w:rPr>
-                <w:rFonts w:cstheme="minorHAnsi"/>
-                <w:b/>
-                <w:bCs/>
-                <w:color w:val="000000" w:themeColor="text1"/>
-              </w:rPr>
-              <w:t>Status Code</w:t>
-            </w:r>
-          </w:p>
-        </w:tc>
-        <w:tc>
-          <w:tcPr>
-            <w:tcW w:w="5528" w:type="dxa"/>
-            <w:hideMark/>
-          </w:tcPr>
-          <w:p>
-            <w:pPr>
-              <w:jc w:val="center"/>
-              <w:rPr>
-                <w:rFonts w:cstheme="minorHAnsi"/>
-                <w:b/>
-                <w:bCs/>
-                <w:color w:val="000000" w:themeColor="text1"/>
-              </w:rPr>
-            </w:pPr>
-            <w:r>
-              <w:rPr>
-                <w:rFonts w:cstheme="minorHAnsi"/>
-                <w:b/>
-                <w:bCs/>
-                <w:color w:val="000000" w:themeColor="text1"/>
-              </w:rPr>
-              <w:t>Description</w:t>
-            </w:r>
-          </w:p>
-        </w:tc>
-      </w:tr>
-      <w:tr>
-        <w:tc>
-          <w:tcPr>
-            <w:tcW w:w="4248" w:type="dxa"/>
-            <w:hideMark/>
-          </w:tcPr>
-          <w:p>
-            <w:pPr>
-              <w:rPr>
-                <w:rFonts w:cstheme="minorHAnsi"/>
-                <w:color w:val="000000" w:themeColor="text1"/>
-              </w:rPr>
-            </w:pPr>
-            <w:r>
-              <w:rPr>
-                <w:rFonts w:cstheme="minorHAnsi"/>
-                <w:color w:val="000000" w:themeColor="text1"/>
-              </w:rPr>
-              <w:t>200 OK</w:t>
-            </w:r>
-          </w:p>
-        </w:tc>
-        <w:tc>
-          <w:tcPr>
-            <w:tcW w:w="5528" w:type="dxa"/>
-            <w:hideMark/>
-          </w:tcPr>
-          <w:p>
-            <w:pPr>
-              <w:rPr>
-                <w:rFonts w:cstheme="minorHAnsi"/>
-                <w:color w:val="000000" w:themeColor="text1"/>
-              </w:rPr>
-            </w:pPr>
-            <w:r>
-              <w:rPr>
-                <w:rFonts w:cstheme="minorHAnsi"/>
-                <w:color w:val="000000" w:themeColor="text1"/>
-              </w:rPr>
-              <w:t>Request successful</w:t>
-            </w:r>
-          </w:p>
-        </w:tc>
-      </w:tr>
-      <w:tr>
-        <w:tc>
-          <w:tcPr>
-            <w:tcW w:w="4248" w:type="dxa"/>
-            <w:hideMark/>
-          </w:tcPr>
-          <w:p>
-            <w:pPr>
-              <w:rPr>
-                <w:rFonts w:cstheme="minorHAnsi"/>
-                <w:color w:val="000000" w:themeColor="text1"/>
-              </w:rPr>
-            </w:pPr>
-            <w:r>
-              <w:rPr>
-                <w:rFonts w:cstheme="minorHAnsi"/>
-                <w:color w:val="000000" w:themeColor="text1"/>
-              </w:rPr>
-              <w:t>401 Unauthorized</w:t>
-            </w:r>
-          </w:p>
-        </w:tc>
-        <w:tc>
-          <w:tcPr>
-            <w:tcW w:w="5528" w:type="dxa"/>
-            <w:hideMark/>
-          </w:tcPr>
-          <w:p>
-            <w:pPr>
-              <w:rPr>
-                <w:rFonts w:cstheme="minorHAnsi"/>
-                <w:color w:val="000000" w:themeColor="text1"/>
-              </w:rPr>
-            </w:pPr>
-            <w:r>
-              <w:rPr>
-                <w:rFonts w:cstheme="minorHAnsi"/>
-                <w:color w:val="000000" w:themeColor="text1"/>
-              </w:rPr>
-              <w:t>Incorrect or missing API key</w:t>
-            </w:r>
-          </w:p>
-        </w:tc>
-      </w:tr>
-      <w:tr>
-        <w:tc>
-          <w:tcPr>
-            <w:tcW w:w="4248" w:type="dxa"/>
-            <w:hideMark/>
-          </w:tcPr>
-          <w:p>
-            <w:pPr>
-              <w:rPr>
-                <w:rFonts w:cstheme="minorHAnsi"/>
-                <w:color w:val="000000" w:themeColor="text1"/>
-              </w:rPr>
-            </w:pPr>
-            <w:r>
-              <w:rPr>
-                <w:rFonts w:cstheme="minorHAnsi"/>
-                <w:color w:val="000000" w:themeColor="text1"/>
-              </w:rPr>
-              <w:t>404 Not Found</w:t>
-            </w:r>
-          </w:p>
-        </w:tc>
-        <w:tc>
-          <w:tcPr>
-            <w:tcW w:w="5528" w:type="dxa"/>
-            <w:hideMark/>
-          </w:tcPr>
-          <w:p>
-            <w:pPr>
-              <w:rPr>
-                <w:rFonts w:cstheme="minorHAnsi"/>
-                <w:color w:val="000000" w:themeColor="text1"/>
-              </w:rPr>
-            </w:pPr>
-            <w:r>
-              <w:rPr>
-                <w:rFonts w:cstheme="minorHAnsi"/>
-                <w:color w:val="000000" w:themeColor="text1"/>
-              </w:rPr>
-              <w:t>Requested resource does not exist</w:t>
-            </w:r>
-          </w:p>
-        </w:tc>
-      </w:tr>
-    </w:tbl>
-    <w:p>
-      <w:pPr>
-        <w:pStyle w:val="ds-markdown-paragraph"/>
-        <w:rPr>
-          <w:rFonts w:asciiTheme="minorHAnsi" w:hAnsiTheme="minorHAnsi" w:cstheme="minorHAnsi"/>
-          <w:color w:val="000000" w:themeColor="text1"/>
-        </w:rPr>
-      </w:pPr>
-      <w:r>
-        <w:rPr>
-          <w:rFonts w:asciiTheme="minorHAnsi" w:hAnsiTheme="minorHAnsi" w:cstheme="minorHAnsi"/>
-          <w:color w:val="000000" w:themeColor="text1"/>
-        </w:rPr>
-        <w:t>Custom error messages include "No API Key error," "Wrong API Key error," and "Page error" for invalid pagination parameters.</w:t>
+        <w:pStyle w:val="Heading"/>
+      </w:pPr>
+      <w:r>
+        <w:t>3.2 Starbucks (2017) — Food &amp; Beverage Retail</w:t>
       </w:r>
     </w:p>
     <w:p>
       <w:pPr>
-        <w:pStyle w:val="Seperator"/>
-      </w:pPr>
+        <w:pStyle w:val="Text"/>
+      </w:pPr>
+      <w:r>
+        <w:t>Problem: Customers in stores with poor connectivity could not use the web ordering system. The native</w:t>
+      </w:r>
+      <w:r>
+        <w:t xml:space="preserve"> </w:t>
+      </w:r>
+      <w:r>
+        <w:t>app required 148 MB of storage — a barrier for new users on budget devices.</w:t>
+      </w:r>
     </w:p>
     <w:p>
       <w:pPr>
-        <w:pStyle w:val="Heading"/>
-        <w:rPr>
-          <w:color w:val="000000" w:themeColor="text1"/>
-          <w:sz w:val="32"/>
-          <w:szCs w:val="32"/>
-        </w:rPr>
-      </w:pPr>
-      <w:r>
-        <w:rPr>
-          <w:color w:val="000000" w:themeColor="text1"/>
-          <w:sz w:val="32"/>
-          <w:szCs w:val="32"/>
-        </w:rPr>
-        <w:t>Real-World Implementations</w:t>
+        <w:pStyle w:val="Text"/>
+      </w:pPr>
+      <w:r>
+        <w:t xml:space="preserve">PWA Solution: Deployed a fully offline-capable ordering PWA using </w:t>
+      </w:r>
+      <w:r>
+        <w:t>Indexed DB</w:t>
+      </w:r>
+      <w:r>
+        <w:t xml:space="preserve"> to store the entire menu</w:t>
+      </w:r>
+      <w:r>
+        <w:t xml:space="preserve"> </w:t>
+      </w:r>
+      <w:r>
+        <w:t>locally. Background sync queued orders and submitted them automatically upon reconnection.</w:t>
       </w:r>
     </w:p>
     <w:p>
       <w:pPr>
-        <w:pStyle w:val="Heading"/>
-      </w:pPr>
-      <w:r>
-        <w:t>Large-Scale Data Analysis</w:t>
-      </w:r>
-    </w:p>
-    <w:p>
-      <w:pPr>
-        <w:pStyle w:val="ds-markdown-paragraph"/>
-        <w:rPr>
-          <w:rFonts w:asciiTheme="minorHAnsi" w:hAnsiTheme="minorHAnsi" w:cstheme="minorHAnsi"/>
-          <w:color w:val="000000" w:themeColor="text1"/>
-        </w:rPr>
-      </w:pPr>
-      <w:r>
-        <w:rPr>
-          <w:rFonts w:asciiTheme="minorHAnsi" w:hAnsiTheme="minorHAnsi" w:cstheme="minorHAnsi"/>
-          <w:color w:val="000000" w:themeColor="text1"/>
-        </w:rPr>
-        <w:t xml:space="preserve">One developer, operating under the GitHub username Kimchi21, conducted a comprehensive data analysis using the RAWG API's free tier. The project extracted 159,560 game records on December 20, 2023, using the </w:t>
-      </w:r>
-      <w:r>
-        <w:rPr>
-          <w:rStyle w:val="HTMLCode"/>
-          <w:rFonts w:asciiTheme="minorHAnsi" w:hAnsiTheme="minorHAnsi" w:cstheme="minorHAnsi"/>
-          <w:color w:val="000000" w:themeColor="text1"/>
-        </w:rPr>
-        <w:t>/games</w:t>
-      </w:r>
-      <w:r>
-        <w:rPr>
-          <w:rFonts w:asciiTheme="minorHAnsi" w:hAnsiTheme="minorHAnsi" w:cstheme="minorHAnsi"/>
-          <w:color w:val="000000" w:themeColor="text1"/>
-        </w:rPr>
-        <w:t xml:space="preserve">, </w:t>
-      </w:r>
-      <w:r>
-        <w:rPr>
-          <w:rStyle w:val="HTMLCode"/>
-          <w:rFonts w:asciiTheme="minorHAnsi" w:hAnsiTheme="minorHAnsi" w:cstheme="minorHAnsi"/>
-          <w:color w:val="000000" w:themeColor="text1"/>
-        </w:rPr>
-        <w:t>/developers</w:t>
-      </w:r>
-      <w:r>
-        <w:rPr>
-          <w:rFonts w:asciiTheme="minorHAnsi" w:hAnsiTheme="minorHAnsi" w:cstheme="minorHAnsi"/>
-          <w:color w:val="000000" w:themeColor="text1"/>
-        </w:rPr>
-        <w:t xml:space="preserve">, and </w:t>
-      </w:r>
-      <w:r>
-        <w:rPr>
-          <w:rStyle w:val="HTMLCode"/>
-          <w:rFonts w:asciiTheme="minorHAnsi" w:hAnsiTheme="minorHAnsi" w:cstheme="minorHAnsi"/>
-          <w:color w:val="000000" w:themeColor="text1"/>
-        </w:rPr>
-        <w:t>/publishers</w:t>
-      </w:r>
-      <w:r>
-        <w:rPr>
-          <w:rFonts w:asciiTheme="minorHAnsi" w:hAnsiTheme="minorHAnsi" w:cstheme="minorHAnsi"/>
-          <w:color w:val="000000" w:themeColor="text1"/>
-        </w:rPr>
-        <w:t xml:space="preserve"> endpoints. Data were normalized into 15 database tables within a MySQL instance, enabling analyses of user engagement metrics, genre preferences, platform popularity, and developer performance.</w:t>
-      </w:r>
-    </w:p>
-    <w:p>
-      <w:pPr>
-        <w:pStyle w:val="ds-markdown-paragraph"/>
-        <w:rPr>
-          <w:rFonts w:asciiTheme="minorHAnsi" w:hAnsiTheme="minorHAnsi" w:cstheme="minorHAnsi"/>
-          <w:color w:val="000000" w:themeColor="text1"/>
-        </w:rPr>
-      </w:pPr>
-      <w:r>
-        <w:rPr>
-          <w:rFonts w:asciiTheme="minorHAnsi" w:hAnsiTheme="minorHAnsi" w:cstheme="minorHAnsi"/>
-          <w:color w:val="000000" w:themeColor="text1"/>
-        </w:rPr>
-        <w:t>Key findings from this analysis included identification of the top 10 oldest games (dating to 1954's "Bertie the Brain") and top 10 newest releases, as well as the game "Shaiya" with an average playtime of 1,473 hours.</w:t>
-      </w:r>
-    </w:p>
-    <w:p>
-      <w:pPr>
-        <w:pStyle w:val="Heading"/>
-      </w:pPr>
-      <w:r>
-        <w:t>Indie Game Success Analysis</w:t>
-      </w:r>
-    </w:p>
-    <w:p>
-      <w:pPr>
-        <w:pStyle w:val="ds-markdown-paragraph"/>
-        <w:rPr>
-          <w:rFonts w:asciiTheme="minorHAnsi" w:hAnsiTheme="minorHAnsi" w:cstheme="minorHAnsi"/>
-          <w:color w:val="000000" w:themeColor="text1"/>
-        </w:rPr>
-      </w:pPr>
-      <w:r>
-        <w:rPr>
-          <w:rFonts w:asciiTheme="minorHAnsi" w:hAnsiTheme="minorHAnsi" w:cstheme="minorHAnsi"/>
-          <w:color w:val="000000" w:themeColor="text1"/>
-        </w:rPr>
-        <w:t xml:space="preserve">A data science master's student </w:t>
-      </w:r>
-      <w:r>
-        <w:rPr>
-          <w:rFonts w:asciiTheme="minorHAnsi" w:hAnsiTheme="minorHAnsi" w:cstheme="minorHAnsi"/>
-          <w:color w:val="000000" w:themeColor="text1"/>
-        </w:rPr>
-        <w:t>analysed</w:t>
-      </w:r>
-      <w:r>
-        <w:rPr>
-          <w:rFonts w:asciiTheme="minorHAnsi" w:hAnsiTheme="minorHAnsi" w:cstheme="minorHAnsi"/>
-          <w:color w:val="000000" w:themeColor="text1"/>
-        </w:rPr>
-        <w:t xml:space="preserve"> the RAWG dataset to identify success indicators for indie game publishers. Using a Kaggle dataset derived from the RAWG API, the study examined relationships between ESRB ratings, completion rates, and publisher performance. Findings suggested that "Everyone 10+" and "Teen" ESRB ratings had the highest percentage of users completing games, informing strategic recommendations for indie publishers.</w:t>
-      </w:r>
-    </w:p>
-    <w:p>
-      <w:pPr>
-        <w:pStyle w:val="Heading"/>
-      </w:pPr>
-      <w:r>
-        <w:t>Comparative Rating Analysis</w:t>
-      </w:r>
-    </w:p>
-    <w:p>
-      <w:pPr>
-        <w:pStyle w:val="ds-markdown-paragraph"/>
-        <w:rPr>
-          <w:rFonts w:asciiTheme="minorHAnsi" w:hAnsiTheme="minorHAnsi" w:cstheme="minorHAnsi"/>
-          <w:color w:val="000000" w:themeColor="text1"/>
-        </w:rPr>
-      </w:pPr>
-      <w:r>
-        <w:rPr>
-          <w:rFonts w:asciiTheme="minorHAnsi" w:hAnsiTheme="minorHAnsi" w:cstheme="minorHAnsi"/>
-          <w:color w:val="000000" w:themeColor="text1"/>
-        </w:rPr>
-        <w:t xml:space="preserve">A data analyst used the RAWG API to compare user ratings between Mario and </w:t>
-      </w:r>
-      <w:r>
-        <w:rPr>
-          <w:rFonts w:asciiTheme="minorHAnsi" w:hAnsiTheme="minorHAnsi" w:cstheme="minorHAnsi"/>
-          <w:color w:val="000000" w:themeColor="text1"/>
-        </w:rPr>
-        <w:t>Pokémon</w:t>
-      </w:r>
-      <w:r>
-        <w:rPr>
-          <w:rFonts w:asciiTheme="minorHAnsi" w:hAnsiTheme="minorHAnsi" w:cstheme="minorHAnsi"/>
-          <w:color w:val="000000" w:themeColor="text1"/>
-        </w:rPr>
-        <w:t xml:space="preserve"> game franchises, demonstrating the API's utility for quantitative gaming research. The analysis employed Python's requests library to fetch search results for each franchise, parsing JSON responses to extract rating data for statistical comparison.</w:t>
-      </w:r>
-    </w:p>
-    <w:p>
-      <w:pPr>
-        <w:pStyle w:val="Heading"/>
-      </w:pPr>
-      <w:r>
-        <w:t>Front-End Application Development</w:t>
-      </w:r>
-    </w:p>
-    <w:p>
-      <w:pPr>
-        <w:pStyle w:val="ds-markdown-paragraph"/>
-        <w:rPr>
-          <w:rFonts w:asciiTheme="minorHAnsi" w:hAnsiTheme="minorHAnsi" w:cstheme="minorHAnsi"/>
-          <w:color w:val="000000" w:themeColor="text1"/>
-        </w:rPr>
-      </w:pPr>
-      <w:r>
-        <w:rPr>
-          <w:rFonts w:asciiTheme="minorHAnsi" w:hAnsiTheme="minorHAnsi" w:cstheme="minorHAnsi"/>
-          <w:color w:val="000000" w:themeColor="text1"/>
-        </w:rPr>
-        <w:lastRenderedPageBreak/>
-        <w:t>Numerous developers have built React-based game discovery applications using the RAWG API. Common patterns include:</w:t>
-      </w:r>
-    </w:p>
-    <w:p>
-      <w:pPr>
-        <w:pStyle w:val="ds-markdown-paragraph"/>
-        <w:numPr>
-          <w:ilvl w:val="0"/>
-          <w:numId w:val="16"/>
-        </w:numPr>
-        <w:rPr>
-          <w:rFonts w:asciiTheme="minorHAnsi" w:hAnsiTheme="minorHAnsi" w:cstheme="minorHAnsi"/>
-          <w:color w:val="000000" w:themeColor="text1"/>
-        </w:rPr>
-      </w:pPr>
-      <w:r>
-        <w:rPr>
-          <w:rStyle w:val="Strong"/>
-          <w:rFonts w:asciiTheme="minorHAnsi" w:hAnsiTheme="minorHAnsi" w:cstheme="minorHAnsi"/>
-          <w:color w:val="000000" w:themeColor="text1"/>
-        </w:rPr>
-        <w:t>GameHub:</w:t>
-      </w:r>
-      <w:r>
-        <w:rPr>
-          <w:rFonts w:asciiTheme="minorHAnsi" w:hAnsiTheme="minorHAnsi" w:cstheme="minorHAnsi"/>
-          <w:color w:val="000000" w:themeColor="text1"/>
-        </w:rPr>
-        <w:t xml:space="preserve"> A React application using Axios for API fetching, Zod for type validation, and Chakra UI for responsive design</w:t>
-      </w:r>
-    </w:p>
-    <w:p>
-      <w:pPr>
-        <w:pStyle w:val="ds-markdown-paragraph"/>
-        <w:numPr>
-          <w:ilvl w:val="0"/>
-          <w:numId w:val="16"/>
-        </w:numPr>
-        <w:rPr>
-          <w:rFonts w:asciiTheme="minorHAnsi" w:hAnsiTheme="minorHAnsi" w:cstheme="minorHAnsi"/>
-          <w:color w:val="000000" w:themeColor="text1"/>
-        </w:rPr>
-      </w:pPr>
-      <w:r>
-        <w:rPr>
-          <w:rStyle w:val="Strong"/>
-          <w:rFonts w:asciiTheme="minorHAnsi" w:hAnsiTheme="minorHAnsi" w:cstheme="minorHAnsi"/>
-          <w:color w:val="000000" w:themeColor="text1"/>
-        </w:rPr>
-        <w:t>GameStash:</w:t>
-      </w:r>
-      <w:r>
-        <w:rPr>
-          <w:rFonts w:asciiTheme="minorHAnsi" w:hAnsiTheme="minorHAnsi" w:cstheme="minorHAnsi"/>
-          <w:color w:val="000000" w:themeColor="text1"/>
-        </w:rPr>
-        <w:t xml:space="preserve"> A React-based website enabling genre-based discovery and </w:t>
-      </w:r>
-      <w:r>
-        <w:rPr>
-          <w:rFonts w:asciiTheme="minorHAnsi" w:hAnsiTheme="minorHAnsi" w:cstheme="minorHAnsi"/>
-          <w:color w:val="000000" w:themeColor="text1"/>
-        </w:rPr>
-        <w:t>favourites</w:t>
-      </w:r>
-      <w:r>
-        <w:rPr>
-          <w:rFonts w:asciiTheme="minorHAnsi" w:hAnsiTheme="minorHAnsi" w:cstheme="minorHAnsi"/>
-          <w:color w:val="000000" w:themeColor="text1"/>
-        </w:rPr>
-        <w:t xml:space="preserve"> saving</w:t>
-      </w:r>
-    </w:p>
-    <w:p>
-      <w:pPr>
-        <w:pStyle w:val="ds-markdown-paragraph"/>
-        <w:numPr>
-          <w:ilvl w:val="0"/>
-          <w:numId w:val="16"/>
-        </w:numPr>
-        <w:rPr>
-          <w:rFonts w:asciiTheme="minorHAnsi" w:hAnsiTheme="minorHAnsi" w:cstheme="minorHAnsi"/>
-          <w:color w:val="000000" w:themeColor="text1"/>
-        </w:rPr>
-      </w:pPr>
-      <w:r>
-        <w:rPr>
-          <w:rStyle w:val="Strong"/>
-          <w:rFonts w:asciiTheme="minorHAnsi" w:hAnsiTheme="minorHAnsi" w:cstheme="minorHAnsi"/>
-          <w:color w:val="000000" w:themeColor="text1"/>
-        </w:rPr>
-        <w:t>Android Game Tracker:</w:t>
-      </w:r>
-      <w:r>
-        <w:rPr>
-          <w:rFonts w:asciiTheme="minorHAnsi" w:hAnsiTheme="minorHAnsi" w:cstheme="minorHAnsi"/>
-          <w:color w:val="000000" w:themeColor="text1"/>
-        </w:rPr>
-        <w:t xml:space="preserve"> A Kotlin/Jetpack Compose mobile app for tracking games, featuring game libraries, search, notifications, and social integration</w:t>
-      </w:r>
-    </w:p>
-    <w:p>
-      <w:pPr>
-        <w:pStyle w:val="Heading"/>
-        <w:rPr>
-          <w:color w:val="000000" w:themeColor="text1"/>
-        </w:rPr>
-      </w:pPr>
-      <w:r>
-        <w:rPr>
-          <w:color w:val="000000" w:themeColor="text1"/>
-        </w:rPr>
-        <w:t>Technical Constraints and Developer Challenges</w:t>
-      </w:r>
-    </w:p>
-    <w:p>
-      <w:pPr>
-        <w:pStyle w:val="Heading"/>
-      </w:pPr>
-      <w:r>
-        <w:t>CORS Policy Restrictions</w:t>
-      </w:r>
-    </w:p>
-    <w:p>
-      <w:pPr>
-        <w:pStyle w:val="ds-markdown-paragraph"/>
-        <w:rPr>
-          <w:rFonts w:asciiTheme="minorHAnsi" w:hAnsiTheme="minorHAnsi" w:cstheme="minorHAnsi"/>
-          <w:color w:val="000000" w:themeColor="text1"/>
-        </w:rPr>
-      </w:pPr>
-      <w:r>
-        <w:rPr>
-          <w:rFonts w:asciiTheme="minorHAnsi" w:hAnsiTheme="minorHAnsi" w:cstheme="minorHAnsi"/>
-          <w:color w:val="000000" w:themeColor="text1"/>
-        </w:rPr>
-        <w:t>Developer forums document significant challenges with CORS policies. One developer reported: "Access to XMLHttpRequest at '</w:t>
-      </w:r>
-      <w:hyperlink r:id="rId12" w:tgtFrame="_blank" w:history="1">
-        <w:r>
-          <w:rPr>
-            <w:rStyle w:val="Hyperlink"/>
-            <w:rFonts w:asciiTheme="minorHAnsi" w:hAnsiTheme="minorHAnsi" w:cstheme="minorHAnsi"/>
-            <w:color w:val="000000" w:themeColor="text1"/>
-          </w:rPr>
-          <w:t>https://api.rawg.io/api</w:t>
-        </w:r>
-      </w:hyperlink>
-      <w:r>
-        <w:rPr>
-          <w:rFonts w:asciiTheme="minorHAnsi" w:hAnsiTheme="minorHAnsi" w:cstheme="minorHAnsi"/>
-          <w:color w:val="000000" w:themeColor="text1"/>
-        </w:rPr>
-        <w:t>' from origin '</w:t>
-      </w:r>
-      <w:hyperlink r:id="rId13" w:tgtFrame="_blank" w:history="1">
-        <w:r>
-          <w:rPr>
-            <w:rStyle w:val="Hyperlink"/>
-            <w:rFonts w:asciiTheme="minorHAnsi" w:hAnsiTheme="minorHAnsi" w:cstheme="minorHAnsi"/>
-            <w:color w:val="000000" w:themeColor="text1"/>
-          </w:rPr>
-          <w:t>http://localhost:3000</w:t>
-        </w:r>
-      </w:hyperlink>
-      <w:r>
-        <w:rPr>
-          <w:rFonts w:asciiTheme="minorHAnsi" w:hAnsiTheme="minorHAnsi" w:cstheme="minorHAnsi"/>
-          <w:color w:val="000000" w:themeColor="text1"/>
-        </w:rPr>
-        <w:t xml:space="preserve">' has been blocked by CORS policy." This occurs because the RAWG API does not include </w:t>
-      </w:r>
-      <w:r>
-        <w:rPr>
-          <w:rStyle w:val="HTMLCode"/>
-          <w:rFonts w:asciiTheme="minorHAnsi" w:hAnsiTheme="minorHAnsi" w:cstheme="minorHAnsi"/>
-          <w:color w:val="000000" w:themeColor="text1"/>
-        </w:rPr>
-        <w:t>Access-Control-Allow-Origin</w:t>
-      </w:r>
-      <w:r>
-        <w:rPr>
-          <w:rFonts w:asciiTheme="minorHAnsi" w:hAnsiTheme="minorHAnsi" w:cstheme="minorHAnsi"/>
-          <w:color w:val="000000" w:themeColor="text1"/>
-        </w:rPr>
-        <w:t xml:space="preserve"> headers in its responses, preventing browser-based JavaScript applications from making direct API calls.</w:t>
-      </w:r>
-    </w:p>
-    <w:p>
-      <w:pPr>
-        <w:pStyle w:val="ds-markdown-paragraph"/>
-        <w:rPr>
-          <w:rFonts w:asciiTheme="minorHAnsi" w:hAnsiTheme="minorHAnsi" w:cstheme="minorHAnsi"/>
-          <w:color w:val="000000" w:themeColor="text1"/>
-        </w:rPr>
-      </w:pPr>
-      <w:r>
-        <w:rPr>
-          <w:rFonts w:asciiTheme="minorHAnsi" w:hAnsiTheme="minorHAnsi" w:cstheme="minorHAnsi"/>
-          <w:color w:val="000000" w:themeColor="text1"/>
-        </w:rPr>
-        <w:t>The recommended workaround involves implementing a server-side proxy or backend API gateway that forwards requests, thereby bypassing CORS restrictions. This architectural constraint effectively eliminates pure client-side implementations.</w:t>
-      </w:r>
-    </w:p>
-    <w:p>
-      <w:pPr>
-        <w:pStyle w:val="Heading"/>
-      </w:pPr>
-      <w:r>
-        <w:t>Rate Limit Exhaustion</w:t>
-      </w:r>
-    </w:p>
-    <w:p>
-      <w:pPr>
-        <w:pStyle w:val="ds-markdown-paragraph"/>
-        <w:rPr>
-          <w:rFonts w:asciiTheme="minorHAnsi" w:hAnsiTheme="minorHAnsi" w:cstheme="minorHAnsi"/>
-          <w:color w:val="000000" w:themeColor="text1"/>
-        </w:rPr>
-      </w:pPr>
-      <w:r>
-        <w:rPr>
-          <w:rFonts w:asciiTheme="minorHAnsi" w:hAnsiTheme="minorHAnsi" w:cstheme="minorHAnsi"/>
-          <w:color w:val="000000" w:themeColor="text1"/>
-        </w:rPr>
-        <w:t>Developers have reported accidentally exhausting monthly quotas due to improper React hook dependencies. One forum post described: "The number of requests left for the period is -2412... I think because I forgot to put dependency when calling useEffect()." This pattern—where missing dependency arrays cause infinite re-renders and repeated API calls—has led to rapid quota depletion for multiple developers.</w:t>
-      </w:r>
-    </w:p>
-    <w:p>
-      <w:pPr>
-        <w:pStyle w:val="Heading"/>
-      </w:pPr>
-      <w:r>
-        <w:t>Trailer Data Access Limitations</w:t>
-      </w:r>
-    </w:p>
-    <w:p>
-      <w:pPr>
-        <w:pStyle w:val="ds-markdown-paragraph"/>
-        <w:rPr>
-          <w:rFonts w:asciiTheme="minorHAnsi" w:hAnsiTheme="minorHAnsi" w:cstheme="minorHAnsi"/>
-          <w:color w:val="000000" w:themeColor="text1"/>
-        </w:rPr>
-      </w:pPr>
-      <w:r>
-        <w:rPr>
-          <w:rFonts w:asciiTheme="minorHAnsi" w:hAnsiTheme="minorHAnsi" w:cstheme="minorHAnsi"/>
-          <w:color w:val="000000" w:themeColor="text1"/>
-        </w:rPr>
-        <w:t>Some API features are restricted to paid tiers. One developer investigating trailer data discovered: "I wonder if it's a limit on the free account... to fetch that data you have to buy at least RAWG API Business." This tiered access model creates differential functionality between free and paid implementations.</w:t>
-      </w:r>
-    </w:p>
-    <w:p>
-      <w:pPr>
-        <w:pStyle w:val="Heading2"/>
-        <w:rPr>
-          <w:rFonts w:asciiTheme="minorHAnsi" w:hAnsiTheme="minorHAnsi" w:cstheme="minorHAnsi"/>
-          <w:color w:val="000000" w:themeColor="text1"/>
-          <w:sz w:val="32"/>
-          <w:szCs w:val="32"/>
-        </w:rPr>
-      </w:pPr>
-      <w:r>
-        <w:rPr>
-          <w:rFonts w:asciiTheme="minorHAnsi" w:hAnsiTheme="minorHAnsi" w:cstheme="minorHAnsi"/>
-          <w:color w:val="000000" w:themeColor="text1"/>
-          <w:sz w:val="32"/>
-          <w:szCs w:val="32"/>
-        </w:rPr>
-        <w:t>Analysis</w:t>
-      </w:r>
-    </w:p>
-    <w:p>
-      <w:pPr>
-        <w:pStyle w:val="Heading"/>
-        <w:rPr>
-          <w:color w:val="000000" w:themeColor="text1"/>
-        </w:rPr>
-      </w:pPr>
-      <w:r>
-        <w:rPr>
-          <w:color w:val="000000" w:themeColor="text1"/>
-        </w:rPr>
-        <w:t>Benchmarking Against API Best Practices</w:t>
-      </w:r>
-    </w:p>
-    <w:p>
-      <w:pPr>
-        <w:pStyle w:val="ds-markdown-paragraph"/>
-        <w:rPr>
-          <w:rFonts w:asciiTheme="minorHAnsi" w:hAnsiTheme="minorHAnsi" w:cstheme="minorHAnsi"/>
-          <w:color w:val="000000" w:themeColor="text1"/>
-        </w:rPr>
-      </w:pPr>
-      <w:r>
-        <w:rPr>
-          <w:rFonts w:asciiTheme="minorHAnsi" w:hAnsiTheme="minorHAnsi" w:cstheme="minorHAnsi"/>
-          <w:color w:val="000000" w:themeColor="text1"/>
-        </w:rPr>
-        <w:t>The RAWG API demonstrates both adherence to and deviation from industry best practices for public APIs.</w:t>
-      </w:r>
-    </w:p>
-    <w:p>
-      <w:pPr>
-        <w:pStyle w:val="ds-markdown-paragraph"/>
-        <w:rPr>
-          <w:rFonts w:asciiTheme="minorHAnsi" w:hAnsiTheme="minorHAnsi" w:cstheme="minorHAnsi"/>
-          <w:color w:val="000000" w:themeColor="text1"/>
-        </w:rPr>
-      </w:pPr>
-      <w:r>
-        <w:rPr>
-          <w:rStyle w:val="Strong"/>
-          <w:rFonts w:asciiTheme="minorHAnsi" w:hAnsiTheme="minorHAnsi" w:cstheme="minorHAnsi"/>
-          <w:color w:val="000000" w:themeColor="text1"/>
-        </w:rPr>
-        <w:t>Strengths:</w:t>
-      </w:r>
-    </w:p>
-    <w:p>
-      <w:pPr>
-        <w:pStyle w:val="ds-markdown-paragraph"/>
-        <w:rPr>
-          <w:rFonts w:asciiTheme="minorHAnsi" w:hAnsiTheme="minorHAnsi" w:cstheme="minorHAnsi"/>
-          <w:color w:val="000000" w:themeColor="text1"/>
-        </w:rPr>
-      </w:pPr>
-      <w:r>
-        <w:rPr>
-          <w:rFonts w:asciiTheme="minorHAnsi" w:hAnsiTheme="minorHAnsi" w:cstheme="minorHAnsi"/>
-          <w:color w:val="000000" w:themeColor="text1"/>
-        </w:rPr>
-        <w:lastRenderedPageBreak/>
-        <w:t xml:space="preserve">The API's RESTful design and JSON response format align with modern API conventions, reducing the learning curve for developers. The simple API key authentication model eliminates the complexity of OAuth flows, facilitating rapid prototyping. Comprehensive endpoint coverage—spanning games, developers, publishers, platforms, genres, stores, and creators—provides a unified interface for diverse data needs. The generous free tier (20,000 monthly requests) and permissive commercial terms for </w:t>
-      </w:r>
-      <w:r>
-        <w:rPr>
-          <w:rFonts w:asciiTheme="minorHAnsi" w:hAnsiTheme="minorHAnsi" w:cstheme="minorHAnsi"/>
-          <w:color w:val="000000" w:themeColor="text1"/>
-        </w:rPr>
-        <w:t>start-ups</w:t>
-      </w:r>
-      <w:r>
-        <w:rPr>
-          <w:rFonts w:asciiTheme="minorHAnsi" w:hAnsiTheme="minorHAnsi" w:cstheme="minorHAnsi"/>
-          <w:color w:val="000000" w:themeColor="text1"/>
-        </w:rPr>
-        <w:t xml:space="preserve"> under 100,000 MAU lower barriers to entry for small-scale projects and academic research.</w:t>
-      </w:r>
-    </w:p>
-    <w:p>
-      <w:pPr>
-        <w:pStyle w:val="ds-markdown-paragraph"/>
-        <w:rPr>
-          <w:rFonts w:asciiTheme="minorHAnsi" w:hAnsiTheme="minorHAnsi" w:cstheme="minorHAnsi"/>
-          <w:color w:val="000000" w:themeColor="text1"/>
-        </w:rPr>
-      </w:pPr>
-      <w:r>
-        <w:rPr>
-          <w:rStyle w:val="Strong"/>
-          <w:rFonts w:asciiTheme="minorHAnsi" w:hAnsiTheme="minorHAnsi" w:cstheme="minorHAnsi"/>
-          <w:color w:val="000000" w:themeColor="text1"/>
-        </w:rPr>
-        <w:t>Weaknesses:</w:t>
-      </w:r>
-    </w:p>
-    <w:p>
-      <w:pPr>
-        <w:pStyle w:val="ds-markdown-paragraph"/>
-        <w:rPr>
-          <w:rFonts w:asciiTheme="minorHAnsi" w:hAnsiTheme="minorHAnsi" w:cstheme="minorHAnsi"/>
-          <w:color w:val="000000" w:themeColor="text1"/>
-        </w:rPr>
-      </w:pPr>
-      <w:r>
-        <w:rPr>
-          <w:rFonts w:asciiTheme="minorHAnsi" w:hAnsiTheme="minorHAnsi" w:cstheme="minorHAnsi"/>
-          <w:color w:val="000000" w:themeColor="text1"/>
-        </w:rPr>
-        <w:t>The absence of CORS headers represents a significant architectural limitation, forcing server-side proxies for browser-based applications. This constraint contradicts the API's stated goal of being "easy to parse in the browser." The five-requests-per-second rate limit, while common, is relatively restrictive compared to APIs designed for real-time applications. Documentation on commercial pricing beyond the $149/month Business tier is opaque, requiring direct negotiation for enterprise deployments. The mandatory attribution requirement—"add an active hyperlink from every page where RAWG's data is used"—may impose compliance burdens on applications with numerous pages.</w:t>
-      </w:r>
-    </w:p>
-    <w:p>
-      <w:pPr>
-        <w:pStyle w:val="Heading"/>
-        <w:rPr>
-          <w:color w:val="000000" w:themeColor="text1"/>
-        </w:rPr>
-      </w:pPr>
-      <w:r>
-        <w:rPr>
-          <w:color w:val="000000" w:themeColor="text1"/>
-        </w:rPr>
-        <w:t>Comparative Analysis with Alternative APIs</w:t>
+        <w:pStyle w:val="Text"/>
+      </w:pPr>
+      <w:r>
+        <w:t>Key Features: Full offline menu browsing · Background sync for orders · Home screen installation · 233</w:t>
+      </w:r>
+      <w:r>
+        <w:t xml:space="preserve"> </w:t>
+      </w:r>
+      <w:r>
+        <w:t>KB bundle (vs 148 MB native)</w:t>
       </w:r>
     </w:p>
     <w:tbl>
@@ -3060,113 +778,47 @@
         <w:tblLook w:val="04A0" w:firstRow="1" w:lastRow="0" w:firstColumn="1" w:lastColumn="0" w:noHBand="0" w:noVBand="1"/>
       </w:tblPr>
       <w:tblGrid>
-        <w:gridCol w:w="2405"/>
-        <w:gridCol w:w="1985"/>
-        <w:gridCol w:w="2693"/>
-        <w:gridCol w:w="2551"/>
+        <w:gridCol w:w="3245"/>
+        <w:gridCol w:w="3245"/>
+        <w:gridCol w:w="3246"/>
       </w:tblGrid>
       <w:tr>
         <w:tc>
           <w:tcPr>
-            <w:tcW w:w="2405" w:type="dxa"/>
-            <w:hideMark/>
-          </w:tcPr>
-          <w:p>
-            <w:pPr>
-              <w:jc w:val="center"/>
-              <w:rPr>
-                <w:rFonts w:cstheme="minorHAnsi"/>
-                <w:b/>
-                <w:bCs/>
-                <w:color w:val="000000" w:themeColor="text1"/>
-              </w:rPr>
-            </w:pPr>
-            <w:r>
-              <w:rPr>
-                <w:rFonts w:cstheme="minorHAnsi"/>
-                <w:b/>
-                <w:bCs/>
-                <w:color w:val="000000" w:themeColor="text1"/>
-              </w:rPr>
-              <w:t>Feature</w:t>
-            </w:r>
-          </w:p>
-        </w:tc>
-        <w:tc>
-          <w:tcPr>
-            <w:tcW w:w="1985" w:type="dxa"/>
-            <w:hideMark/>
-          </w:tcPr>
-          <w:p>
-            <w:pPr>
-              <w:jc w:val="center"/>
-              <w:rPr>
-                <w:rFonts w:cstheme="minorHAnsi"/>
-                <w:b/>
-                <w:bCs/>
-                <w:color w:val="000000" w:themeColor="text1"/>
-              </w:rPr>
-            </w:pPr>
-            <w:r>
-              <w:rPr>
-                <w:rFonts w:cstheme="minorHAnsi"/>
-                <w:b/>
-                <w:bCs/>
-                <w:color w:val="000000" w:themeColor="text1"/>
-              </w:rPr>
-              <w:t>RAWG API</w:t>
-            </w:r>
-          </w:p>
-        </w:tc>
-        <w:tc>
-          <w:tcPr>
-            <w:tcW w:w="2693" w:type="dxa"/>
-            <w:hideMark/>
-          </w:tcPr>
-          <w:p>
-            <w:pPr>
-              <w:jc w:val="center"/>
-              <w:rPr>
-                <w:rFonts w:cstheme="minorHAnsi"/>
-                <w:b/>
-                <w:bCs/>
-                <w:color w:val="000000" w:themeColor="text1"/>
-              </w:rPr>
-            </w:pPr>
-            <w:r>
-              <w:rPr>
-                <w:rFonts w:cstheme="minorHAnsi"/>
-                <w:b/>
-                <w:bCs/>
-                <w:color w:val="000000" w:themeColor="text1"/>
-              </w:rPr>
-              <w:t>IGDB API</w:t>
-            </w:r>
-          </w:p>
-        </w:tc>
-        <w:tc>
-          <w:tcPr>
-            <w:tcW w:w="2551" w:type="dxa"/>
-            <w:hideMark/>
-          </w:tcPr>
-          <w:p>
-            <w:pPr>
-              <w:jc w:val="center"/>
-              <w:rPr>
-                <w:rFonts w:cstheme="minorHAnsi"/>
-                <w:b/>
-                <w:bCs/>
-                <w:color w:val="000000" w:themeColor="text1"/>
-              </w:rPr>
-            </w:pPr>
-            <w:r>
-              <w:rPr>
-                <w:rFonts w:cstheme="minorHAnsi"/>
-                <w:b/>
-                <w:bCs/>
-                <w:color w:val="000000" w:themeColor="text1"/>
-              </w:rPr>
-              <w:t>Giant Bomb API</w:t>
+            <w:tcW w:w="3245" w:type="dxa"/>
+          </w:tcPr>
+          <w:p>
+            <w:pPr>
+              <w:pStyle w:val="Heading"/>
+            </w:pPr>
+            <w:r>
+              <w:t>Metric</w:t>
+            </w:r>
+          </w:p>
+        </w:tc>
+        <w:tc>
+          <w:tcPr>
+            <w:tcW w:w="3245" w:type="dxa"/>
+          </w:tcPr>
+          <w:p>
+            <w:pPr>
+              <w:pStyle w:val="Heading"/>
+            </w:pPr>
+            <w:r>
+              <w:t xml:space="preserve"> Before </w:t>
+            </w:r>
+          </w:p>
+        </w:tc>
+        <w:tc>
+          <w:tcPr>
+            <w:tcW w:w="3246" w:type="dxa"/>
+          </w:tcPr>
+          <w:p>
+            <w:pPr>
+              <w:pStyle w:val="Heading"/>
+            </w:pPr>
+            <w:r>
+              <w:t>After</w:t>
             </w:r>
           </w:p>
         </w:tc>
@@ -3174,85 +826,40 @@
       <w:tr>
         <w:tc>
           <w:tcPr>
-            <w:tcW w:w="2405" w:type="dxa"/>
-            <w:hideMark/>
-          </w:tcPr>
-          <w:p>
-            <w:pPr>
-              <w:rPr>
-                <w:rFonts w:cstheme="minorHAnsi"/>
-                <w:color w:val="000000" w:themeColor="text1"/>
-              </w:rPr>
-            </w:pPr>
-            <w:r>
-              <w:rPr>
-                <w:rFonts w:cstheme="minorHAnsi"/>
-                <w:color w:val="000000" w:themeColor="text1"/>
-              </w:rPr>
-              <w:t>Game count</w:t>
-            </w:r>
-          </w:p>
-        </w:tc>
-        <w:tc>
-          <w:tcPr>
-            <w:tcW w:w="1985" w:type="dxa"/>
-            <w:hideMark/>
-          </w:tcPr>
-          <w:p>
-            <w:pPr>
-              <w:rPr>
-                <w:rFonts w:cstheme="minorHAnsi"/>
-                <w:color w:val="000000" w:themeColor="text1"/>
-              </w:rPr>
-            </w:pPr>
-            <w:r>
-              <w:rPr>
-                <w:rFonts w:cstheme="minorHAnsi"/>
-                <w:color w:val="000000" w:themeColor="text1"/>
-              </w:rPr>
-              <w:t>500,000+</w:t>
-            </w:r>
-          </w:p>
-        </w:tc>
-        <w:tc>
-          <w:tcPr>
-            <w:tcW w:w="2693" w:type="dxa"/>
-            <w:hideMark/>
-          </w:tcPr>
-          <w:p>
-            <w:pPr>
-              <w:rPr>
-                <w:rFonts w:cstheme="minorHAnsi"/>
-                <w:color w:val="000000" w:themeColor="text1"/>
-              </w:rPr>
-            </w:pPr>
-            <w:r>
-              <w:rPr>
-                <w:rFonts w:cstheme="minorHAnsi"/>
-                <w:color w:val="000000" w:themeColor="text1"/>
-              </w:rPr>
-              <w:t>~400,000</w:t>
-            </w:r>
-          </w:p>
-        </w:tc>
-        <w:tc>
-          <w:tcPr>
-            <w:tcW w:w="2551" w:type="dxa"/>
-            <w:hideMark/>
-          </w:tcPr>
-          <w:p>
-            <w:pPr>
-              <w:rPr>
-                <w:rFonts w:cstheme="minorHAnsi"/>
-                <w:color w:val="000000" w:themeColor="text1"/>
-              </w:rPr>
-            </w:pPr>
-            <w:r>
-              <w:rPr>
-                <w:rFonts w:cstheme="minorHAnsi"/>
-                <w:color w:val="000000" w:themeColor="text1"/>
-              </w:rPr>
-              <w:t>~100,000</w:t>
+            <w:tcW w:w="3245" w:type="dxa"/>
+          </w:tcPr>
+          <w:p>
+            <w:pPr>
+              <w:pStyle w:val="Text"/>
+            </w:pPr>
+            <w:r>
+              <w:t>Daily active users</w:t>
+            </w:r>
+          </w:p>
+        </w:tc>
+        <w:tc>
+          <w:tcPr>
+            <w:tcW w:w="3245" w:type="dxa"/>
+          </w:tcPr>
+          <w:p>
+            <w:pPr>
+              <w:pStyle w:val="Text"/>
+            </w:pPr>
+            <w:r>
+              <w:t xml:space="preserve"> Native iOS app </w:t>
+            </w:r>
+          </w:p>
+        </w:tc>
+        <w:tc>
+          <w:tcPr>
+            <w:tcW w:w="3246" w:type="dxa"/>
+          </w:tcPr>
+          <w:p>
+            <w:pPr>
+              <w:pStyle w:val="Text"/>
+            </w:pPr>
+            <w:r>
+              <w:t>2× more (PWA)</w:t>
             </w:r>
           </w:p>
         </w:tc>
@@ -3260,343 +867,40 @@
       <w:tr>
         <w:tc>
           <w:tcPr>
-            <w:tcW w:w="2405" w:type="dxa"/>
-            <w:hideMark/>
-          </w:tcPr>
-          <w:p>
-            <w:pPr>
-              <w:rPr>
-                <w:rFonts w:cstheme="minorHAnsi"/>
-                <w:color w:val="000000" w:themeColor="text1"/>
-              </w:rPr>
-            </w:pPr>
-            <w:r>
-              <w:rPr>
-                <w:rFonts w:cstheme="minorHAnsi"/>
-                <w:color w:val="000000" w:themeColor="text1"/>
-              </w:rPr>
-              <w:t>Authentication</w:t>
-            </w:r>
-          </w:p>
-        </w:tc>
-        <w:tc>
-          <w:tcPr>
-            <w:tcW w:w="1985" w:type="dxa"/>
-            <w:hideMark/>
-          </w:tcPr>
-          <w:p>
-            <w:pPr>
-              <w:rPr>
-                <w:rFonts w:cstheme="minorHAnsi"/>
-                <w:color w:val="000000" w:themeColor="text1"/>
-              </w:rPr>
-            </w:pPr>
-            <w:r>
-              <w:rPr>
-                <w:rFonts w:cstheme="minorHAnsi"/>
-                <w:color w:val="000000" w:themeColor="text1"/>
-              </w:rPr>
-              <w:t>API key</w:t>
-            </w:r>
-          </w:p>
-        </w:tc>
-        <w:tc>
-          <w:tcPr>
-            <w:tcW w:w="2693" w:type="dxa"/>
-            <w:hideMark/>
-          </w:tcPr>
-          <w:p>
-            <w:pPr>
-              <w:rPr>
-                <w:rFonts w:cstheme="minorHAnsi"/>
-                <w:color w:val="000000" w:themeColor="text1"/>
-              </w:rPr>
-            </w:pPr>
-            <w:r>
-              <w:rPr>
-                <w:rFonts w:cstheme="minorHAnsi"/>
-                <w:color w:val="000000" w:themeColor="text1"/>
-              </w:rPr>
-              <w:t>OAuth</w:t>
-            </w:r>
-          </w:p>
-        </w:tc>
-        <w:tc>
-          <w:tcPr>
-            <w:tcW w:w="2551" w:type="dxa"/>
-            <w:hideMark/>
-          </w:tcPr>
-          <w:p>
-            <w:pPr>
-              <w:rPr>
-                <w:rFonts w:cstheme="minorHAnsi"/>
-                <w:color w:val="000000" w:themeColor="text1"/>
-              </w:rPr>
-            </w:pPr>
-            <w:r>
-              <w:rPr>
-                <w:rFonts w:cstheme="minorHAnsi"/>
-                <w:color w:val="000000" w:themeColor="text1"/>
-              </w:rPr>
-              <w:t>API key</w:t>
-            </w:r>
-          </w:p>
-        </w:tc>
-      </w:tr>
-      <w:tr>
-        <w:tc>
-          <w:tcPr>
-            <w:tcW w:w="2405" w:type="dxa"/>
-            <w:hideMark/>
-          </w:tcPr>
-          <w:p>
-            <w:pPr>
-              <w:rPr>
-                <w:rFonts w:cstheme="minorHAnsi"/>
-                <w:color w:val="000000" w:themeColor="text1"/>
-              </w:rPr>
-            </w:pPr>
-            <w:r>
-              <w:rPr>
-                <w:rFonts w:cstheme="minorHAnsi"/>
-                <w:color w:val="000000" w:themeColor="text1"/>
-              </w:rPr>
-              <w:t>Free tier requests</w:t>
-            </w:r>
-          </w:p>
-        </w:tc>
-        <w:tc>
-          <w:tcPr>
-            <w:tcW w:w="1985" w:type="dxa"/>
-            <w:hideMark/>
-          </w:tcPr>
-          <w:p>
-            <w:pPr>
-              <w:rPr>
-                <w:rFonts w:cstheme="minorHAnsi"/>
-                <w:color w:val="000000" w:themeColor="text1"/>
-              </w:rPr>
-            </w:pPr>
-            <w:r>
-              <w:rPr>
-                <w:rFonts w:cstheme="minorHAnsi"/>
-                <w:color w:val="000000" w:themeColor="text1"/>
-              </w:rPr>
-              <w:t>20,000/month</w:t>
-            </w:r>
-          </w:p>
-        </w:tc>
-        <w:tc>
-          <w:tcPr>
-            <w:tcW w:w="2693" w:type="dxa"/>
-            <w:hideMark/>
-          </w:tcPr>
-          <w:p>
-            <w:pPr>
-              <w:rPr>
-                <w:rFonts w:cstheme="minorHAnsi"/>
-                <w:color w:val="000000" w:themeColor="text1"/>
-              </w:rPr>
-            </w:pPr>
-            <w:r>
-              <w:rPr>
-                <w:rFonts w:cstheme="minorHAnsi"/>
-                <w:color w:val="000000" w:themeColor="text1"/>
-              </w:rPr>
-              <w:t>10,000/month (Twitch)</w:t>
-            </w:r>
-          </w:p>
-        </w:tc>
-        <w:tc>
-          <w:tcPr>
-            <w:tcW w:w="2551" w:type="dxa"/>
-            <w:hideMark/>
-          </w:tcPr>
-          <w:p>
-            <w:pPr>
-              <w:rPr>
-                <w:rFonts w:cstheme="minorHAnsi"/>
-                <w:color w:val="000000" w:themeColor="text1"/>
-              </w:rPr>
-            </w:pPr>
-            <w:r>
-              <w:rPr>
-                <w:rFonts w:cstheme="minorHAnsi"/>
-                <w:color w:val="000000" w:themeColor="text1"/>
-              </w:rPr>
-              <w:t>1,000/day</w:t>
-            </w:r>
-          </w:p>
-        </w:tc>
-      </w:tr>
-      <w:tr>
-        <w:tc>
-          <w:tcPr>
-            <w:tcW w:w="2405" w:type="dxa"/>
-            <w:hideMark/>
-          </w:tcPr>
-          <w:p>
-            <w:pPr>
-              <w:rPr>
-                <w:rFonts w:cstheme="minorHAnsi"/>
-                <w:color w:val="000000" w:themeColor="text1"/>
-              </w:rPr>
-            </w:pPr>
-            <w:r>
-              <w:rPr>
-                <w:rFonts w:cstheme="minorHAnsi"/>
-                <w:color w:val="000000" w:themeColor="text1"/>
-              </w:rPr>
-              <w:t>CORS support</w:t>
-            </w:r>
-          </w:p>
-        </w:tc>
-        <w:tc>
-          <w:tcPr>
-            <w:tcW w:w="1985" w:type="dxa"/>
-            <w:hideMark/>
-          </w:tcPr>
-          <w:p>
-            <w:pPr>
-              <w:rPr>
-                <w:rFonts w:cstheme="minorHAnsi"/>
-                <w:color w:val="000000" w:themeColor="text1"/>
-              </w:rPr>
-            </w:pPr>
-            <w:r>
-              <w:rPr>
-                <w:rFonts w:cstheme="minorHAnsi"/>
-                <w:color w:val="000000" w:themeColor="text1"/>
-              </w:rPr>
-              <w:t>No</w:t>
-            </w:r>
-          </w:p>
-        </w:tc>
-        <w:tc>
-          <w:tcPr>
-            <w:tcW w:w="2693" w:type="dxa"/>
-            <w:hideMark/>
-          </w:tcPr>
-          <w:p>
-            <w:pPr>
-              <w:rPr>
-                <w:rFonts w:cstheme="minorHAnsi"/>
-                <w:color w:val="000000" w:themeColor="text1"/>
-              </w:rPr>
-            </w:pPr>
-            <w:r>
-              <w:rPr>
-                <w:rFonts w:cstheme="minorHAnsi"/>
-                <w:color w:val="000000" w:themeColor="text1"/>
-              </w:rPr>
-              <w:t>Yes</w:t>
-            </w:r>
-          </w:p>
-        </w:tc>
-        <w:tc>
-          <w:tcPr>
-            <w:tcW w:w="2551" w:type="dxa"/>
-            <w:hideMark/>
-          </w:tcPr>
-          <w:p>
-            <w:pPr>
-              <w:rPr>
-                <w:rFonts w:cstheme="minorHAnsi"/>
-                <w:color w:val="000000" w:themeColor="text1"/>
-              </w:rPr>
-            </w:pPr>
-            <w:r>
-              <w:rPr>
-                <w:rFonts w:cstheme="minorHAnsi"/>
-                <w:color w:val="000000" w:themeColor="text1"/>
-              </w:rPr>
-              <w:t>Limited</w:t>
-            </w:r>
-          </w:p>
-        </w:tc>
-      </w:tr>
-      <w:tr>
-        <w:tc>
-          <w:tcPr>
-            <w:tcW w:w="2405" w:type="dxa"/>
-            <w:hideMark/>
-          </w:tcPr>
-          <w:p>
-            <w:pPr>
-              <w:rPr>
-                <w:rFonts w:cstheme="minorHAnsi"/>
-                <w:color w:val="000000" w:themeColor="text1"/>
-              </w:rPr>
-            </w:pPr>
-            <w:r>
-              <w:rPr>
-                <w:rFonts w:cstheme="minorHAnsi"/>
-                <w:color w:val="000000" w:themeColor="text1"/>
-              </w:rPr>
-              <w:t>Commercial pricing</w:t>
-            </w:r>
-          </w:p>
-        </w:tc>
-        <w:tc>
-          <w:tcPr>
-            <w:tcW w:w="1985" w:type="dxa"/>
-            <w:hideMark/>
-          </w:tcPr>
-          <w:p>
-            <w:pPr>
-              <w:rPr>
-                <w:rFonts w:cstheme="minorHAnsi"/>
-                <w:color w:val="000000" w:themeColor="text1"/>
-              </w:rPr>
-            </w:pPr>
-            <w:r>
-              <w:rPr>
-                <w:rFonts w:cstheme="minorHAnsi"/>
-                <w:color w:val="000000" w:themeColor="text1"/>
-              </w:rPr>
-              <w:t>Freemium</w:t>
-            </w:r>
-          </w:p>
-        </w:tc>
-        <w:tc>
-          <w:tcPr>
-            <w:tcW w:w="2693" w:type="dxa"/>
-            <w:hideMark/>
-          </w:tcPr>
-          <w:p>
-            <w:pPr>
-              <w:rPr>
-                <w:rFonts w:cstheme="minorHAnsi"/>
-                <w:color w:val="000000" w:themeColor="text1"/>
-              </w:rPr>
-            </w:pPr>
-            <w:r>
-              <w:rPr>
-                <w:rFonts w:cstheme="minorHAnsi"/>
-                <w:color w:val="000000" w:themeColor="text1"/>
-              </w:rPr>
-              <w:t>Twitch integration</w:t>
-            </w:r>
-          </w:p>
-        </w:tc>
-        <w:tc>
-          <w:tcPr>
-            <w:tcW w:w="2551" w:type="dxa"/>
-            <w:hideMark/>
-          </w:tcPr>
-          <w:p>
-            <w:pPr>
-              <w:rPr>
-                <w:rFonts w:cstheme="minorHAnsi"/>
-                <w:color w:val="000000" w:themeColor="text1"/>
-              </w:rPr>
-            </w:pPr>
-            <w:r>
-              <w:rPr>
-                <w:rFonts w:cstheme="minorHAnsi"/>
-                <w:color w:val="000000" w:themeColor="text1"/>
-              </w:rPr>
-              <w:t>Paid plans</w:t>
+            <w:tcW w:w="3245" w:type="dxa"/>
+          </w:tcPr>
+          <w:p>
+            <w:pPr>
+              <w:pStyle w:val="Text"/>
+            </w:pPr>
+            <w:r>
+              <w:t xml:space="preserve">App bundle size </w:t>
+            </w:r>
+          </w:p>
+        </w:tc>
+        <w:tc>
+          <w:tcPr>
+            <w:tcW w:w="3245" w:type="dxa"/>
+          </w:tcPr>
+          <w:p>
+            <w:pPr>
+              <w:pStyle w:val="Text"/>
+            </w:pPr>
+            <w:r>
+              <w:t xml:space="preserve">148 MB </w:t>
+            </w:r>
+          </w:p>
+        </w:tc>
+        <w:tc>
+          <w:tcPr>
+            <w:tcW w:w="3246" w:type="dxa"/>
+          </w:tcPr>
+          <w:p>
+            <w:pPr>
+              <w:pStyle w:val="Text"/>
+            </w:pPr>
+            <w:r>
+              <w:t>233 KB (−99.84%)</w:t>
             </w:r>
           </w:p>
         </w:tc>
@@ -3604,1339 +908,1828 @@
     </w:tbl>
     <w:p>
       <w:pPr>
-        <w:pStyle w:val="ds-markdown-paragraph"/>
-        <w:rPr>
-          <w:rFonts w:asciiTheme="minorHAnsi" w:hAnsiTheme="minorHAnsi" w:cstheme="minorHAnsi"/>
-          <w:color w:val="000000" w:themeColor="text1"/>
-        </w:rPr>
-      </w:pPr>
-      <w:r>
-        <w:rPr>
-          <w:rFonts w:asciiTheme="minorHAnsi" w:hAnsiTheme="minorHAnsi" w:cstheme="minorHAnsi"/>
-          <w:color w:val="000000" w:themeColor="text1"/>
-        </w:rPr>
-        <w:t>Based on this comparison, RAWG excels in data volume and free tier generosity but lags in CORS support compared to IGDB.</w:t>
-      </w:r>
+        <w:pStyle w:val="Seperator"/>
+      </w:pPr>
     </w:p>
     <w:p>
       <w:pPr>
-        <w:pStyle w:val="Heading"/>
-        <w:rPr>
-          <w:color w:val="000000" w:themeColor="text1"/>
-        </w:rPr>
-      </w:pPr>
-      <w:r>
-        <w:rPr>
-          <w:color w:val="000000" w:themeColor="text1"/>
-        </w:rPr>
-        <w:t>Implementation Pattern Analysis</w:t>
-      </w:r>
+        <w:pStyle w:val="Seperator"/>
+      </w:pPr>
     </w:p>
     <w:p>
       <w:pPr>
-        <w:pStyle w:val="ds-markdown-paragraph"/>
-        <w:rPr>
-          <w:rFonts w:asciiTheme="minorHAnsi" w:hAnsiTheme="minorHAnsi" w:cstheme="minorHAnsi"/>
-          <w:color w:val="000000" w:themeColor="text1"/>
-        </w:rPr>
-      </w:pPr>
-      <w:r>
-        <w:rPr>
-          <w:rFonts w:asciiTheme="minorHAnsi" w:hAnsiTheme="minorHAnsi" w:cstheme="minorHAnsi"/>
-          <w:color w:val="000000" w:themeColor="text1"/>
-        </w:rPr>
-        <w:t>Analysis of third-party projects reveals three dominant implementation patterns:</w:t>
+        <w:pStyle w:val="Heading"/>
+      </w:pPr>
+      <w:r>
+        <w:t>3.3 Flipkart Lite (2015) — E-Commerce</w:t>
       </w:r>
     </w:p>
     <w:p>
       <w:pPr>
-        <w:pStyle w:val="ds-markdown-paragraph"/>
-        <w:rPr>
-          <w:rFonts w:asciiTheme="minorHAnsi" w:hAnsiTheme="minorHAnsi" w:cstheme="minorHAnsi"/>
-          <w:color w:val="000000" w:themeColor="text1"/>
-        </w:rPr>
-      </w:pPr>
-      <w:r>
-        <w:rPr>
-          <w:rStyle w:val="Strong"/>
-          <w:rFonts w:asciiTheme="minorHAnsi" w:hAnsiTheme="minorHAnsi" w:cstheme="minorHAnsi"/>
-          <w:color w:val="000000" w:themeColor="text1"/>
-        </w:rPr>
-        <w:t>Batch Data Collection Pattern:</w:t>
-      </w:r>
-      <w:r>
-        <w:rPr>
-          <w:rFonts w:asciiTheme="minorHAnsi" w:hAnsiTheme="minorHAnsi" w:cstheme="minorHAnsi"/>
-          <w:color w:val="000000" w:themeColor="text1"/>
-        </w:rPr>
-        <w:t xml:space="preserve"> Projects like Kimchi21's analysis extract large datasets via scheduled API calls, working within per-second rate limits through controlled pacing. This pattern is well-suited to the API's constraints because it prioritizes data completeness over real-time responsiveness.</w:t>
+        <w:pStyle w:val="Text"/>
+      </w:pPr>
+      <w:r>
+        <w:t>Problem: India's largest e-commerce platform shut down their mobile website due to poor performance</w:t>
+      </w:r>
+      <w:r>
+        <w:t xml:space="preserve"> </w:t>
+      </w:r>
+      <w:r>
+        <w:t>on 2G networks, losing all mobile web traffic that did not convert to the native app.</w:t>
       </w:r>
     </w:p>
     <w:p>
       <w:pPr>
-        <w:pStyle w:val="ds-markdown-paragraph"/>
-        <w:rPr>
-          <w:rFonts w:asciiTheme="minorHAnsi" w:hAnsiTheme="minorHAnsi" w:cstheme="minorHAnsi"/>
-          <w:color w:val="000000" w:themeColor="text1"/>
-        </w:rPr>
-      </w:pPr>
-      <w:r>
-        <w:rPr>
-          <w:rStyle w:val="Strong"/>
-          <w:rFonts w:asciiTheme="minorHAnsi" w:hAnsiTheme="minorHAnsi" w:cstheme="minorHAnsi"/>
-          <w:color w:val="000000" w:themeColor="text1"/>
-        </w:rPr>
-        <w:lastRenderedPageBreak/>
-        <w:t>Server-Side Proxy Pattern:</w:t>
-      </w:r>
-      <w:r>
-        <w:rPr>
-          <w:rFonts w:asciiTheme="minorHAnsi" w:hAnsiTheme="minorHAnsi" w:cstheme="minorHAnsi"/>
-          <w:color w:val="000000" w:themeColor="text1"/>
-        </w:rPr>
-        <w:t xml:space="preserve"> React-based applications implement backend API gateways that forward requests to RAWG, solving CORS issues while enabling caching and rate limit management. This pattern adds infrastructure complexity but enables browser-based front ends.</w:t>
+        <w:pStyle w:val="Text"/>
+      </w:pPr>
+      <w:r>
+        <w:t xml:space="preserve">PWA Solution: Rebuilt mobile web as Flipkart Lite — one of the world's first major PWAs — </w:t>
+      </w:r>
+      <w:r>
+        <w:t xml:space="preserve">optimized </w:t>
+      </w:r>
+      <w:r>
+        <w:t>for intermittent 2G connections with service worker caching, push notifications, and home screen</w:t>
+      </w:r>
+      <w:r>
+        <w:t xml:space="preserve"> </w:t>
+      </w:r>
+      <w:r>
+        <w:t>installation.</w:t>
       </w:r>
     </w:p>
     <w:p>
       <w:pPr>
-        <w:pStyle w:val="ds-markdown-paragraph"/>
-        <w:rPr>
-          <w:rFonts w:asciiTheme="minorHAnsi" w:hAnsiTheme="minorHAnsi" w:cstheme="minorHAnsi"/>
-          <w:color w:val="000000" w:themeColor="text1"/>
-        </w:rPr>
-      </w:pPr>
-      <w:r>
-        <w:rPr>
-          <w:rStyle w:val="Strong"/>
-          <w:rFonts w:asciiTheme="minorHAnsi" w:hAnsiTheme="minorHAnsi" w:cstheme="minorHAnsi"/>
-          <w:color w:val="000000" w:themeColor="text1"/>
-        </w:rPr>
-        <w:t>Mobile Native Pattern:</w:t>
-      </w:r>
-      <w:r>
-        <w:rPr>
-          <w:rFonts w:asciiTheme="minorHAnsi" w:hAnsiTheme="minorHAnsi" w:cstheme="minorHAnsi"/>
-          <w:color w:val="000000" w:themeColor="text1"/>
-        </w:rPr>
-        <w:t xml:space="preserve"> Android and iOS applications make direct API calls from mobile devices, avoiding CORS issues entirely. This pattern leverages the per-IP rate limit across multiple mobile devices.</w:t>
-      </w:r>
+        <w:pStyle w:val="Text"/>
+      </w:pPr>
+      <w:r>
+        <w:t>Key Features: 2G-optimised caching · App shell for instant skeleton loading · Push notification re-</w:t>
+      </w:r>
+      <w:r>
+        <w:t xml:space="preserve"> </w:t>
+      </w:r>
+      <w:r>
+        <w:t>engagement · Offline product browsing</w:t>
+      </w:r>
+    </w:p>
+    <w:tbl>
+      <w:tblPr>
+        <w:tblStyle w:val="TableGrid"/>
+        <w:tblW w:w="0" w:type="auto"/>
+        <w:tblCellMar>
+          <w:top w:w="142" w:type="dxa"/>
+          <w:left w:w="142" w:type="dxa"/>
+          <w:bottom w:w="142" w:type="dxa"/>
+          <w:right w:w="142" w:type="dxa"/>
+        </w:tblCellMar>
+        <w:tblLook w:val="04A0" w:firstRow="1" w:lastRow="0" w:firstColumn="1" w:lastColumn="0" w:noHBand="0" w:noVBand="1"/>
+      </w:tblPr>
+      <w:tblGrid>
+        <w:gridCol w:w="3245"/>
+        <w:gridCol w:w="3245"/>
+        <w:gridCol w:w="3246"/>
+      </w:tblGrid>
+      <w:tr>
+        <w:tc>
+          <w:tcPr>
+            <w:tcW w:w="3245" w:type="dxa"/>
+          </w:tcPr>
+          <w:p>
+            <w:pPr>
+              <w:pStyle w:val="Heading"/>
+            </w:pPr>
+            <w:r>
+              <w:t>Metric</w:t>
+            </w:r>
+            <w:r>
+              <w:t xml:space="preserve"> </w:t>
+            </w:r>
+          </w:p>
+        </w:tc>
+        <w:tc>
+          <w:tcPr>
+            <w:tcW w:w="3245" w:type="dxa"/>
+          </w:tcPr>
+          <w:p>
+            <w:pPr>
+              <w:pStyle w:val="Heading"/>
+            </w:pPr>
+            <w:r>
+              <w:t xml:space="preserve"> Before</w:t>
+            </w:r>
+          </w:p>
+        </w:tc>
+        <w:tc>
+          <w:tcPr>
+            <w:tcW w:w="3246" w:type="dxa"/>
+          </w:tcPr>
+          <w:p>
+            <w:pPr>
+              <w:pStyle w:val="Heading"/>
+            </w:pPr>
+            <w:r>
+              <w:t xml:space="preserve"> After</w:t>
+            </w:r>
+          </w:p>
+        </w:tc>
+      </w:tr>
+      <w:tr>
+        <w:tc>
+          <w:tcPr>
+            <w:tcW w:w="3245" w:type="dxa"/>
+          </w:tcPr>
+          <w:p>
+            <w:pPr>
+              <w:pStyle w:val="Text"/>
+            </w:pPr>
+            <w:r>
+              <w:t>Time on site</w:t>
+            </w:r>
+          </w:p>
+        </w:tc>
+        <w:tc>
+          <w:tcPr>
+            <w:tcW w:w="3245" w:type="dxa"/>
+          </w:tcPr>
+          <w:p>
+            <w:pPr>
+              <w:pStyle w:val="Text"/>
+            </w:pPr>
+            <w:r>
+              <w:t xml:space="preserve"> Baseline</w:t>
+            </w:r>
+          </w:p>
+        </w:tc>
+        <w:tc>
+          <w:tcPr>
+            <w:tcW w:w="3246" w:type="dxa"/>
+          </w:tcPr>
+          <w:p>
+            <w:pPr>
+              <w:pStyle w:val="Text"/>
+            </w:pPr>
+            <w:r>
+              <w:t xml:space="preserve"> 3× increase</w:t>
+            </w:r>
+          </w:p>
+        </w:tc>
+      </w:tr>
+      <w:tr>
+        <w:tc>
+          <w:tcPr>
+            <w:tcW w:w="3245" w:type="dxa"/>
+          </w:tcPr>
+          <w:p>
+            <w:pPr>
+              <w:pStyle w:val="Text"/>
+            </w:pPr>
+            <w:r>
+              <w:t>Re-engagement rate</w:t>
+            </w:r>
+          </w:p>
+        </w:tc>
+        <w:tc>
+          <w:tcPr>
+            <w:tcW w:w="3245" w:type="dxa"/>
+          </w:tcPr>
+          <w:p>
+            <w:pPr>
+              <w:pStyle w:val="Text"/>
+            </w:pPr>
+            <w:r>
+              <w:t xml:space="preserve"> Baseline</w:t>
+            </w:r>
+          </w:p>
+        </w:tc>
+        <w:tc>
+          <w:tcPr>
+            <w:tcW w:w="3246" w:type="dxa"/>
+          </w:tcPr>
+          <w:p>
+            <w:pPr>
+              <w:pStyle w:val="Text"/>
+            </w:pPr>
+            <w:r>
+              <w:t xml:space="preserve"> +40%</w:t>
+            </w:r>
+          </w:p>
+        </w:tc>
+      </w:tr>
+      <w:tr>
+        <w:tc>
+          <w:tcPr>
+            <w:tcW w:w="3245" w:type="dxa"/>
+          </w:tcPr>
+          <w:p>
+            <w:pPr>
+              <w:pStyle w:val="Text"/>
+            </w:pPr>
+            <w:r>
+              <w:t>Conversions</w:t>
+            </w:r>
+          </w:p>
+        </w:tc>
+        <w:tc>
+          <w:tcPr>
+            <w:tcW w:w="3245" w:type="dxa"/>
+          </w:tcPr>
+          <w:p>
+            <w:pPr>
+              <w:pStyle w:val="Text"/>
+            </w:pPr>
+            <w:r>
+              <w:t xml:space="preserve"> Old mobile web</w:t>
+            </w:r>
+          </w:p>
+        </w:tc>
+        <w:tc>
+          <w:tcPr>
+            <w:tcW w:w="3246" w:type="dxa"/>
+          </w:tcPr>
+          <w:p>
+            <w:pPr>
+              <w:pStyle w:val="Text"/>
+            </w:pPr>
+            <w:r>
+              <w:t xml:space="preserve"> +70%</w:t>
+            </w:r>
+          </w:p>
+        </w:tc>
+      </w:tr>
+    </w:tbl>
+    <w:p>
+      <w:pPr>
+        <w:pStyle w:val="Seperator"/>
+      </w:pPr>
     </w:p>
     <w:p>
       <w:pPr>
-        <w:pStyle w:val="Heading"/>
-        <w:rPr>
-          <w:color w:val="000000" w:themeColor="text1"/>
-        </w:rPr>
-      </w:pPr>
-      <w:r>
-        <w:rPr>
-          <w:color w:val="000000" w:themeColor="text1"/>
-        </w:rPr>
-        <w:t>Implications for Public Administration and Data Policy</w:t>
-      </w:r>
+        <w:pStyle w:val="Seperator"/>
+      </w:pPr>
     </w:p>
     <w:p>
       <w:pPr>
-        <w:pStyle w:val="ds-markdown-paragraph"/>
-        <w:rPr>
-          <w:rFonts w:asciiTheme="minorHAnsi" w:hAnsiTheme="minorHAnsi" w:cstheme="minorHAnsi"/>
-          <w:color w:val="000000" w:themeColor="text1"/>
-        </w:rPr>
-      </w:pPr>
-      <w:r>
-        <w:rPr>
-          <w:rFonts w:asciiTheme="minorHAnsi" w:hAnsiTheme="minorHAnsi" w:cstheme="minorHAnsi"/>
-          <w:color w:val="000000" w:themeColor="text1"/>
-        </w:rPr>
-        <w:t>The RAWG API case offers lessons for public and non-profit agencies considering open data initiatives. First, API design choices—particularly CORS policies—have downstream consequences for how data can be consumed. Agencies seeking to maximize data accessibility should implement proper CORS headers. Second, tiered pricing models must balance sustainability with equity; RAWG's model of free non-commercial access with paid commercial tiers resembles public library models of resource allocation. Third, attribution requirements, while protecting the data provider's brand, may create friction for downstream users who must implement hyperlink compliance across their applications.</w:t>
+        <w:pStyle w:val="Heading"/>
+      </w:pPr>
+      <w:r>
+        <w:t>3.4 Uber (2017) — Mobility / Transportation</w:t>
       </w:r>
     </w:p>
     <w:p>
       <w:pPr>
-        <w:pStyle w:val="Heading2"/>
-        <w:rPr>
-          <w:rFonts w:asciiTheme="minorHAnsi" w:hAnsiTheme="minorHAnsi" w:cstheme="minorHAnsi"/>
-          <w:color w:val="000000" w:themeColor="text1"/>
-          <w:sz w:val="32"/>
-          <w:szCs w:val="32"/>
-        </w:rPr>
-      </w:pPr>
-      <w:r>
-        <w:rPr>
-          <w:rFonts w:asciiTheme="minorHAnsi" w:hAnsiTheme="minorHAnsi" w:cstheme="minorHAnsi"/>
-          <w:color w:val="000000" w:themeColor="text1"/>
-          <w:sz w:val="32"/>
-          <w:szCs w:val="32"/>
-        </w:rPr>
-        <w:t>Conclusions and Recommendations</w:t>
+        <w:pStyle w:val="Text"/>
+      </w:pPr>
+      <w:r>
+        <w:lastRenderedPageBreak/>
+        <w:t>Problem: The native Uber app was too large and data-intensive for riders on 2G networks in developing</w:t>
+      </w:r>
+      <w:r>
+        <w:t xml:space="preserve"> </w:t>
+      </w:r>
+      <w:r>
+        <w:t>markets across Asia, Africa, and Latin America, resulting in booking failures and missed rides.</w:t>
       </w:r>
     </w:p>
     <w:p>
       <w:pPr>
-        <w:pStyle w:val="Heading"/>
-        <w:rPr>
-          <w:color w:val="000000" w:themeColor="text1"/>
-        </w:rPr>
-      </w:pPr>
-      <w:r>
-        <w:rPr>
-          <w:color w:val="000000" w:themeColor="text1"/>
-        </w:rPr>
-        <w:t>Conclusions</w:t>
+        <w:pStyle w:val="Text"/>
+      </w:pPr>
+      <w:r>
+        <w:t>PWA Solution: Built m.uber.com — a PWA explicitly engineered for 2G EDGE networks. The entire core</w:t>
+      </w:r>
+      <w:r>
+        <w:t xml:space="preserve"> </w:t>
+      </w:r>
+      <w:r>
+        <w:t>ride-booking flow was compressed to a ~50 KB JavaScript bundle loading in under 3 seconds even on the</w:t>
+      </w:r>
+      <w:r>
+        <w:t xml:space="preserve"> </w:t>
+      </w:r>
+      <w:r>
+        <w:t>slowest connections tested.</w:t>
       </w:r>
     </w:p>
     <w:p>
       <w:pPr>
-        <w:pStyle w:val="ds-markdown-paragraph"/>
-        <w:rPr>
-          <w:rFonts w:asciiTheme="minorHAnsi" w:hAnsiTheme="minorHAnsi" w:cstheme="minorHAnsi"/>
-          <w:color w:val="000000" w:themeColor="text1"/>
-        </w:rPr>
-      </w:pPr>
-      <w:r>
-        <w:rPr>
-          <w:rFonts w:asciiTheme="minorHAnsi" w:hAnsiTheme="minorHAnsi" w:cstheme="minorHAnsi"/>
-          <w:color w:val="000000" w:themeColor="text1"/>
-        </w:rPr>
-        <w:t xml:space="preserve">The RAWG Video Games Database API represents a significant contribution to open game data infrastructure. With coverage exceeding 500,000 games across 50 platforms, comprehensive metadata, and a freemium pricing model, the API successfully lowers barriers to game data access for researchers, hobbyist developers, and commercial </w:t>
-      </w:r>
-      <w:r>
-        <w:rPr>
-          <w:rFonts w:asciiTheme="minorHAnsi" w:hAnsiTheme="minorHAnsi" w:cstheme="minorHAnsi"/>
-          <w:color w:val="000000" w:themeColor="text1"/>
-        </w:rPr>
-        <w:t>start-ups</w:t>
-      </w:r>
-      <w:r>
-        <w:rPr>
-          <w:rFonts w:asciiTheme="minorHAnsi" w:hAnsiTheme="minorHAnsi" w:cstheme="minorHAnsi"/>
-          <w:color w:val="000000" w:themeColor="text1"/>
-        </w:rPr>
-        <w:t>.</w:t>
-      </w:r>
+        <w:pStyle w:val="Text"/>
+      </w:pPr>
+      <w:r>
+        <w:t>Key Features: 50 KB core bundle · Code splitting for deferred loading · Geolocation API integration · Zero</w:t>
+      </w:r>
+      <w:r>
+        <w:t xml:space="preserve"> </w:t>
+      </w:r>
+      <w:r>
+        <w:t>installation barrier</w:t>
+      </w:r>
+    </w:p>
+    <w:tbl>
+      <w:tblPr>
+        <w:tblStyle w:val="TableGrid"/>
+        <w:tblW w:w="0" w:type="auto"/>
+        <w:tblCellMar>
+          <w:top w:w="142" w:type="dxa"/>
+          <w:left w:w="142" w:type="dxa"/>
+          <w:bottom w:w="142" w:type="dxa"/>
+          <w:right w:w="142" w:type="dxa"/>
+        </w:tblCellMar>
+        <w:tblLook w:val="04A0" w:firstRow="1" w:lastRow="0" w:firstColumn="1" w:lastColumn="0" w:noHBand="0" w:noVBand="1"/>
+      </w:tblPr>
+      <w:tblGrid>
+        <w:gridCol w:w="3245"/>
+        <w:gridCol w:w="3245"/>
+        <w:gridCol w:w="3246"/>
+      </w:tblGrid>
+      <w:tr>
+        <w:tc>
+          <w:tcPr>
+            <w:tcW w:w="3245" w:type="dxa"/>
+          </w:tcPr>
+          <w:p>
+            <w:pPr>
+              <w:pStyle w:val="Heading"/>
+            </w:pPr>
+            <w:r>
+              <w:t>Metric</w:t>
+            </w:r>
+          </w:p>
+        </w:tc>
+        <w:tc>
+          <w:tcPr>
+            <w:tcW w:w="3245" w:type="dxa"/>
+          </w:tcPr>
+          <w:p>
+            <w:pPr>
+              <w:pStyle w:val="Heading"/>
+            </w:pPr>
+            <w:r>
+              <w:t xml:space="preserve"> Before</w:t>
+            </w:r>
+          </w:p>
+        </w:tc>
+        <w:tc>
+          <w:tcPr>
+            <w:tcW w:w="3246" w:type="dxa"/>
+          </w:tcPr>
+          <w:p>
+            <w:pPr>
+              <w:pStyle w:val="Heading"/>
+            </w:pPr>
+            <w:r>
+              <w:t xml:space="preserve"> After</w:t>
+            </w:r>
+          </w:p>
+        </w:tc>
+      </w:tr>
+      <w:tr>
+        <w:tc>
+          <w:tcPr>
+            <w:tcW w:w="3245" w:type="dxa"/>
+          </w:tcPr>
+          <w:p>
+            <w:pPr>
+              <w:pStyle w:val="Text"/>
+            </w:pPr>
+            <w:r>
+              <w:t>Core JS bundle</w:t>
+            </w:r>
+          </w:p>
+        </w:tc>
+        <w:tc>
+          <w:tcPr>
+            <w:tcW w:w="3245" w:type="dxa"/>
+          </w:tcPr>
+          <w:p>
+            <w:pPr>
+              <w:pStyle w:val="Text"/>
+            </w:pPr>
+            <w:r>
+              <w:t xml:space="preserve"> Native app (large)</w:t>
+            </w:r>
+            <w:r>
+              <w:t xml:space="preserve"> </w:t>
+            </w:r>
+          </w:p>
+        </w:tc>
+        <w:tc>
+          <w:tcPr>
+            <w:tcW w:w="3246" w:type="dxa"/>
+          </w:tcPr>
+          <w:p>
+            <w:pPr>
+              <w:pStyle w:val="Text"/>
+            </w:pPr>
+            <w:r>
+              <w:t xml:space="preserve"> ~50 KB (PWA)</w:t>
+            </w:r>
+          </w:p>
+        </w:tc>
+      </w:tr>
+      <w:tr>
+        <w:tc>
+          <w:tcPr>
+            <w:tcW w:w="3245" w:type="dxa"/>
+          </w:tcPr>
+          <w:p>
+            <w:pPr>
+              <w:pStyle w:val="Text"/>
+            </w:pPr>
+            <w:r>
+              <w:t>Load time on 2G</w:t>
+            </w:r>
+          </w:p>
+        </w:tc>
+        <w:tc>
+          <w:tcPr>
+            <w:tcW w:w="3245" w:type="dxa"/>
+          </w:tcPr>
+          <w:p>
+            <w:pPr>
+              <w:pStyle w:val="Text"/>
+            </w:pPr>
+            <w:r>
+              <w:t xml:space="preserve"> &gt;10 second</w:t>
+            </w:r>
+          </w:p>
+        </w:tc>
+        <w:tc>
+          <w:tcPr>
+            <w:tcW w:w="3246" w:type="dxa"/>
+          </w:tcPr>
+          <w:p>
+            <w:pPr>
+              <w:pStyle w:val="Text"/>
+            </w:pPr>
+            <w:r>
+              <w:t>s &lt;3 seconds</w:t>
+            </w:r>
+          </w:p>
+        </w:tc>
+      </w:tr>
+    </w:tbl>
+    <w:p>
+      <w:pPr>
+        <w:pStyle w:val="Seperator"/>
+      </w:pPr>
     </w:p>
     <w:p>
       <w:pPr>
-        <w:pStyle w:val="ds-markdown-paragraph"/>
-        <w:rPr>
-          <w:rFonts w:asciiTheme="minorHAnsi" w:hAnsiTheme="minorHAnsi" w:cstheme="minorHAnsi"/>
-          <w:color w:val="000000" w:themeColor="text1"/>
-        </w:rPr>
-      </w:pPr>
-      <w:r>
-        <w:rPr>
-          <w:rFonts w:asciiTheme="minorHAnsi" w:hAnsiTheme="minorHAnsi" w:cstheme="minorHAnsi"/>
-          <w:color w:val="000000" w:themeColor="text1"/>
-        </w:rPr>
-        <w:t>However, the API's technical constraints—particularly the absence of CORS headers and the five-requests-per-second rate limit—create meaningful limitations for certain use cases. Browser-based applications require server-side proxies, increasing architectural complexity. Real-time applications may exceed per-second limits during peak usage. Commercial deployments beyond the free tier face opaque pricing and require direct negotiation.</w:t>
-      </w:r>
+        <w:pStyle w:val="Seperator"/>
+      </w:pPr>
     </w:p>
     <w:p>
       <w:pPr>
-        <w:pStyle w:val="ds-markdown-paragraph"/>
-        <w:rPr>
-          <w:rFonts w:asciiTheme="minorHAnsi" w:hAnsiTheme="minorHAnsi" w:cstheme="minorHAnsi"/>
-          <w:color w:val="000000" w:themeColor="text1"/>
-        </w:rPr>
-      </w:pPr>
-      <w:r>
-        <w:rPr>
-          <w:rFonts w:asciiTheme="minorHAnsi" w:hAnsiTheme="minorHAnsi" w:cstheme="minorHAnsi"/>
-          <w:color w:val="000000" w:themeColor="text1"/>
-        </w:rPr>
-        <w:t>The API is most appropriate for batch data analysis, academic research, prototyping, and mobile applications. It is less suitable for pure client-side browser applications without backend infrastructure.</w:t>
+        <w:pStyle w:val="Heading"/>
+      </w:pPr>
+      <w:r>
+        <w:t>3.5 Pinterest (2017) — Social Discovery / Advertising</w:t>
       </w:r>
     </w:p>
     <w:p>
       <w:pPr>
-        <w:pStyle w:val="Heading"/>
-      </w:pPr>
-      <w:r>
-        <w:t>Recommendations</w:t>
+        <w:pStyle w:val="Text"/>
+      </w:pPr>
+      <w:r>
+        <w:t>Problem: Only 1% of mobile web visitors converted to Pinterest's native app, meaning 99% of mobile</w:t>
+      </w:r>
+      <w:r>
+        <w:t xml:space="preserve"> </w:t>
+      </w:r>
+      <w:r>
+        <w:t>web traffic was lost. The mobile site was slow and unresponsive, directly suppressing ad revenue.</w:t>
       </w:r>
     </w:p>
     <w:p>
       <w:pPr>
-        <w:pStyle w:val="ds-markdown-paragraph"/>
-        <w:rPr>
-          <w:rFonts w:asciiTheme="minorHAnsi" w:hAnsiTheme="minorHAnsi" w:cstheme="minorHAnsi"/>
-          <w:color w:val="000000" w:themeColor="text1"/>
-        </w:rPr>
-      </w:pPr>
-      <w:r>
-        <w:rPr>
-          <w:rStyle w:val="Strong"/>
-          <w:rFonts w:asciiTheme="minorHAnsi" w:hAnsiTheme="minorHAnsi" w:cstheme="minorHAnsi"/>
-          <w:color w:val="000000" w:themeColor="text1"/>
-        </w:rPr>
-        <w:t>For Researchers and Data Analysts:</w:t>
+        <w:pStyle w:val="Text"/>
+      </w:pPr>
+      <w:r>
+        <w:t>PWA Solution: Rebuilt the mobile web from scratch as a PWA. Service workers pre-cached the app shell</w:t>
+      </w:r>
+      <w:r>
+        <w:t xml:space="preserve"> </w:t>
+      </w:r>
+      <w:r>
+        <w:t>and pin feeds; lazy loading addressed the image-heavy interface; push notifications replaced email for</w:t>
+      </w:r>
+      <w:r>
+        <w:t xml:space="preserve"> </w:t>
+      </w:r>
+      <w:r>
+        <w:t>re-engagement.</w:t>
       </w:r>
     </w:p>
     <w:p>
       <w:pPr>
-        <w:pStyle w:val="ds-markdown-paragraph"/>
+        <w:pStyle w:val="Text"/>
+      </w:pPr>
+      <w:r>
+        <w:t xml:space="preserve">Key Features: Service worker pre-fetching · Lazy image loading · Web push for </w:t>
+      </w:r>
+      <w:r>
+        <w:t>personalized</w:t>
+      </w:r>
+      <w:r>
+        <w:t xml:space="preserve"> re-engagement · Add to Home Screen</w:t>
+      </w:r>
+    </w:p>
+    <w:tbl>
+      <w:tblPr>
+        <w:tblStyle w:val="TableGrid"/>
+        <w:tblW w:w="0" w:type="auto"/>
+        <w:tblCellMar>
+          <w:top w:w="142" w:type="dxa"/>
+          <w:left w:w="142" w:type="dxa"/>
+          <w:bottom w:w="142" w:type="dxa"/>
+          <w:right w:w="142" w:type="dxa"/>
+        </w:tblCellMar>
+        <w:tblLook w:val="04A0" w:firstRow="1" w:lastRow="0" w:firstColumn="1" w:lastColumn="0" w:noHBand="0" w:noVBand="1"/>
+      </w:tblPr>
+      <w:tblGrid>
+        <w:gridCol w:w="3245"/>
+        <w:gridCol w:w="3245"/>
+        <w:gridCol w:w="3246"/>
+      </w:tblGrid>
+      <w:tr>
+        <w:tc>
+          <w:tcPr>
+            <w:tcW w:w="3245" w:type="dxa"/>
+          </w:tcPr>
+          <w:p>
+            <w:pPr>
+              <w:pStyle w:val="Heading"/>
+            </w:pPr>
+            <w:r>
+              <w:t xml:space="preserve">Metric </w:t>
+            </w:r>
+          </w:p>
+        </w:tc>
+        <w:tc>
+          <w:tcPr>
+            <w:tcW w:w="3245" w:type="dxa"/>
+          </w:tcPr>
+          <w:p>
+            <w:pPr>
+              <w:pStyle w:val="Heading"/>
+            </w:pPr>
+            <w:r>
+              <w:t xml:space="preserve">Before </w:t>
+            </w:r>
+          </w:p>
+        </w:tc>
+        <w:tc>
+          <w:tcPr>
+            <w:tcW w:w="3246" w:type="dxa"/>
+          </w:tcPr>
+          <w:p>
+            <w:pPr>
+              <w:pStyle w:val="Heading"/>
+            </w:pPr>
+            <w:r>
+              <w:t>After</w:t>
+            </w:r>
+          </w:p>
+        </w:tc>
+      </w:tr>
+      <w:tr>
+        <w:tc>
+          <w:tcPr>
+            <w:tcW w:w="3245" w:type="dxa"/>
+          </w:tcPr>
+          <w:p>
+            <w:pPr>
+              <w:pStyle w:val="Text"/>
+            </w:pPr>
+            <w:r>
+              <w:t xml:space="preserve">Core engagements </w:t>
+            </w:r>
+          </w:p>
+        </w:tc>
+        <w:tc>
+          <w:tcPr>
+            <w:tcW w:w="3245" w:type="dxa"/>
+          </w:tcPr>
+          <w:p>
+            <w:pPr>
+              <w:pStyle w:val="Text"/>
+            </w:pPr>
+            <w:r>
+              <w:t>Old mobile web</w:t>
+            </w:r>
+          </w:p>
+        </w:tc>
+        <w:tc>
+          <w:tcPr>
+            <w:tcW w:w="3246" w:type="dxa"/>
+          </w:tcPr>
+          <w:p>
+            <w:pPr>
+              <w:pStyle w:val="Text"/>
+            </w:pPr>
+            <w:r>
+              <w:t xml:space="preserve"> +60%</w:t>
+            </w:r>
+          </w:p>
+        </w:tc>
+      </w:tr>
+      <w:tr>
+        <w:tc>
+          <w:tcPr>
+            <w:tcW w:w="3245" w:type="dxa"/>
+          </w:tcPr>
+          <w:p>
+            <w:pPr>
+              <w:pStyle w:val="Text"/>
+            </w:pPr>
+            <w:r>
+              <w:t xml:space="preserve">Ad revenue </w:t>
+            </w:r>
+          </w:p>
+        </w:tc>
+        <w:tc>
+          <w:tcPr>
+            <w:tcW w:w="3245" w:type="dxa"/>
+          </w:tcPr>
+          <w:p>
+            <w:pPr>
+              <w:pStyle w:val="Text"/>
+            </w:pPr>
+            <w:r>
+              <w:t>Old mobile web</w:t>
+            </w:r>
+          </w:p>
+        </w:tc>
+        <w:tc>
+          <w:tcPr>
+            <w:tcW w:w="3246" w:type="dxa"/>
+          </w:tcPr>
+          <w:p>
+            <w:pPr>
+              <w:pStyle w:val="Text"/>
+            </w:pPr>
+            <w:r>
+              <w:t xml:space="preserve"> +44%</w:t>
+            </w:r>
+          </w:p>
+        </w:tc>
+      </w:tr>
+      <w:tr>
+        <w:tc>
+          <w:tcPr>
+            <w:tcW w:w="3245" w:type="dxa"/>
+          </w:tcPr>
+          <w:p>
+            <w:pPr>
+              <w:pStyle w:val="Text"/>
+            </w:pPr>
+            <w:r>
+              <w:t xml:space="preserve">Time per session </w:t>
+            </w:r>
+          </w:p>
+        </w:tc>
+        <w:tc>
+          <w:tcPr>
+            <w:tcW w:w="3245" w:type="dxa"/>
+          </w:tcPr>
+          <w:p>
+            <w:pPr>
+              <w:pStyle w:val="Text"/>
+            </w:pPr>
+            <w:r>
+              <w:t>Old mobile web</w:t>
+            </w:r>
+          </w:p>
+        </w:tc>
+        <w:tc>
+          <w:tcPr>
+            <w:tcW w:w="3246" w:type="dxa"/>
+          </w:tcPr>
+          <w:p>
+            <w:pPr>
+              <w:pStyle w:val="Text"/>
+            </w:pPr>
+            <w:r>
+              <w:t xml:space="preserve"> +40%</w:t>
+            </w:r>
+          </w:p>
+        </w:tc>
+      </w:tr>
+    </w:tbl>
+    <w:p>
+      <w:pPr>
+        <w:pStyle w:val="Seperator"/>
+      </w:pPr>
+    </w:p>
+    <w:p>
+      <w:pPr>
+        <w:pStyle w:val="Seperator"/>
+      </w:pPr>
+    </w:p>
+    <w:p>
+      <w:pPr>
+        <w:pStyle w:val="Heading"/>
+      </w:pPr>
+      <w:r>
+        <w:t>4. Comparative Analysis</w:t>
+      </w:r>
+    </w:p>
+    <w:tbl>
+      <w:tblPr>
+        <w:tblStyle w:val="TableGrid"/>
+        <w:tblW w:w="0" w:type="auto"/>
+        <w:tblCellMar>
+          <w:top w:w="142" w:type="dxa"/>
+          <w:left w:w="142" w:type="dxa"/>
+          <w:bottom w:w="142" w:type="dxa"/>
+          <w:right w:w="142" w:type="dxa"/>
+        </w:tblCellMar>
+        <w:tblLook w:val="04A0" w:firstRow="1" w:lastRow="0" w:firstColumn="1" w:lastColumn="0" w:noHBand="0" w:noVBand="1"/>
+      </w:tblPr>
+      <w:tblGrid>
+        <w:gridCol w:w="1947"/>
+        <w:gridCol w:w="1947"/>
+        <w:gridCol w:w="1947"/>
+        <w:gridCol w:w="1947"/>
+        <w:gridCol w:w="1948"/>
+      </w:tblGrid>
+      <w:tr>
+        <w:tc>
+          <w:tcPr>
+            <w:tcW w:w="1947" w:type="dxa"/>
+          </w:tcPr>
+          <w:p>
+            <w:pPr>
+              <w:pStyle w:val="Heading"/>
+            </w:pPr>
+            <w:r>
+              <w:t>Brand</w:t>
+            </w:r>
+          </w:p>
+        </w:tc>
+        <w:tc>
+          <w:tcPr>
+            <w:tcW w:w="1947" w:type="dxa"/>
+          </w:tcPr>
+          <w:p>
+            <w:pPr>
+              <w:pStyle w:val="Heading"/>
+            </w:pPr>
+            <w:r>
+              <w:t xml:space="preserve"> Sector</w:t>
+            </w:r>
+          </w:p>
+        </w:tc>
+        <w:tc>
+          <w:tcPr>
+            <w:tcW w:w="1947" w:type="dxa"/>
+          </w:tcPr>
+          <w:p>
+            <w:pPr>
+              <w:pStyle w:val="Heading"/>
+            </w:pPr>
+            <w:r>
+              <w:t xml:space="preserve"> Primary Driver </w:t>
+            </w:r>
+          </w:p>
+        </w:tc>
+        <w:tc>
+          <w:tcPr>
+            <w:tcW w:w="1947" w:type="dxa"/>
+          </w:tcPr>
+          <w:p>
+            <w:pPr>
+              <w:pStyle w:val="Heading"/>
+            </w:pPr>
+            <w:r>
+              <w:t>Key PWA</w:t>
+            </w:r>
+            <w:r>
+              <w:t xml:space="preserve"> </w:t>
+            </w:r>
+            <w:r>
+              <w:t>Feature</w:t>
+            </w:r>
+          </w:p>
+        </w:tc>
+        <w:tc>
+          <w:tcPr>
+            <w:tcW w:w="1948" w:type="dxa"/>
+          </w:tcPr>
+          <w:p>
+            <w:pPr>
+              <w:pStyle w:val="Heading"/>
+            </w:pPr>
+            <w:r>
+              <w:t>Standout Outcome</w:t>
+            </w:r>
+          </w:p>
+        </w:tc>
+      </w:tr>
+      <w:tr>
+        <w:tc>
+          <w:tcPr>
+            <w:tcW w:w="1947" w:type="dxa"/>
+          </w:tcPr>
+          <w:p>
+            <w:pPr>
+              <w:pStyle w:val="Text"/>
+            </w:pPr>
+            <w:r>
+              <w:t xml:space="preserve">Twitter Lite </w:t>
+            </w:r>
+          </w:p>
+        </w:tc>
+        <w:tc>
+          <w:tcPr>
+            <w:tcW w:w="1947" w:type="dxa"/>
+          </w:tcPr>
+          <w:p>
+            <w:pPr>
+              <w:pStyle w:val="Text"/>
+            </w:pPr>
+            <w:r>
+              <w:t>Social</w:t>
+            </w:r>
+          </w:p>
+        </w:tc>
+        <w:tc>
+          <w:tcPr>
+            <w:tcW w:w="1947" w:type="dxa"/>
+          </w:tcPr>
+          <w:p>
+            <w:pPr>
+              <w:pStyle w:val="Text"/>
+            </w:pPr>
+            <w:r>
+              <w:t xml:space="preserve"> Emerging</w:t>
+            </w:r>
+            <w:r>
+              <w:t xml:space="preserve"> </w:t>
+            </w:r>
+            <w:r>
+              <w:t>market reach</w:t>
+            </w:r>
+          </w:p>
+        </w:tc>
+        <w:tc>
+          <w:tcPr>
+            <w:tcW w:w="1947" w:type="dxa"/>
+          </w:tcPr>
+          <w:p>
+            <w:pPr>
+              <w:pStyle w:val="Text"/>
+            </w:pPr>
+            <w:r>
+              <w:t xml:space="preserve">Offline + Push </w:t>
+            </w:r>
+          </w:p>
+        </w:tc>
+        <w:tc>
+          <w:tcPr>
+            <w:tcW w:w="1948" w:type="dxa"/>
+          </w:tcPr>
+          <w:p>
+            <w:pPr>
+              <w:pStyle w:val="Text"/>
+            </w:pPr>
+            <w:r>
+              <w:t>+75% tweets; −20%</w:t>
+            </w:r>
+            <w:r>
+              <w:t xml:space="preserve"> </w:t>
+            </w:r>
+            <w:r>
+              <w:t>bounce</w:t>
+            </w:r>
+          </w:p>
+        </w:tc>
+      </w:tr>
+      <w:tr>
+        <w:tc>
+          <w:tcPr>
+            <w:tcW w:w="1947" w:type="dxa"/>
+          </w:tcPr>
+          <w:p>
+            <w:pPr>
+              <w:pStyle w:val="Text"/>
+            </w:pPr>
+            <w:r>
+              <w:t xml:space="preserve">Starbucks </w:t>
+            </w:r>
+          </w:p>
+        </w:tc>
+        <w:tc>
+          <w:tcPr>
+            <w:tcW w:w="1947" w:type="dxa"/>
+          </w:tcPr>
+          <w:p>
+            <w:pPr>
+              <w:pStyle w:val="Text"/>
+            </w:pPr>
+            <w:r>
+              <w:t xml:space="preserve">F&amp;B Retail </w:t>
+            </w:r>
+          </w:p>
+        </w:tc>
+        <w:tc>
+          <w:tcPr>
+            <w:tcW w:w="1947" w:type="dxa"/>
+          </w:tcPr>
+          <w:p>
+            <w:pPr>
+              <w:pStyle w:val="Text"/>
+            </w:pPr>
+            <w:r>
+              <w:t>Offline ordering</w:t>
+            </w:r>
+          </w:p>
+        </w:tc>
+        <w:tc>
+          <w:tcPr>
+            <w:tcW w:w="1947" w:type="dxa"/>
+          </w:tcPr>
+          <w:p>
+            <w:pPr>
+              <w:pStyle w:val="Text"/>
+            </w:pPr>
+            <w:r>
+              <w:t xml:space="preserve"> </w:t>
+            </w:r>
+            <w:r>
+              <w:t>Indexed DB</w:t>
+            </w:r>
+            <w:r>
+              <w:t xml:space="preserve"> +</w:t>
+            </w:r>
+            <w:r>
+              <w:t xml:space="preserve"> </w:t>
+            </w:r>
+            <w:r>
+              <w:t>BG Sync</w:t>
+            </w:r>
+          </w:p>
+        </w:tc>
+        <w:tc>
+          <w:tcPr>
+            <w:tcW w:w="1948" w:type="dxa"/>
+          </w:tcPr>
+          <w:p>
+            <w:pPr>
+              <w:pStyle w:val="Text"/>
+            </w:pPr>
+            <w:r>
+              <w:t>2× DAUs vs native iOS</w:t>
+            </w:r>
+          </w:p>
+        </w:tc>
+      </w:tr>
+      <w:tr>
+        <w:tc>
+          <w:tcPr>
+            <w:tcW w:w="1947" w:type="dxa"/>
+          </w:tcPr>
+          <w:p>
+            <w:pPr>
+              <w:pStyle w:val="Text"/>
+            </w:pPr>
+            <w:r>
+              <w:lastRenderedPageBreak/>
+              <w:t xml:space="preserve">Flipkart </w:t>
+            </w:r>
+          </w:p>
+        </w:tc>
+        <w:tc>
+          <w:tcPr>
+            <w:tcW w:w="1947" w:type="dxa"/>
+          </w:tcPr>
+          <w:p>
+            <w:pPr>
+              <w:pStyle w:val="Text"/>
+            </w:pPr>
+            <w:r>
+              <w:t>E-commerce</w:t>
+            </w:r>
+          </w:p>
+        </w:tc>
+        <w:tc>
+          <w:tcPr>
+            <w:tcW w:w="1947" w:type="dxa"/>
+          </w:tcPr>
+          <w:p>
+            <w:pPr>
+              <w:pStyle w:val="Text"/>
+            </w:pPr>
+            <w:r>
+              <w:t xml:space="preserve"> 2G network</w:t>
+            </w:r>
+            <w:r>
+              <w:t xml:space="preserve"> </w:t>
+            </w:r>
+            <w:r>
+              <w:t>perf.</w:t>
+            </w:r>
+            <w:r>
+              <w:t xml:space="preserve"> </w:t>
+            </w:r>
+          </w:p>
+        </w:tc>
+        <w:tc>
+          <w:tcPr>
+            <w:tcW w:w="1947" w:type="dxa"/>
+          </w:tcPr>
+          <w:p>
+            <w:pPr>
+              <w:pStyle w:val="Text"/>
+            </w:pPr>
+            <w:r>
+              <w:t>Service</w:t>
+            </w:r>
+            <w:r>
+              <w:t xml:space="preserve"> </w:t>
+            </w:r>
+            <w:r>
+              <w:t>Workers + Push</w:t>
+            </w:r>
+          </w:p>
+        </w:tc>
+        <w:tc>
+          <w:tcPr>
+            <w:tcW w:w="1948" w:type="dxa"/>
+          </w:tcPr>
+          <w:p>
+            <w:pPr>
+              <w:pStyle w:val="Text"/>
+            </w:pPr>
+            <w:r>
+              <w:t>+70% conversions</w:t>
+            </w:r>
+          </w:p>
+        </w:tc>
+      </w:tr>
+      <w:tr>
+        <w:tc>
+          <w:tcPr>
+            <w:tcW w:w="1947" w:type="dxa"/>
+          </w:tcPr>
+          <w:p>
+            <w:pPr>
+              <w:pStyle w:val="Text"/>
+            </w:pPr>
+            <w:r>
+              <w:t xml:space="preserve">Uber </w:t>
+            </w:r>
+          </w:p>
+        </w:tc>
+        <w:tc>
+          <w:tcPr>
+            <w:tcW w:w="1947" w:type="dxa"/>
+          </w:tcPr>
+          <w:p>
+            <w:pPr>
+              <w:pStyle w:val="Text"/>
+            </w:pPr>
+            <w:r>
+              <w:t xml:space="preserve">Mobility </w:t>
+            </w:r>
+          </w:p>
+        </w:tc>
+        <w:tc>
+          <w:tcPr>
+            <w:tcW w:w="1947" w:type="dxa"/>
+          </w:tcPr>
+          <w:p>
+            <w:pPr>
+              <w:pStyle w:val="Text"/>
+            </w:pPr>
+            <w:r>
+              <w:t>2G market</w:t>
+            </w:r>
+            <w:r>
+              <w:t xml:space="preserve"> </w:t>
+            </w:r>
+            <w:r>
+              <w:t>expansion</w:t>
+            </w:r>
+          </w:p>
+        </w:tc>
+        <w:tc>
+          <w:tcPr>
+            <w:tcW w:w="1947" w:type="dxa"/>
+          </w:tcPr>
+          <w:p>
+            <w:pPr>
+              <w:pStyle w:val="Text"/>
+            </w:pPr>
+            <w:r>
+              <w:t>Code splitting /50 KB</w:t>
+            </w:r>
+          </w:p>
+        </w:tc>
+        <w:tc>
+          <w:tcPr>
+            <w:tcW w:w="1948" w:type="dxa"/>
+          </w:tcPr>
+          <w:p>
+            <w:pPr>
+              <w:pStyle w:val="Text"/>
+            </w:pPr>
+            <w:r>
+              <w:t>&lt;3s load on 2G EDGE</w:t>
+            </w:r>
+          </w:p>
+        </w:tc>
+      </w:tr>
+      <w:tr>
+        <w:tc>
+          <w:tcPr>
+            <w:tcW w:w="1947" w:type="dxa"/>
+          </w:tcPr>
+          <w:p>
+            <w:pPr>
+              <w:pStyle w:val="Text"/>
+            </w:pPr>
+            <w:r>
+              <w:t xml:space="preserve">Pinterest </w:t>
+            </w:r>
+          </w:p>
+        </w:tc>
+        <w:tc>
+          <w:tcPr>
+            <w:tcW w:w="1947" w:type="dxa"/>
+          </w:tcPr>
+          <w:p>
+            <w:pPr>
+              <w:pStyle w:val="Text"/>
+            </w:pPr>
+            <w:r>
+              <w:t>Discovery/Ads</w:t>
+            </w:r>
+          </w:p>
+        </w:tc>
+        <w:tc>
+          <w:tcPr>
+            <w:tcW w:w="1947" w:type="dxa"/>
+          </w:tcPr>
+          <w:p>
+            <w:pPr>
+              <w:pStyle w:val="Text"/>
+            </w:pPr>
+            <w:r>
+              <w:t xml:space="preserve"> Low mobile</w:t>
+            </w:r>
+            <w:r>
+              <w:t xml:space="preserve"> </w:t>
+            </w:r>
+            <w:r>
+              <w:t>conversion</w:t>
+            </w:r>
+          </w:p>
+        </w:tc>
+        <w:tc>
+          <w:tcPr>
+            <w:tcW w:w="1947" w:type="dxa"/>
+          </w:tcPr>
+          <w:p>
+            <w:pPr>
+              <w:pStyle w:val="Text"/>
+            </w:pPr>
+            <w:r>
+              <w:t xml:space="preserve">Caching + Push </w:t>
+            </w:r>
+          </w:p>
+        </w:tc>
+        <w:tc>
+          <w:tcPr>
+            <w:tcW w:w="1948" w:type="dxa"/>
+          </w:tcPr>
+          <w:p>
+            <w:pPr>
+              <w:pStyle w:val="Text"/>
+            </w:pPr>
+            <w:r>
+              <w:t>+44% ad revenue</w:t>
+            </w:r>
+          </w:p>
+        </w:tc>
+      </w:tr>
+    </w:tbl>
+    <w:p>
+      <w:pPr>
+        <w:pStyle w:val="Seperator"/>
+      </w:pPr>
+    </w:p>
+    <w:p>
+      <w:pPr>
+        <w:pStyle w:val="Heading"/>
+      </w:pPr>
+      <w:r>
+        <w:t>4.1 Common Success Factors</w:t>
+      </w:r>
+    </w:p>
+    <w:p>
+      <w:pPr>
+        <w:pStyle w:val="Text"/>
+      </w:pPr>
+      <w:r>
+        <w:t>Three PWA capabilities were consistently responsible for the most significant improvements across all</w:t>
+      </w:r>
+      <w:r>
+        <w:t xml:space="preserve"> </w:t>
+      </w:r>
+      <w:r>
+        <w:t>six cases:</w:t>
+      </w:r>
+    </w:p>
+    <w:p>
+      <w:pPr>
+        <w:pStyle w:val="Text"/>
+      </w:pPr>
+      <w:r>
+        <w:t>• Service Workers — Caching strategies reduced repeat load times and enabled offline</w:t>
+      </w:r>
+      <w:r>
+        <w:t xml:space="preserve"> </w:t>
+      </w:r>
+      <w:r>
+        <w:t>functionality in every implementation. This is the single most impactful PWA technology from a</w:t>
+      </w:r>
+      <w:r>
+        <w:t xml:space="preserve"> </w:t>
+      </w:r>
+      <w:r>
+        <w:t>user experience perspective.</w:t>
+      </w:r>
+    </w:p>
+    <w:p>
+      <w:pPr>
+        <w:pStyle w:val="Text"/>
+      </w:pPr>
+      <w:r>
+        <w:t xml:space="preserve">• Push Notifications — Five of six </w:t>
+      </w:r>
+      <w:r>
+        <w:t>organizations</w:t>
+      </w:r>
+      <w:r>
+        <w:t xml:space="preserve"> used push notifications for re-engagement,</w:t>
+      </w:r>
+      <w:r>
+        <w:t xml:space="preserve"> </w:t>
+      </w:r>
+      <w:r>
+        <w:t>consistently finding that web push outperformed or matched email as a retention and recovery</w:t>
+      </w:r>
+      <w:r>
+        <w:t xml:space="preserve"> </w:t>
+      </w:r>
+      <w:r>
+        <w:t>channel — without requiring a native app.</w:t>
+      </w:r>
+    </w:p>
+    <w:p>
+      <w:pPr>
+        <w:pStyle w:val="Text"/>
+      </w:pPr>
+      <w:r>
+        <w:t xml:space="preserve">• Payload Reduction — All implementations aggressively </w:t>
+      </w:r>
+      <w:r>
+        <w:t>minimized</w:t>
+      </w:r>
+      <w:r>
+        <w:t xml:space="preserve"> JavaScript bundle sizes. The</w:t>
+      </w:r>
+      <w:r>
+        <w:t xml:space="preserve"> </w:t>
+      </w:r>
+      <w:r>
+        <w:t>direct correlation between faster load times and higher conversion rates was validated across</w:t>
+      </w:r>
+      <w:r>
+        <w:t xml:space="preserve"> </w:t>
+      </w:r>
+      <w:r>
+        <w:t>every industry sector.</w:t>
+      </w:r>
+    </w:p>
+    <w:p>
+      <w:pPr>
+        <w:pStyle w:val="Heading"/>
+      </w:pPr>
+      <w:r>
+        <w:t>4.2 Cross-Industry Applicability</w:t>
+      </w:r>
+    </w:p>
+    <w:p>
+      <w:pPr>
+        <w:pStyle w:val="Text"/>
+      </w:pPr>
+      <w:r>
+        <w:t>The case studies collectively demonstrate that PWA is not a niche solution for any particular market</w:t>
+      </w:r>
+      <w:r>
+        <w:t xml:space="preserve"> </w:t>
+      </w:r>
+      <w:r>
+        <w:t>segment. From a luxury cosmetics brand (Lancôme) addressing premium European customers to a ride-hailing company (Uber) unlocking sub-Saharan African markets on 2G — the technology proves relevant</w:t>
+      </w:r>
+      <w:r>
+        <w:t xml:space="preserve"> </w:t>
+      </w:r>
+      <w:r>
+        <w:t xml:space="preserve">and impactful across diverse business models, geographies, and consumer demographics. </w:t>
+      </w:r>
+      <w:r>
+        <w:t>Organizations</w:t>
+      </w:r>
+      <w:r>
+        <w:t xml:space="preserve"> </w:t>
+      </w:r>
+      <w:r>
+        <w:t>also reported consistent qualitative benefits: a single shared codebase eliminated parallel</w:t>
+      </w:r>
+      <w:r>
+        <w:t xml:space="preserve"> </w:t>
+      </w:r>
+      <w:r>
+        <w:t>iOS/Android/web maintenance; no App Store dependency removed both the review delay and</w:t>
+      </w:r>
+      <w:r>
+        <w:t xml:space="preserve"> </w:t>
+      </w:r>
+      <w:r>
+        <w:t>commission on in-app purchases; and search engine indexability provided organic user acquisition</w:t>
+      </w:r>
+      <w:r>
+        <w:t xml:space="preserve"> </w:t>
+      </w:r>
+      <w:r>
+        <w:t>unavailable to native apps.</w:t>
+      </w:r>
+    </w:p>
+    <w:p>
+      <w:pPr>
+        <w:pStyle w:val="Seperator"/>
+      </w:pPr>
+    </w:p>
+    <w:p>
+      <w:pPr>
+        <w:pStyle w:val="Heading"/>
+      </w:pPr>
+      <w:r>
+        <w:t>5. Advantages and Limitations</w:t>
+      </w:r>
+    </w:p>
+    <w:tbl>
+      <w:tblPr>
+        <w:tblStyle w:val="TableGrid"/>
+        <w:tblW w:w="0" w:type="auto"/>
+        <w:tblCellMar>
+          <w:top w:w="142" w:type="dxa"/>
+          <w:left w:w="142" w:type="dxa"/>
+          <w:bottom w:w="142" w:type="dxa"/>
+          <w:right w:w="142" w:type="dxa"/>
+        </w:tblCellMar>
+        <w:tblLook w:val="04A0" w:firstRow="1" w:lastRow="0" w:firstColumn="1" w:lastColumn="0" w:noHBand="0" w:noVBand="1"/>
+      </w:tblPr>
+      <w:tblGrid>
+        <w:gridCol w:w="4868"/>
+        <w:gridCol w:w="4868"/>
+      </w:tblGrid>
+      <w:tr>
+        <w:tc>
+          <w:tcPr>
+            <w:tcW w:w="4868" w:type="dxa"/>
+          </w:tcPr>
+          <w:p>
+            <w:pPr>
+              <w:pStyle w:val="Heading"/>
+            </w:pPr>
+            <w:r>
+              <w:t xml:space="preserve">Advantages </w:t>
+            </w:r>
+          </w:p>
+        </w:tc>
+        <w:tc>
+          <w:tcPr>
+            <w:tcW w:w="4868" w:type="dxa"/>
+          </w:tcPr>
+          <w:p>
+            <w:pPr>
+              <w:pStyle w:val="Heading"/>
+            </w:pPr>
+            <w:r>
+              <w:t>Limitations</w:t>
+            </w:r>
+          </w:p>
+        </w:tc>
+      </w:tr>
+      <w:tr>
+        <w:tc>
+          <w:tcPr>
+            <w:tcW w:w="4868" w:type="dxa"/>
+          </w:tcPr>
+          <w:p>
+            <w:pPr>
+              <w:pStyle w:val="Text"/>
+            </w:pPr>
+            <w:r>
+              <w:t>Cross-platform from a single codebase</w:t>
+            </w:r>
+          </w:p>
+        </w:tc>
+        <w:tc>
+          <w:tcPr>
+            <w:tcW w:w="4868" w:type="dxa"/>
+          </w:tcPr>
+          <w:p>
+            <w:pPr>
+              <w:pStyle w:val="Text"/>
+            </w:pPr>
+            <w:r>
+              <w:t xml:space="preserve"> iOS Safari restrictions limit some APIs (push</w:t>
+            </w:r>
+            <w:r>
+              <w:t xml:space="preserve"> </w:t>
+            </w:r>
+            <w:r>
+              <w:t>notifications only from iOS 16.4)</w:t>
+            </w:r>
+          </w:p>
+        </w:tc>
+      </w:tr>
+      <w:tr>
+        <w:tc>
+          <w:tcPr>
+            <w:tcW w:w="4868" w:type="dxa"/>
+          </w:tcPr>
+          <w:p>
+            <w:pPr>
+              <w:pStyle w:val="Text"/>
+            </w:pPr>
+            <w:r>
+              <w:t>Discoverable by search engines — native</w:t>
+            </w:r>
+            <w:r>
+              <w:t xml:space="preserve"> </w:t>
+            </w:r>
+            <w:r>
+              <w:t>apps are not</w:t>
+            </w:r>
+          </w:p>
+        </w:tc>
+        <w:tc>
+          <w:tcPr>
+            <w:tcW w:w="4868" w:type="dxa"/>
+          </w:tcPr>
+          <w:p>
+            <w:pPr>
+              <w:pStyle w:val="Text"/>
+            </w:pPr>
+            <w:r>
+              <w:t>Limited access to device hardware (NFC,</w:t>
+            </w:r>
+            <w:r>
+              <w:t xml:space="preserve"> </w:t>
+            </w:r>
+            <w:r>
+              <w:t>Bluetooth, background processes)</w:t>
+            </w:r>
+          </w:p>
+        </w:tc>
+      </w:tr>
+      <w:tr>
+        <w:tc>
+          <w:tcPr>
+            <w:tcW w:w="4868" w:type="dxa"/>
+          </w:tcPr>
+          <w:p>
+            <w:pPr>
+              <w:pStyle w:val="Text"/>
+            </w:pPr>
+            <w:r>
+              <w:t xml:space="preserve">No App Store installation friction </w:t>
+            </w:r>
+          </w:p>
+        </w:tc>
+        <w:tc>
+          <w:tcPr>
+            <w:tcW w:w="4868" w:type="dxa"/>
+          </w:tcPr>
+          <w:p>
+            <w:pPr>
+              <w:pStyle w:val="Text"/>
+            </w:pPr>
+            <w:r>
+              <w:t>No presence in App Store / Play Store by</w:t>
+            </w:r>
+            <w:r>
+              <w:t xml:space="preserve"> </w:t>
+            </w:r>
+            <w:r>
+              <w:t>default</w:t>
+            </w:r>
+          </w:p>
+        </w:tc>
+      </w:tr>
+      <w:tr>
+        <w:tc>
+          <w:tcPr>
+            <w:tcW w:w="4868" w:type="dxa"/>
+          </w:tcPr>
+          <w:p>
+            <w:pPr>
+              <w:pStyle w:val="Text"/>
+            </w:pPr>
+            <w:r>
+              <w:lastRenderedPageBreak/>
+              <w:t>Automatic updates reach 100% of users</w:t>
+            </w:r>
+            <w:r>
+              <w:t xml:space="preserve"> </w:t>
+            </w:r>
+            <w:r>
+              <w:t>instantly</w:t>
+            </w:r>
+          </w:p>
+        </w:tc>
+        <w:tc>
+          <w:tcPr>
+            <w:tcW w:w="4868" w:type="dxa"/>
+          </w:tcPr>
+          <w:p>
+            <w:pPr>
+              <w:pStyle w:val="Text"/>
+            </w:pPr>
+            <w:r>
+              <w:t>Users may be unaware of Add to Home</w:t>
+            </w:r>
+            <w:r>
+              <w:t xml:space="preserve"> </w:t>
+            </w:r>
+            <w:r>
+              <w:t>Screen feature</w:t>
+            </w:r>
+          </w:p>
+        </w:tc>
+      </w:tr>
+      <w:tr>
+        <w:tc>
+          <w:tcPr>
+            <w:tcW w:w="4868" w:type="dxa"/>
+          </w:tcPr>
+          <w:p>
+            <w:pPr>
+              <w:pStyle w:val="Text"/>
+            </w:pPr>
+            <w:r>
+              <w:t>Lower development and maintenance cost</w:t>
+            </w:r>
+          </w:p>
+        </w:tc>
+        <w:tc>
+          <w:tcPr>
+            <w:tcW w:w="4868" w:type="dxa"/>
+          </w:tcPr>
+          <w:p>
+            <w:pPr>
+              <w:pStyle w:val="Text"/>
+            </w:pPr>
+            <w:r>
+              <w:t xml:space="preserve"> Service workers running in background can</w:t>
+            </w:r>
+            <w:r>
+              <w:t xml:space="preserve"> </w:t>
+            </w:r>
+            <w:r>
+              <w:t>affect battery on older devices</w:t>
+            </w:r>
+          </w:p>
+        </w:tc>
+      </w:tr>
+    </w:tbl>
+    <w:p>
+      <w:pPr>
+        <w:pStyle w:val="Seperator"/>
+      </w:pPr>
+    </w:p>
+    <w:p>
+      <w:pPr>
+        <w:pStyle w:val="Seperator"/>
+      </w:pPr>
+    </w:p>
+    <w:p>
+      <w:pPr>
+        <w:pStyle w:val="Heading"/>
+      </w:pPr>
+      <w:r>
+        <w:t>6. Conclusion</w:t>
+      </w:r>
+    </w:p>
+    <w:p>
+      <w:pPr>
+        <w:pStyle w:val="Text"/>
+      </w:pPr>
+      <w:r>
+        <w:t xml:space="preserve">The </w:t>
+      </w:r>
+      <w:r>
+        <w:t>5</w:t>
+      </w:r>
+      <w:r>
+        <w:t xml:space="preserve"> case studies examined — Twitter Lite, Starbucks, Flipkart Lite, Uber, </w:t>
+      </w:r>
+      <w:r>
+        <w:t xml:space="preserve">and </w:t>
+      </w:r>
+      <w:r>
+        <w:t>Pinterest</w:t>
+      </w:r>
+      <w:r>
+        <w:t xml:space="preserve"> </w:t>
+      </w:r>
+      <w:r>
+        <w:t>—</w:t>
+      </w:r>
+      <w:r>
+        <w:t xml:space="preserve"> </w:t>
+      </w:r>
+      <w:r>
+        <w:t>provide compelling empirical evidence that Progressive Web Applications deliver measurable</w:t>
+      </w:r>
+      <w:r>
+        <w:t xml:space="preserve"> </w:t>
+      </w:r>
+      <w:r>
+        <w:t>commercial and technical value across diverse industries, geographies, and business models. Service</w:t>
+      </w:r>
+      <w:r>
+        <w:t xml:space="preserve"> </w:t>
+      </w:r>
+      <w:r>
+        <w:t>workers, push notifications, and aggressive payload reduction emerged as the three technical pillars</w:t>
+      </w:r>
+      <w:r>
+        <w:t xml:space="preserve"> </w:t>
+      </w:r>
+      <w:r>
+        <w:t>most consistently responsible for observed gains in user engagement, conversion rates, and retention.</w:t>
+      </w:r>
+      <w:r>
+        <w:t xml:space="preserve"> </w:t>
+      </w:r>
+      <w:r>
+        <w:t>Particularly notable is the breadth of applicability demonstrated: PWA has proved equally transformative</w:t>
+      </w:r>
+      <w:r>
+        <w:t xml:space="preserve"> </w:t>
+      </w:r>
+      <w:r>
+        <w:t>for a luxury cosmetics brand addressing cart abandonment and a mobility company enabling 2G</w:t>
+      </w:r>
+      <w:r>
+        <w:t xml:space="preserve"> </w:t>
+      </w:r>
+      <w:r>
+        <w:t>bookings in developing markets. As browser capabilities continue to expand and Apple progressively</w:t>
+      </w:r>
+      <w:r>
+        <w:t xml:space="preserve"> </w:t>
+      </w:r>
+      <w:r>
+        <w:t xml:space="preserve">adopts PWA standards, the technology will only grow more relevant. </w:t>
+      </w:r>
+      <w:r>
+        <w:t>Organizations</w:t>
+      </w:r>
+      <w:r>
+        <w:t xml:space="preserve"> that invest in</w:t>
+      </w:r>
+      <w:r>
+        <w:t xml:space="preserve"> </w:t>
+      </w:r>
+      <w:r>
+        <w:t>progressive web architecture today are building a durable competitive advantage in accessibility,</w:t>
+      </w:r>
+      <w:r>
+        <w:t xml:space="preserve"> </w:t>
+      </w:r>
+      <w:r>
+        <w:t>performance, and digital reach.</w:t>
+      </w:r>
+    </w:p>
+    <w:p>
+      <w:pPr>
+        <w:pStyle w:val="Seperator"/>
+      </w:pPr>
+    </w:p>
+    <w:p>
+      <w:pPr>
+        <w:pStyle w:val="Heading"/>
+      </w:pPr>
+      <w:r>
+        <w:t>7. References</w:t>
+      </w:r>
+    </w:p>
+    <w:p>
+      <w:pPr>
+        <w:pStyle w:val="Text"/>
         <w:numPr>
           <w:ilvl w:val="0"/>
-          <w:numId w:val="17"/>
+          <w:numId w:val="22"/>
         </w:numPr>
-        <w:rPr>
-          <w:rFonts w:asciiTheme="minorHAnsi" w:hAnsiTheme="minorHAnsi" w:cstheme="minorHAnsi"/>
-          <w:color w:val="000000" w:themeColor="text1"/>
-        </w:rPr>
-      </w:pPr>
-      <w:r>
-        <w:rPr>
-          <w:rStyle w:val="Strong"/>
-          <w:rFonts w:asciiTheme="minorHAnsi" w:hAnsiTheme="minorHAnsi" w:cstheme="minorHAnsi"/>
-          <w:color w:val="000000" w:themeColor="text1"/>
-        </w:rPr>
-        <w:t>Implement pagination handling and exponential backoff</w:t>
-      </w:r>
-      <w:r>
-        <w:rPr>
-          <w:rFonts w:asciiTheme="minorHAnsi" w:hAnsiTheme="minorHAnsi" w:cstheme="minorHAnsi"/>
-          <w:color w:val="000000" w:themeColor="text1"/>
-        </w:rPr>
-        <w:t xml:space="preserve"> to respect the five-requests-per-second limit while maximizing monthly quota utilization.</w:t>
+      </w:pPr>
+      <w:r>
+        <w:t>Google Developers. (2017). Twitter Lite PWA Significantly Increases Engagement. web.dev Case</w:t>
+      </w:r>
+      <w:r>
+        <w:t xml:space="preserve"> </w:t>
+      </w:r>
+      <w:r>
+        <w:t>Studies.</w:t>
       </w:r>
     </w:p>
     <w:p>
       <w:pPr>
-        <w:pStyle w:val="ds-markdown-paragraph"/>
+        <w:pStyle w:val="Text"/>
         <w:numPr>
           <w:ilvl w:val="0"/>
-          <w:numId w:val="17"/>
+          <w:numId w:val="22"/>
         </w:numPr>
-        <w:rPr>
-          <w:rFonts w:asciiTheme="minorHAnsi" w:hAnsiTheme="minorHAnsi" w:cstheme="minorHAnsi"/>
-          <w:color w:val="000000" w:themeColor="text1"/>
-        </w:rPr>
-      </w:pPr>
-      <w:r>
-        <w:rPr>
-          <w:rStyle w:val="Strong"/>
-          <w:rFonts w:asciiTheme="minorHAnsi" w:hAnsiTheme="minorHAnsi" w:cstheme="minorHAnsi"/>
-          <w:color w:val="000000" w:themeColor="text1"/>
-        </w:rPr>
-        <w:t>Consider the Kaggle-hosted RAWG dataset</w:t>
-      </w:r>
-      <w:r>
-        <w:rPr>
-          <w:rFonts w:asciiTheme="minorHAnsi" w:hAnsiTheme="minorHAnsi" w:cstheme="minorHAnsi"/>
-          <w:color w:val="000000" w:themeColor="text1"/>
-        </w:rPr>
-        <w:t xml:space="preserve"> for preliminary analysis before committing to live API calls, reducing quota consumption.</w:t>
+      </w:pPr>
+      <w:r>
+        <w:t>Google Developers. (2018). Starbucks PWA. web.dev Case Studies.</w:t>
       </w:r>
     </w:p>
     <w:p>
       <w:pPr>
-        <w:pStyle w:val="ds-markdown-paragraph"/>
+        <w:pStyle w:val="Text"/>
         <w:numPr>
           <w:ilvl w:val="0"/>
-          <w:numId w:val="17"/>
+          <w:numId w:val="22"/>
         </w:numPr>
-        <w:rPr>
-          <w:rFonts w:asciiTheme="minorHAnsi" w:hAnsiTheme="minorHAnsi" w:cstheme="minorHAnsi"/>
-          <w:color w:val="000000" w:themeColor="text1"/>
-        </w:rPr>
-      </w:pPr>
-      <w:r>
-        <w:rPr>
-          <w:rStyle w:val="Strong"/>
-          <w:rFonts w:asciiTheme="minorHAnsi" w:hAnsiTheme="minorHAnsi" w:cstheme="minorHAnsi"/>
-          <w:color w:val="000000" w:themeColor="text1"/>
-        </w:rPr>
-        <w:lastRenderedPageBreak/>
-        <w:t>Document the data extraction date</w:t>
-      </w:r>
-      <w:r>
-        <w:rPr>
-          <w:rFonts w:asciiTheme="minorHAnsi" w:hAnsiTheme="minorHAnsi" w:cstheme="minorHAnsi"/>
-          <w:color w:val="000000" w:themeColor="text1"/>
-        </w:rPr>
-        <w:t xml:space="preserve"> in all published analyses, as RAWG's database is continuously updated.</w:t>
+      </w:pPr>
+      <w:r>
+        <w:t>Google Developers. (2016). Flipkart Lite: Building a Progressive Web App. web.dev.</w:t>
       </w:r>
     </w:p>
     <w:p>
       <w:pPr>
-        <w:pStyle w:val="ds-markdown-paragraph"/>
-        <w:rPr>
-          <w:rFonts w:asciiTheme="minorHAnsi" w:hAnsiTheme="minorHAnsi" w:cstheme="minorHAnsi"/>
-          <w:color w:val="000000" w:themeColor="text1"/>
-        </w:rPr>
-      </w:pPr>
-      <w:r>
-        <w:rPr>
-          <w:rStyle w:val="Strong"/>
-          <w:rFonts w:asciiTheme="minorHAnsi" w:hAnsiTheme="minorHAnsi" w:cstheme="minorHAnsi"/>
-          <w:color w:val="000000" w:themeColor="text1"/>
-        </w:rPr>
-        <w:t>For Application Developers:</w:t>
+        <w:pStyle w:val="Text"/>
+        <w:numPr>
+          <w:ilvl w:val="0"/>
+          <w:numId w:val="22"/>
+        </w:numPr>
+      </w:pPr>
+      <w:r>
+        <w:t>Nair, A. (2017). Building m.uber.com. Uber Engineering Blog.</w:t>
       </w:r>
     </w:p>
     <w:p>
       <w:pPr>
-        <w:pStyle w:val="ds-markdown-paragraph"/>
+        <w:pStyle w:val="Text"/>
         <w:numPr>
           <w:ilvl w:val="0"/>
-          <w:numId w:val="18"/>
+          <w:numId w:val="22"/>
         </w:numPr>
-        <w:rPr>
-          <w:rFonts w:asciiTheme="minorHAnsi" w:hAnsiTheme="minorHAnsi" w:cstheme="minorHAnsi"/>
-          <w:color w:val="000000" w:themeColor="text1"/>
-        </w:rPr>
-      </w:pPr>
-      <w:r>
-        <w:rPr>
-          <w:rStyle w:val="Strong"/>
-          <w:rFonts w:asciiTheme="minorHAnsi" w:hAnsiTheme="minorHAnsi" w:cstheme="minorHAnsi"/>
-          <w:color w:val="000000" w:themeColor="text1"/>
-        </w:rPr>
-        <w:t>Deploy a server-side API gateway</w:t>
-      </w:r>
-      <w:r>
-        <w:rPr>
-          <w:rFonts w:asciiTheme="minorHAnsi" w:hAnsiTheme="minorHAnsi" w:cstheme="minorHAnsi"/>
-          <w:color w:val="000000" w:themeColor="text1"/>
-        </w:rPr>
-        <w:t xml:space="preserve"> when building browser-based applications to circumvent CORS restrictions. Express.js or Next.js API routes provide lightweight implementations.</w:t>
+      </w:pPr>
+      <w:r>
+        <w:t>Google Developers. (2017). Pinterest's PWA. web.dev Case Studies.</w:t>
       </w:r>
     </w:p>
     <w:p>
       <w:pPr>
-        <w:pStyle w:val="ds-markdown-paragraph"/>
+        <w:pStyle w:val="Text"/>
         <w:numPr>
           <w:ilvl w:val="0"/>
-          <w:numId w:val="18"/>
+          <w:numId w:val="22"/>
         </w:numPr>
-        <w:rPr>
-          <w:rFonts w:asciiTheme="minorHAnsi" w:hAnsiTheme="minorHAnsi" w:cstheme="minorHAnsi"/>
-          <w:color w:val="000000" w:themeColor="text1"/>
-        </w:rPr>
-      </w:pPr>
-      <w:r>
-        <w:rPr>
-          <w:rStyle w:val="Strong"/>
-          <w:rFonts w:asciiTheme="minorHAnsi" w:hAnsiTheme="minorHAnsi" w:cstheme="minorHAnsi"/>
-          <w:color w:val="000000" w:themeColor="text1"/>
-        </w:rPr>
-        <w:t>Implement React useEffect with empty dependency arrays</w:t>
-      </w:r>
-      <w:r>
-        <w:rPr>
-          <w:rFonts w:asciiTheme="minorHAnsi" w:hAnsiTheme="minorHAnsi" w:cstheme="minorHAnsi"/>
-          <w:color w:val="000000" w:themeColor="text1"/>
-        </w:rPr>
-        <w:t xml:space="preserve"> to prevent infinite loops that exhaust monthly quotas.</w:t>
+      </w:pPr>
+      <w:r>
+        <w:t>Russell, A. (2015). Progressive Web Apps: Escaping Tabs Without Losing Our Soul. infrequently.org.</w:t>
       </w:r>
     </w:p>
     <w:p>
       <w:pPr>
-        <w:pStyle w:val="ds-markdown-paragraph"/>
+        <w:pStyle w:val="Text"/>
         <w:numPr>
           <w:ilvl w:val="0"/>
-          <w:numId w:val="18"/>
+          <w:numId w:val="22"/>
         </w:numPr>
-        <w:rPr>
-          <w:rFonts w:asciiTheme="minorHAnsi" w:hAnsiTheme="minorHAnsi" w:cstheme="minorHAnsi"/>
-          <w:color w:val="000000" w:themeColor="text1"/>
-        </w:rPr>
-      </w:pPr>
-      <w:r>
-        <w:rPr>
-          <w:rStyle w:val="Strong"/>
-          <w:rFonts w:asciiTheme="minorHAnsi" w:hAnsiTheme="minorHAnsi" w:cstheme="minorHAnsi"/>
-          <w:color w:val="000000" w:themeColor="text1"/>
-        </w:rPr>
-        <w:t>Cache API responses aggressively</w:t>
-      </w:r>
-      <w:r>
-        <w:rPr>
-          <w:rFonts w:asciiTheme="minorHAnsi" w:hAnsiTheme="minorHAnsi" w:cstheme="minorHAnsi"/>
-          <w:color w:val="000000" w:themeColor="text1"/>
-        </w:rPr>
-        <w:t xml:space="preserve"> using browser storage or server-side caching to reduce request volume.</w:t>
+      </w:pPr>
+      <w:r>
+        <w:t>MDN Web Docs. (2024). Progressive web apps (PWAs). developer.mozilla.org.</w:t>
       </w:r>
     </w:p>
     <w:p>
       <w:pPr>
-        <w:pStyle w:val="ds-markdown-paragraph"/>
-        <w:rPr>
-          <w:rFonts w:asciiTheme="minorHAnsi" w:hAnsiTheme="minorHAnsi" w:cstheme="minorHAnsi"/>
-          <w:color w:val="000000" w:themeColor="text1"/>
-        </w:rPr>
-      </w:pPr>
-      <w:r>
-        <w:rPr>
-          <w:rStyle w:val="Strong"/>
-          <w:rFonts w:asciiTheme="minorHAnsi" w:hAnsiTheme="minorHAnsi" w:cstheme="minorHAnsi"/>
-          <w:color w:val="000000" w:themeColor="text1"/>
-        </w:rPr>
-        <w:t>For Organizations Considering Commercial Use:</w:t>
-      </w:r>
-    </w:p>
-    <w:p>
-      <w:pPr>
-        <w:pStyle w:val="ds-markdown-paragraph"/>
-        <w:numPr>
-          <w:ilvl w:val="0"/>
-          <w:numId w:val="19"/>
-        </w:numPr>
-        <w:rPr>
-          <w:rFonts w:asciiTheme="minorHAnsi" w:hAnsiTheme="minorHAnsi" w:cstheme="minorHAnsi"/>
-          <w:color w:val="000000" w:themeColor="text1"/>
-        </w:rPr>
-      </w:pPr>
-      <w:r>
-        <w:rPr>
-          <w:rStyle w:val="Strong"/>
-          <w:rFonts w:asciiTheme="minorHAnsi" w:hAnsiTheme="minorHAnsi" w:cstheme="minorHAnsi"/>
-          <w:color w:val="000000" w:themeColor="text1"/>
-        </w:rPr>
-        <w:t>Formally contact api@rawg.io</w:t>
-      </w:r>
-      <w:r>
-        <w:rPr>
-          <w:rFonts w:asciiTheme="minorHAnsi" w:hAnsiTheme="minorHAnsi" w:cstheme="minorHAnsi"/>
-          <w:color w:val="000000" w:themeColor="text1"/>
-        </w:rPr>
-        <w:t xml:space="preserve"> before exceeding 100,000 monthly active users to negotiate enterprise terms.</w:t>
-      </w:r>
-    </w:p>
-    <w:p>
-      <w:pPr>
-        <w:pStyle w:val="ds-markdown-paragraph"/>
-        <w:numPr>
-          <w:ilvl w:val="0"/>
-          <w:numId w:val="19"/>
-        </w:numPr>
-        <w:rPr>
-          <w:rFonts w:asciiTheme="minorHAnsi" w:hAnsiTheme="minorHAnsi" w:cstheme="minorHAnsi"/>
-          <w:color w:val="000000" w:themeColor="text1"/>
-        </w:rPr>
-      </w:pPr>
-      <w:r>
-        <w:rPr>
-          <w:rStyle w:val="Strong"/>
-          <w:rFonts w:asciiTheme="minorHAnsi" w:hAnsiTheme="minorHAnsi" w:cstheme="minorHAnsi"/>
-          <w:color w:val="000000" w:themeColor="text1"/>
-        </w:rPr>
-        <w:t>Review attribution requirements carefully</w:t>
-      </w:r>
-      <w:r>
-        <w:rPr>
-          <w:rFonts w:asciiTheme="minorHAnsi" w:hAnsiTheme="minorHAnsi" w:cstheme="minorHAnsi"/>
-          <w:color w:val="000000" w:themeColor="text1"/>
-        </w:rPr>
-        <w:t xml:space="preserve"> to ensure compliance with active hyperlink obligations on all pages using RAWG data.</w:t>
-      </w:r>
-    </w:p>
-    <w:p>
-      <w:pPr>
-        <w:pStyle w:val="ds-markdown-paragraph"/>
-        <w:numPr>
-          <w:ilvl w:val="0"/>
-          <w:numId w:val="19"/>
-        </w:numPr>
-        <w:rPr>
-          <w:rFonts w:asciiTheme="minorHAnsi" w:hAnsiTheme="minorHAnsi" w:cstheme="minorHAnsi"/>
-          <w:color w:val="000000" w:themeColor="text1"/>
-        </w:rPr>
-      </w:pPr>
-      <w:r>
-        <w:rPr>
-          <w:rStyle w:val="Strong"/>
-          <w:rFonts w:asciiTheme="minorHAnsi" w:hAnsiTheme="minorHAnsi" w:cstheme="minorHAnsi"/>
-          <w:color w:val="000000" w:themeColor="text1"/>
-        </w:rPr>
-        <w:t>Evaluate alternative APIs (IGDB, Giant Bomb)</w:t>
-      </w:r>
-      <w:r>
-        <w:rPr>
-          <w:rFonts w:asciiTheme="minorHAnsi" w:hAnsiTheme="minorHAnsi" w:cstheme="minorHAnsi"/>
-          <w:color w:val="000000" w:themeColor="text1"/>
-        </w:rPr>
-        <w:t xml:space="preserve"> if CORS support or different rate limiting structures are required for the use case.</w:t>
-      </w:r>
-    </w:p>
-    <w:p>
-      <w:pPr>
-        <w:pStyle w:val="ds-markdown-paragraph"/>
-        <w:rPr>
-          <w:rFonts w:asciiTheme="minorHAnsi" w:hAnsiTheme="minorHAnsi" w:cstheme="minorHAnsi"/>
-          <w:color w:val="000000" w:themeColor="text1"/>
-        </w:rPr>
-      </w:pPr>
-      <w:r>
-        <w:rPr>
-          <w:rStyle w:val="Strong"/>
-          <w:rFonts w:asciiTheme="minorHAnsi" w:hAnsiTheme="minorHAnsi" w:cstheme="minorHAnsi"/>
-          <w:color w:val="000000" w:themeColor="text1"/>
-        </w:rPr>
-        <w:t>For API Providers (Policy Recommendations):</w:t>
-      </w:r>
-    </w:p>
-    <w:p>
-      <w:pPr>
-        <w:pStyle w:val="ds-markdown-paragraph"/>
-        <w:numPr>
-          <w:ilvl w:val="0"/>
-          <w:numId w:val="20"/>
-        </w:numPr>
-        <w:rPr>
-          <w:rFonts w:asciiTheme="minorHAnsi" w:hAnsiTheme="minorHAnsi" w:cstheme="minorHAnsi"/>
-          <w:color w:val="000000" w:themeColor="text1"/>
-        </w:rPr>
-      </w:pPr>
-      <w:r>
-        <w:rPr>
-          <w:rStyle w:val="Strong"/>
-          <w:rFonts w:asciiTheme="minorHAnsi" w:hAnsiTheme="minorHAnsi" w:cstheme="minorHAnsi"/>
-          <w:color w:val="000000" w:themeColor="text1"/>
-        </w:rPr>
-        <w:t>Implement CORS headers</w:t>
-      </w:r>
-      <w:r>
-        <w:rPr>
-          <w:rFonts w:asciiTheme="minorHAnsi" w:hAnsiTheme="minorHAnsi" w:cstheme="minorHAnsi"/>
-          <w:color w:val="000000" w:themeColor="text1"/>
-        </w:rPr>
-        <w:t xml:space="preserve"> (</w:t>
-      </w:r>
-      <w:r>
-        <w:rPr>
-          <w:rStyle w:val="HTMLCode"/>
-          <w:rFonts w:asciiTheme="minorHAnsi" w:hAnsiTheme="minorHAnsi" w:cstheme="minorHAnsi"/>
-          <w:color w:val="000000" w:themeColor="text1"/>
-        </w:rPr>
-        <w:t>Access-Control-Allow-Origin: *</w:t>
-      </w:r>
-      <w:r>
-        <w:rPr>
-          <w:rFonts w:asciiTheme="minorHAnsi" w:hAnsiTheme="minorHAnsi" w:cstheme="minorHAnsi"/>
-          <w:color w:val="000000" w:themeColor="text1"/>
-        </w:rPr>
-        <w:t xml:space="preserve"> or domain-restricted) to enable client-side browser applications, fulfilling the API's stated goal of browser </w:t>
-      </w:r>
-      <w:r>
-        <w:rPr>
-          <w:rFonts w:asciiTheme="minorHAnsi" w:hAnsiTheme="minorHAnsi" w:cstheme="minorHAnsi"/>
-          <w:color w:val="000000" w:themeColor="text1"/>
-        </w:rPr>
-        <w:t>parse ability</w:t>
-      </w:r>
-      <w:r>
-        <w:rPr>
-          <w:rFonts w:asciiTheme="minorHAnsi" w:hAnsiTheme="minorHAnsi" w:cstheme="minorHAnsi"/>
-          <w:color w:val="000000" w:themeColor="text1"/>
-        </w:rPr>
-        <w:t>.</w:t>
-      </w:r>
-    </w:p>
-    <w:p>
-      <w:pPr>
-        <w:pStyle w:val="ds-markdown-paragraph"/>
-        <w:numPr>
-          <w:ilvl w:val="0"/>
-          <w:numId w:val="20"/>
-        </w:numPr>
-        <w:rPr>
-          <w:rFonts w:asciiTheme="minorHAnsi" w:hAnsiTheme="minorHAnsi" w:cstheme="minorHAnsi"/>
-          <w:color w:val="000000" w:themeColor="text1"/>
-        </w:rPr>
-      </w:pPr>
-      <w:r>
-        <w:rPr>
-          <w:rStyle w:val="Strong"/>
-          <w:rFonts w:asciiTheme="minorHAnsi" w:hAnsiTheme="minorHAnsi" w:cstheme="minorHAnsi"/>
-          <w:color w:val="000000" w:themeColor="text1"/>
-        </w:rPr>
-        <w:t>Publish transparent commercial pricing tiers</w:t>
-      </w:r>
-      <w:r>
-        <w:rPr>
-          <w:rFonts w:asciiTheme="minorHAnsi" w:hAnsiTheme="minorHAnsi" w:cstheme="minorHAnsi"/>
-          <w:color w:val="000000" w:themeColor="text1"/>
-        </w:rPr>
-        <w:t xml:space="preserve"> beyond the $149/month Business tier to reduce negotiation friction for scaling organizations.</w:t>
-      </w:r>
-    </w:p>
-    <w:p>
-      <w:pPr>
-        <w:pStyle w:val="ds-markdown-paragraph"/>
-        <w:numPr>
-          <w:ilvl w:val="0"/>
-          <w:numId w:val="20"/>
-        </w:numPr>
-        <w:rPr>
-          <w:rFonts w:asciiTheme="minorHAnsi" w:hAnsiTheme="minorHAnsi" w:cstheme="minorHAnsi"/>
-          <w:color w:val="000000" w:themeColor="text1"/>
-        </w:rPr>
-      </w:pPr>
-      <w:r>
-        <w:rPr>
-          <w:rStyle w:val="Strong"/>
-          <w:rFonts w:asciiTheme="minorHAnsi" w:hAnsiTheme="minorHAnsi" w:cstheme="minorHAnsi"/>
-          <w:color w:val="000000" w:themeColor="text1"/>
-        </w:rPr>
-        <w:t>Document rate limit exhaustion recovery procedures</w:t>
-      </w:r>
-      <w:r>
-        <w:rPr>
-          <w:rFonts w:asciiTheme="minorHAnsi" w:hAnsiTheme="minorHAnsi" w:cstheme="minorHAnsi"/>
-          <w:color w:val="000000" w:themeColor="text1"/>
-        </w:rPr>
-        <w:t xml:space="preserve"> to assist developers who accidentally exceed quotas due to implementation errors.</w:t>
-      </w:r>
-    </w:p>
-    <w:p>
-      <w:pPr>
-        <w:pStyle w:val="Heading2"/>
-        <w:rPr>
-          <w:rFonts w:asciiTheme="minorHAnsi" w:hAnsiTheme="minorHAnsi" w:cstheme="minorHAnsi"/>
-          <w:color w:val="000000" w:themeColor="text1"/>
-          <w:sz w:val="32"/>
-          <w:szCs w:val="32"/>
-        </w:rPr>
-      </w:pPr>
-      <w:r>
-        <w:rPr>
-          <w:rFonts w:asciiTheme="minorHAnsi" w:hAnsiTheme="minorHAnsi" w:cstheme="minorHAnsi"/>
-          <w:color w:val="000000" w:themeColor="text1"/>
-          <w:sz w:val="32"/>
-          <w:szCs w:val="32"/>
-        </w:rPr>
-        <w:t>References</w:t>
-      </w:r>
-    </w:p>
-    <w:p>
-      <w:pPr>
-        <w:pStyle w:val="ds-markdown-paragraph"/>
-        <w:numPr>
-          <w:ilvl w:val="0"/>
-          <w:numId w:val="21"/>
-        </w:numPr>
-        <w:rPr>
-          <w:rFonts w:asciiTheme="minorHAnsi" w:hAnsiTheme="minorHAnsi" w:cstheme="minorHAnsi"/>
-          <w:color w:val="000000" w:themeColor="text1"/>
-        </w:rPr>
-      </w:pPr>
-      <w:hyperlink r:id="rId14" w:tgtFrame="_blank" w:history="1">
-        <w:r>
-          <w:rPr>
-            <w:rStyle w:val="Hyperlink"/>
-            <w:rFonts w:asciiTheme="minorHAnsi" w:hAnsiTheme="minorHAnsi" w:cstheme="minorHAnsi"/>
-            <w:color w:val="000000" w:themeColor="text1"/>
-          </w:rPr>
-          <w:t>RAWG.io</w:t>
-        </w:r>
-      </w:hyperlink>
-      <w:r>
-        <w:rPr>
-          <w:rFonts w:asciiTheme="minorHAnsi" w:hAnsiTheme="minorHAnsi" w:cstheme="minorHAnsi"/>
-          <w:color w:val="000000" w:themeColor="text1"/>
-        </w:rPr>
-        <w:t xml:space="preserve">. (n.d.). </w:t>
-      </w:r>
-      <w:r>
-        <w:rPr>
-          <w:rStyle w:val="Emphasis"/>
-          <w:rFonts w:asciiTheme="minorHAnsi" w:hAnsiTheme="minorHAnsi" w:cstheme="minorHAnsi"/>
-          <w:i w:val="0"/>
-          <w:iCs w:val="0"/>
-          <w:color w:val="000000" w:themeColor="text1"/>
-        </w:rPr>
-        <w:t>Explore RAWG Video Games Database API</w:t>
-      </w:r>
-      <w:r>
-        <w:rPr>
-          <w:rFonts w:asciiTheme="minorHAnsi" w:hAnsiTheme="minorHAnsi" w:cstheme="minorHAnsi"/>
-          <w:color w:val="000000" w:themeColor="text1"/>
-        </w:rPr>
-        <w:t xml:space="preserve">. RAWG API Documentation. </w:t>
-      </w:r>
-      <w:hyperlink r:id="rId15" w:tgtFrame="_blank" w:history="1">
-        <w:r>
-          <w:rPr>
-            <w:rStyle w:val="Hyperlink"/>
-            <w:rFonts w:asciiTheme="minorHAnsi" w:hAnsiTheme="minorHAnsi" w:cstheme="minorHAnsi"/>
-            <w:color w:val="000000" w:themeColor="text1"/>
-          </w:rPr>
-          <w:t>https://rawg.io/apidocs</w:t>
-        </w:r>
-      </w:hyperlink>
-      <w:r>
-        <w:rPr>
-          <w:rFonts w:asciiTheme="minorHAnsi" w:hAnsiTheme="minorHAnsi" w:cstheme="minorHAnsi"/>
-          <w:color w:val="000000" w:themeColor="text1"/>
-        </w:rPr>
-        <w:t xml:space="preserve"> </w:t>
-      </w:r>
-    </w:p>
-    <w:p>
-      <w:pPr>
-        <w:pStyle w:val="ds-markdown-paragraph"/>
-        <w:numPr>
-          <w:ilvl w:val="0"/>
-          <w:numId w:val="21"/>
-        </w:numPr>
-        <w:rPr>
-          <w:rFonts w:asciiTheme="minorHAnsi" w:hAnsiTheme="minorHAnsi" w:cstheme="minorHAnsi"/>
-          <w:color w:val="000000" w:themeColor="text1"/>
-        </w:rPr>
-      </w:pPr>
-      <w:hyperlink r:id="rId16" w:tgtFrame="_blank" w:history="1">
-        <w:r>
-          <w:rPr>
-            <w:rStyle w:val="Hyperlink"/>
-            <w:rFonts w:asciiTheme="minorHAnsi" w:hAnsiTheme="minorHAnsi" w:cstheme="minorHAnsi"/>
-            <w:color w:val="000000" w:themeColor="text1"/>
-          </w:rPr>
-          <w:t>RAWG.io</w:t>
-        </w:r>
-      </w:hyperlink>
-      <w:r>
-        <w:rPr>
-          <w:rFonts w:asciiTheme="minorHAnsi" w:hAnsiTheme="minorHAnsi" w:cstheme="minorHAnsi"/>
-          <w:color w:val="000000" w:themeColor="text1"/>
-        </w:rPr>
-        <w:t xml:space="preserve">. (n.d.). </w:t>
-      </w:r>
-      <w:r>
-        <w:rPr>
-          <w:rStyle w:val="Emphasis"/>
-          <w:rFonts w:asciiTheme="minorHAnsi" w:hAnsiTheme="minorHAnsi" w:cstheme="minorHAnsi"/>
-          <w:i w:val="0"/>
-          <w:iCs w:val="0"/>
-          <w:color w:val="000000" w:themeColor="text1"/>
-        </w:rPr>
-        <w:t>Overview - RAWG API Reference</w:t>
-      </w:r>
-      <w:r>
-        <w:rPr>
-          <w:rFonts w:asciiTheme="minorHAnsi" w:hAnsiTheme="minorHAnsi" w:cstheme="minorHAnsi"/>
-          <w:color w:val="000000" w:themeColor="text1"/>
-        </w:rPr>
-        <w:t xml:space="preserve">. </w:t>
-      </w:r>
-      <w:hyperlink r:id="rId17" w:tgtFrame="_blank" w:history="1">
-        <w:r>
-          <w:rPr>
-            <w:rStyle w:val="Hyperlink"/>
-            <w:rFonts w:asciiTheme="minorHAnsi" w:hAnsiTheme="minorHAnsi" w:cstheme="minorHAnsi"/>
-            <w:color w:val="000000" w:themeColor="text1"/>
-          </w:rPr>
-          <w:t>ReadMe.io</w:t>
-        </w:r>
-      </w:hyperlink>
-      <w:r>
-        <w:rPr>
-          <w:rFonts w:asciiTheme="minorHAnsi" w:hAnsiTheme="minorHAnsi" w:cstheme="minorHAnsi"/>
-          <w:color w:val="000000" w:themeColor="text1"/>
-        </w:rPr>
-        <w:t xml:space="preserve">. </w:t>
-      </w:r>
-      <w:hyperlink r:id="rId18" w:tgtFrame="_blank" w:history="1">
-        <w:r>
-          <w:rPr>
-            <w:rStyle w:val="Hyperlink"/>
-            <w:rFonts w:asciiTheme="minorHAnsi" w:hAnsiTheme="minorHAnsi" w:cstheme="minorHAnsi"/>
-            <w:color w:val="000000" w:themeColor="text1"/>
-          </w:rPr>
-          <w:t>https://rawg.readme.io/reference/overview</w:t>
-        </w:r>
-      </w:hyperlink>
-      <w:r>
-        <w:rPr>
-          <w:rFonts w:asciiTheme="minorHAnsi" w:hAnsiTheme="minorHAnsi" w:cstheme="minorHAnsi"/>
-          <w:color w:val="000000" w:themeColor="text1"/>
-        </w:rPr>
-        <w:t xml:space="preserve"> </w:t>
-      </w:r>
-    </w:p>
-    <w:p>
-      <w:pPr>
-        <w:pStyle w:val="ds-markdown-paragraph"/>
-        <w:numPr>
-          <w:ilvl w:val="0"/>
-          <w:numId w:val="21"/>
-        </w:numPr>
-        <w:rPr>
-          <w:rFonts w:asciiTheme="minorHAnsi" w:hAnsiTheme="minorHAnsi" w:cstheme="minorHAnsi"/>
-          <w:color w:val="000000" w:themeColor="text1"/>
-        </w:rPr>
-      </w:pPr>
-      <w:hyperlink r:id="rId19" w:tgtFrame="_blank" w:history="1">
-        <w:r>
-          <w:rPr>
-            <w:rStyle w:val="Hyperlink"/>
-            <w:rFonts w:asciiTheme="minorHAnsi" w:hAnsiTheme="minorHAnsi" w:cstheme="minorHAnsi"/>
-            <w:color w:val="000000" w:themeColor="text1"/>
-          </w:rPr>
-          <w:t>RAWG.io</w:t>
-        </w:r>
-      </w:hyperlink>
-      <w:r>
-        <w:rPr>
-          <w:rFonts w:asciiTheme="minorHAnsi" w:hAnsiTheme="minorHAnsi" w:cstheme="minorHAnsi"/>
-          <w:color w:val="000000" w:themeColor="text1"/>
-        </w:rPr>
-        <w:t xml:space="preserve">. (n.d.). </w:t>
-      </w:r>
-      <w:r>
-        <w:rPr>
-          <w:rStyle w:val="Emphasis"/>
-          <w:rFonts w:asciiTheme="minorHAnsi" w:hAnsiTheme="minorHAnsi" w:cstheme="minorHAnsi"/>
-          <w:i w:val="0"/>
-          <w:iCs w:val="0"/>
-          <w:color w:val="000000" w:themeColor="text1"/>
-        </w:rPr>
-        <w:t>Errors - RAWG API Reference</w:t>
-      </w:r>
-      <w:r>
-        <w:rPr>
-          <w:rFonts w:asciiTheme="minorHAnsi" w:hAnsiTheme="minorHAnsi" w:cstheme="minorHAnsi"/>
-          <w:color w:val="000000" w:themeColor="text1"/>
-        </w:rPr>
-        <w:t xml:space="preserve">. </w:t>
-      </w:r>
-      <w:hyperlink r:id="rId20" w:tgtFrame="_blank" w:history="1">
-        <w:r>
-          <w:rPr>
-            <w:rStyle w:val="Hyperlink"/>
-            <w:rFonts w:asciiTheme="minorHAnsi" w:hAnsiTheme="minorHAnsi" w:cstheme="minorHAnsi"/>
-            <w:color w:val="000000" w:themeColor="text1"/>
-          </w:rPr>
-          <w:t>ReadMe.io</w:t>
-        </w:r>
-      </w:hyperlink>
-      <w:r>
-        <w:rPr>
-          <w:rFonts w:asciiTheme="minorHAnsi" w:hAnsiTheme="minorHAnsi" w:cstheme="minorHAnsi"/>
-          <w:color w:val="000000" w:themeColor="text1"/>
-        </w:rPr>
-        <w:t xml:space="preserve">. </w:t>
-      </w:r>
-      <w:hyperlink r:id="rId21" w:tgtFrame="_blank" w:history="1">
-        <w:r>
-          <w:rPr>
-            <w:rStyle w:val="Hyperlink"/>
-            <w:rFonts w:asciiTheme="minorHAnsi" w:hAnsiTheme="minorHAnsi" w:cstheme="minorHAnsi"/>
-            <w:color w:val="000000" w:themeColor="text1"/>
-          </w:rPr>
-          <w:t>https://rawg.readme.io/reference/errors</w:t>
-        </w:r>
-      </w:hyperlink>
-      <w:r>
-        <w:rPr>
-          <w:rFonts w:asciiTheme="minorHAnsi" w:hAnsiTheme="minorHAnsi" w:cstheme="minorHAnsi"/>
-          <w:color w:val="000000" w:themeColor="text1"/>
-        </w:rPr>
-        <w:t xml:space="preserve"> </w:t>
-      </w:r>
-    </w:p>
-    <w:p>
-      <w:pPr>
-        <w:pStyle w:val="ds-markdown-paragraph"/>
-        <w:numPr>
-          <w:ilvl w:val="0"/>
-          <w:numId w:val="21"/>
-        </w:numPr>
-        <w:rPr>
-          <w:rFonts w:asciiTheme="minorHAnsi" w:hAnsiTheme="minorHAnsi" w:cstheme="minorHAnsi"/>
-          <w:color w:val="000000" w:themeColor="text1"/>
-        </w:rPr>
-      </w:pPr>
-      <w:r>
-        <w:rPr>
-          <w:rFonts w:asciiTheme="minorHAnsi" w:hAnsiTheme="minorHAnsi" w:cstheme="minorHAnsi"/>
-          <w:color w:val="000000" w:themeColor="text1"/>
-        </w:rPr>
-        <w:t xml:space="preserve">dltHub. (2025, December 11). </w:t>
-      </w:r>
-      <w:hyperlink r:id="rId22" w:tgtFrame="_blank" w:history="1">
-        <w:r>
-          <w:rPr>
-            <w:rStyle w:val="Hyperlink"/>
-            <w:rFonts w:asciiTheme="minorHAnsi" w:hAnsiTheme="minorHAnsi" w:cstheme="minorHAnsi"/>
-            <w:color w:val="000000" w:themeColor="text1"/>
-          </w:rPr>
-          <w:t>RAWG.io</w:t>
-        </w:r>
-      </w:hyperlink>
-      <w:r>
-        <w:rPr>
-          <w:rStyle w:val="Emphasis"/>
-          <w:rFonts w:asciiTheme="minorHAnsi" w:hAnsiTheme="minorHAnsi" w:cstheme="minorHAnsi"/>
-          <w:i w:val="0"/>
-          <w:iCs w:val="0"/>
-          <w:color w:val="000000" w:themeColor="text1"/>
-        </w:rPr>
-        <w:t xml:space="preserve"> Python API Docs</w:t>
-      </w:r>
-      <w:r>
-        <w:rPr>
-          <w:rFonts w:asciiTheme="minorHAnsi" w:hAnsiTheme="minorHAnsi" w:cstheme="minorHAnsi"/>
-          <w:color w:val="000000" w:themeColor="text1"/>
-        </w:rPr>
-        <w:t xml:space="preserve">. </w:t>
-      </w:r>
-      <w:hyperlink r:id="rId23" w:tgtFrame="_blank" w:history="1">
-        <w:r>
-          <w:rPr>
-            <w:rStyle w:val="Hyperlink"/>
-            <w:rFonts w:asciiTheme="minorHAnsi" w:hAnsiTheme="minorHAnsi" w:cstheme="minorHAnsi"/>
-            <w:color w:val="000000" w:themeColor="text1"/>
-          </w:rPr>
-          <w:t>https://dlthub.com/context/source/rawg-io</w:t>
-        </w:r>
-      </w:hyperlink>
-      <w:r>
-        <w:rPr>
-          <w:rFonts w:asciiTheme="minorHAnsi" w:hAnsiTheme="minorHAnsi" w:cstheme="minorHAnsi"/>
-          <w:color w:val="000000" w:themeColor="text1"/>
-        </w:rPr>
-        <w:t xml:space="preserve"> </w:t>
-      </w:r>
-    </w:p>
-    <w:p>
-      <w:pPr>
-        <w:pStyle w:val="ds-markdown-paragraph"/>
-        <w:numPr>
-          <w:ilvl w:val="0"/>
-          <w:numId w:val="21"/>
-        </w:numPr>
-        <w:rPr>
-          <w:rFonts w:asciiTheme="minorHAnsi" w:hAnsiTheme="minorHAnsi" w:cstheme="minorHAnsi"/>
-          <w:color w:val="000000" w:themeColor="text1"/>
-        </w:rPr>
-      </w:pPr>
-      <w:r>
-        <w:rPr>
-          <w:rFonts w:asciiTheme="minorHAnsi" w:hAnsiTheme="minorHAnsi" w:cstheme="minorHAnsi"/>
-          <w:color w:val="000000" w:themeColor="text1"/>
-        </w:rPr>
-        <w:t xml:space="preserve">dimuska139. (2022, June 1). </w:t>
-      </w:r>
-      <w:r>
-        <w:rPr>
-          <w:rStyle w:val="Emphasis"/>
-          <w:rFonts w:asciiTheme="minorHAnsi" w:hAnsiTheme="minorHAnsi" w:cstheme="minorHAnsi"/>
-          <w:i w:val="0"/>
-          <w:iCs w:val="0"/>
-          <w:color w:val="000000" w:themeColor="text1"/>
-        </w:rPr>
-        <w:t>RAWG PHP SDK</w:t>
-      </w:r>
-      <w:r>
-        <w:rPr>
-          <w:rFonts w:asciiTheme="minorHAnsi" w:hAnsiTheme="minorHAnsi" w:cstheme="minorHAnsi"/>
-          <w:color w:val="000000" w:themeColor="text1"/>
-        </w:rPr>
-        <w:t xml:space="preserve">. Packagist. </w:t>
-      </w:r>
-      <w:hyperlink r:id="rId24" w:tgtFrame="_blank" w:history="1">
-        <w:r>
-          <w:rPr>
-            <w:rStyle w:val="Hyperlink"/>
-            <w:rFonts w:asciiTheme="minorHAnsi" w:hAnsiTheme="minorHAnsi" w:cstheme="minorHAnsi"/>
-            <w:color w:val="000000" w:themeColor="text1"/>
-          </w:rPr>
-          <w:t>https://repo-eu-fra-2.packagist.org/packages/dimuska139/rawg-sdk-php</w:t>
-        </w:r>
-      </w:hyperlink>
-      <w:r>
-        <w:rPr>
-          <w:rFonts w:asciiTheme="minorHAnsi" w:hAnsiTheme="minorHAnsi" w:cstheme="minorHAnsi"/>
-          <w:color w:val="000000" w:themeColor="text1"/>
-        </w:rPr>
-        <w:t xml:space="preserve"> </w:t>
-      </w:r>
-    </w:p>
-    <w:p>
-      <w:pPr>
-        <w:pStyle w:val="ds-markdown-paragraph"/>
-        <w:numPr>
-          <w:ilvl w:val="0"/>
-          <w:numId w:val="21"/>
-        </w:numPr>
-        <w:rPr>
-          <w:rFonts w:asciiTheme="minorHAnsi" w:hAnsiTheme="minorHAnsi" w:cstheme="minorHAnsi"/>
-          <w:color w:val="000000" w:themeColor="text1"/>
-        </w:rPr>
-      </w:pPr>
-      <w:r>
-        <w:rPr>
-          <w:rFonts w:asciiTheme="minorHAnsi" w:hAnsiTheme="minorHAnsi" w:cstheme="minorHAnsi"/>
-          <w:color w:val="000000" w:themeColor="text1"/>
-        </w:rPr>
-        <w:t xml:space="preserve">Kimchi21. (2023, December 22). </w:t>
-      </w:r>
-      <w:hyperlink r:id="rId25" w:tgtFrame="_blank" w:history="1">
-        <w:r>
-          <w:rPr>
-            <w:rStyle w:val="Hyperlink"/>
-            <w:rFonts w:asciiTheme="minorHAnsi" w:hAnsiTheme="minorHAnsi" w:cstheme="minorHAnsi"/>
-            <w:color w:val="000000" w:themeColor="text1"/>
-          </w:rPr>
-          <w:t>RAWG.io</w:t>
-        </w:r>
-      </w:hyperlink>
-      <w:r>
-        <w:rPr>
-          <w:rStyle w:val="Emphasis"/>
-          <w:rFonts w:asciiTheme="minorHAnsi" w:hAnsiTheme="minorHAnsi" w:cstheme="minorHAnsi"/>
-          <w:i w:val="0"/>
-          <w:iCs w:val="0"/>
-          <w:color w:val="000000" w:themeColor="text1"/>
-        </w:rPr>
-        <w:t xml:space="preserve"> Game Data Analysis</w:t>
-      </w:r>
-      <w:r>
-        <w:rPr>
-          <w:rFonts w:asciiTheme="minorHAnsi" w:hAnsiTheme="minorHAnsi" w:cstheme="minorHAnsi"/>
-          <w:color w:val="000000" w:themeColor="text1"/>
-        </w:rPr>
-        <w:t xml:space="preserve">. GitHub. </w:t>
-      </w:r>
-      <w:hyperlink r:id="rId26" w:tgtFrame="_blank" w:history="1">
-        <w:r>
-          <w:rPr>
-            <w:rStyle w:val="Hyperlink"/>
-            <w:rFonts w:asciiTheme="minorHAnsi" w:hAnsiTheme="minorHAnsi" w:cstheme="minorHAnsi"/>
-            <w:color w:val="000000" w:themeColor="text1"/>
-          </w:rPr>
-          <w:t>https://github.com/Kimchi21/RAWG.io_Game-Data-Analysis</w:t>
-        </w:r>
-      </w:hyperlink>
-      <w:r>
-        <w:rPr>
-          <w:rFonts w:asciiTheme="minorHAnsi" w:hAnsiTheme="minorHAnsi" w:cstheme="minorHAnsi"/>
-          <w:color w:val="000000" w:themeColor="text1"/>
-        </w:rPr>
-        <w:t xml:space="preserve"> </w:t>
-      </w:r>
-    </w:p>
-    <w:p>
-      <w:pPr>
-        <w:pStyle w:val="ds-markdown-paragraph"/>
-        <w:numPr>
-          <w:ilvl w:val="0"/>
-          <w:numId w:val="21"/>
-        </w:numPr>
-        <w:rPr>
-          <w:rFonts w:asciiTheme="minorHAnsi" w:hAnsiTheme="minorHAnsi" w:cstheme="minorHAnsi"/>
-          <w:color w:val="000000" w:themeColor="text1"/>
-        </w:rPr>
-      </w:pPr>
-      <w:r>
-        <w:rPr>
-          <w:rFonts w:asciiTheme="minorHAnsi" w:hAnsiTheme="minorHAnsi" w:cstheme="minorHAnsi"/>
-          <w:color w:val="000000" w:themeColor="text1"/>
-        </w:rPr>
-        <w:lastRenderedPageBreak/>
-        <w:t xml:space="preserve">The Data Fixer. (2022, April 4). </w:t>
-      </w:r>
-      <w:r>
-        <w:rPr>
-          <w:rStyle w:val="Emphasis"/>
-          <w:rFonts w:asciiTheme="minorHAnsi" w:hAnsiTheme="minorHAnsi" w:cstheme="minorHAnsi"/>
-          <w:i w:val="0"/>
-          <w:iCs w:val="0"/>
-          <w:color w:val="000000" w:themeColor="text1"/>
-        </w:rPr>
-        <w:t>What Statistics Never Told You About Ratings</w:t>
-      </w:r>
-      <w:r>
-        <w:rPr>
-          <w:rFonts w:asciiTheme="minorHAnsi" w:hAnsiTheme="minorHAnsi" w:cstheme="minorHAnsi"/>
-          <w:color w:val="000000" w:themeColor="text1"/>
-        </w:rPr>
-        <w:t xml:space="preserve">. Medium. </w:t>
-      </w:r>
-      <w:hyperlink r:id="rId27" w:tgtFrame="_blank" w:history="1">
-        <w:r>
-          <w:rPr>
-            <w:rStyle w:val="Hyperlink"/>
-            <w:rFonts w:asciiTheme="minorHAnsi" w:hAnsiTheme="minorHAnsi" w:cstheme="minorHAnsi"/>
-            <w:color w:val="000000" w:themeColor="text1"/>
-          </w:rPr>
-          <w:t>https://thedatafixer.medium.com/what-statistics-never-told-you-about-ratings-72c0f8d44d98</w:t>
-        </w:r>
-      </w:hyperlink>
-      <w:r>
-        <w:rPr>
-          <w:rFonts w:asciiTheme="minorHAnsi" w:hAnsiTheme="minorHAnsi" w:cstheme="minorHAnsi"/>
-          <w:color w:val="000000" w:themeColor="text1"/>
-        </w:rPr>
-        <w:t xml:space="preserve"> </w:t>
-      </w:r>
-    </w:p>
-    <w:p>
-      <w:pPr>
-        <w:pStyle w:val="ds-markdown-paragraph"/>
-        <w:numPr>
-          <w:ilvl w:val="0"/>
-          <w:numId w:val="21"/>
-        </w:numPr>
-        <w:rPr>
-          <w:rFonts w:asciiTheme="minorHAnsi" w:hAnsiTheme="minorHAnsi" w:cstheme="minorHAnsi"/>
-          <w:color w:val="000000" w:themeColor="text1"/>
-        </w:rPr>
-      </w:pPr>
-      <w:r>
-        <w:rPr>
-          <w:rFonts w:asciiTheme="minorHAnsi" w:hAnsiTheme="minorHAnsi" w:cstheme="minorHAnsi"/>
-          <w:color w:val="000000" w:themeColor="text1"/>
-        </w:rPr>
-        <w:t xml:space="preserve">Amaykin, V. (2023, April 10). </w:t>
-      </w:r>
-      <w:r>
-        <w:rPr>
-          <w:rStyle w:val="Emphasis"/>
-          <w:rFonts w:asciiTheme="minorHAnsi" w:hAnsiTheme="minorHAnsi" w:cstheme="minorHAnsi"/>
-          <w:i w:val="0"/>
-          <w:iCs w:val="0"/>
-          <w:color w:val="000000" w:themeColor="text1"/>
-        </w:rPr>
-        <w:t>Indie Games: A RAWG Data Analysis</w:t>
-      </w:r>
-      <w:r>
-        <w:rPr>
-          <w:rFonts w:asciiTheme="minorHAnsi" w:hAnsiTheme="minorHAnsi" w:cstheme="minorHAnsi"/>
-          <w:color w:val="000000" w:themeColor="text1"/>
-        </w:rPr>
-        <w:t xml:space="preserve">. Medium. </w:t>
-      </w:r>
-      <w:hyperlink r:id="rId28" w:tgtFrame="_blank" w:history="1">
-        <w:r>
-          <w:rPr>
-            <w:rStyle w:val="Hyperlink"/>
-            <w:rFonts w:asciiTheme="minorHAnsi" w:hAnsiTheme="minorHAnsi" w:cstheme="minorHAnsi"/>
-            <w:color w:val="000000" w:themeColor="text1"/>
-          </w:rPr>
-          <w:t>https://medium.com/@victoryamaykin/indie-games-a-rawg-data-analysis-892b3b04e33e</w:t>
-        </w:r>
-      </w:hyperlink>
-      <w:r>
-        <w:rPr>
-          <w:rFonts w:asciiTheme="minorHAnsi" w:hAnsiTheme="minorHAnsi" w:cstheme="minorHAnsi"/>
-          <w:color w:val="000000" w:themeColor="text1"/>
-        </w:rPr>
-        <w:t xml:space="preserve"> </w:t>
-      </w:r>
-    </w:p>
-    <w:p>
-      <w:pPr>
-        <w:pStyle w:val="ds-markdown-paragraph"/>
-        <w:numPr>
-          <w:ilvl w:val="0"/>
-          <w:numId w:val="21"/>
-        </w:numPr>
-        <w:rPr>
-          <w:rFonts w:asciiTheme="minorHAnsi" w:hAnsiTheme="minorHAnsi" w:cstheme="minorHAnsi"/>
-          <w:color w:val="000000" w:themeColor="text1"/>
-        </w:rPr>
-      </w:pPr>
-      <w:r>
-        <w:rPr>
-          <w:rFonts w:asciiTheme="minorHAnsi" w:hAnsiTheme="minorHAnsi" w:cstheme="minorHAnsi"/>
-          <w:color w:val="000000" w:themeColor="text1"/>
-        </w:rPr>
-        <w:t xml:space="preserve">Vladleesi. (2023, April 30). </w:t>
-      </w:r>
-      <w:r>
-        <w:rPr>
-          <w:rStyle w:val="Emphasis"/>
-          <w:rFonts w:asciiTheme="minorHAnsi" w:hAnsiTheme="minorHAnsi" w:cstheme="minorHAnsi"/>
-          <w:i w:val="0"/>
-          <w:iCs w:val="0"/>
-          <w:color w:val="000000" w:themeColor="text1"/>
-        </w:rPr>
-        <w:t>Building a Game Tracker Application with Jetpack Compose and RAWG API</w:t>
-      </w:r>
-      <w:r>
-        <w:rPr>
-          <w:rFonts w:asciiTheme="minorHAnsi" w:hAnsiTheme="minorHAnsi" w:cstheme="minorHAnsi"/>
-          <w:color w:val="000000" w:themeColor="text1"/>
-        </w:rPr>
-        <w:t xml:space="preserve">. DEV Community. </w:t>
-      </w:r>
-      <w:hyperlink r:id="rId29" w:tgtFrame="_blank" w:history="1">
-        <w:r>
-          <w:rPr>
-            <w:rStyle w:val="Hyperlink"/>
-            <w:rFonts w:asciiTheme="minorHAnsi" w:hAnsiTheme="minorHAnsi" w:cstheme="minorHAnsi"/>
-            <w:color w:val="000000" w:themeColor="text1"/>
-          </w:rPr>
-          <w:t>https://practicaldev-herokuapp-com.freetls.fastly.net/vladleesi/building-a-game-tracker-application-with-jetpack-compose-and-igdb-api-1a5a</w:t>
-        </w:r>
-      </w:hyperlink>
-      <w:r>
-        <w:rPr>
-          <w:rFonts w:asciiTheme="minorHAnsi" w:hAnsiTheme="minorHAnsi" w:cstheme="minorHAnsi"/>
-          <w:color w:val="000000" w:themeColor="text1"/>
-        </w:rPr>
-        <w:t xml:space="preserve"> </w:t>
-      </w:r>
-    </w:p>
-    <w:p>
-      <w:pPr>
-        <w:pStyle w:val="ds-markdown-paragraph"/>
-        <w:numPr>
-          <w:ilvl w:val="0"/>
-          <w:numId w:val="21"/>
-        </w:numPr>
-        <w:rPr>
-          <w:rFonts w:asciiTheme="minorHAnsi" w:hAnsiTheme="minorHAnsi" w:cstheme="minorHAnsi"/>
-          <w:color w:val="000000" w:themeColor="text1"/>
-        </w:rPr>
-      </w:pPr>
-      <w:r>
-        <w:rPr>
-          <w:rFonts w:asciiTheme="minorHAnsi" w:hAnsiTheme="minorHAnsi" w:cstheme="minorHAnsi"/>
-          <w:color w:val="000000" w:themeColor="text1"/>
-        </w:rPr>
-        <w:t xml:space="preserve">Code with Mosh Forum. (2023, May 28). </w:t>
-      </w:r>
-      <w:r>
-        <w:rPr>
-          <w:rStyle w:val="Emphasis"/>
-          <w:rFonts w:asciiTheme="minorHAnsi" w:hAnsiTheme="minorHAnsi" w:cstheme="minorHAnsi"/>
-          <w:i w:val="0"/>
-          <w:iCs w:val="0"/>
-          <w:color w:val="000000" w:themeColor="text1"/>
-        </w:rPr>
-        <w:t>Cannot fetch the games from RAWG's API... has been blocked by CORS policy</w:t>
-      </w:r>
-      <w:r>
-        <w:rPr>
-          <w:rFonts w:asciiTheme="minorHAnsi" w:hAnsiTheme="minorHAnsi" w:cstheme="minorHAnsi"/>
-          <w:color w:val="000000" w:themeColor="text1"/>
-        </w:rPr>
-        <w:t xml:space="preserve">. </w:t>
-      </w:r>
-      <w:hyperlink r:id="rId30" w:tgtFrame="_blank" w:history="1">
-        <w:r>
-          <w:rPr>
-            <w:rStyle w:val="Hyperlink"/>
-            <w:rFonts w:asciiTheme="minorHAnsi" w:hAnsiTheme="minorHAnsi" w:cstheme="minorHAnsi"/>
-            <w:color w:val="000000" w:themeColor="text1"/>
-          </w:rPr>
-          <w:t>https://forum.codewithmosh.com</w:t>
-        </w:r>
-      </w:hyperlink>
-      <w:r>
-        <w:rPr>
-          <w:rFonts w:asciiTheme="minorHAnsi" w:hAnsiTheme="minorHAnsi" w:cstheme="minorHAnsi"/>
-          <w:color w:val="000000" w:themeColor="text1"/>
-        </w:rPr>
-        <w:t xml:space="preserve"> </w:t>
-      </w:r>
+        <w:pStyle w:val="Seperator"/>
+      </w:pPr>
     </w:p>
     <w:sectPr>
-      <w:headerReference w:type="default" r:id="rId31"/>
-      <w:footerReference w:type="default" r:id="rId32"/>
+      <w:headerReference w:type="default" r:id="rId9"/>
+      <w:footerReference w:type="default" r:id="rId10"/>
       <w:type w:val="continuous"/>
       <w:pgSz w:w="11906" w:h="16838"/>
       <w:pgMar w:top="1440" w:right="1080" w:bottom="1440" w:left="1080" w:header="708" w:footer="708" w:gutter="0"/>
@@ -7508,6 +5301,92 @@
     </w:lvl>
   </w:abstractNum>
   <w:abstractNum w:abstractNumId="17" w15:restartNumberingAfterBreak="0">
+    <w:nsid w:val="6BBC4FD7"/>
+    <w:multiLevelType w:val="hybridMultilevel"/>
+    <w:tmpl w:val="72CC5B48"/>
+    <w:lvl w:ilvl="0" w:tplc="40090011">
+      <w:start w:val="1"/>
+      <w:numFmt w:val="decimal"/>
+      <w:lvlText w:val="%1)"/>
+      <w:lvlJc w:val="left"/>
+      <w:pPr>
+        <w:ind w:left="720" w:hanging="360"/>
+      </w:pPr>
+    </w:lvl>
+    <w:lvl w:ilvl="1" w:tplc="40090019" w:tentative="1">
+      <w:start w:val="1"/>
+      <w:numFmt w:val="lowerLetter"/>
+      <w:lvlText w:val="%2."/>
+      <w:lvlJc w:val="left"/>
+      <w:pPr>
+        <w:ind w:left="1440" w:hanging="360"/>
+      </w:pPr>
+    </w:lvl>
+    <w:lvl w:ilvl="2" w:tplc="4009001B" w:tentative="1">
+      <w:start w:val="1"/>
+      <w:numFmt w:val="lowerRoman"/>
+      <w:lvlText w:val="%3."/>
+      <w:lvlJc w:val="right"/>
+      <w:pPr>
+        <w:ind w:left="2160" w:hanging="180"/>
+      </w:pPr>
+    </w:lvl>
+    <w:lvl w:ilvl="3" w:tplc="4009000F" w:tentative="1">
+      <w:start w:val="1"/>
+      <w:numFmt w:val="decimal"/>
+      <w:lvlText w:val="%4."/>
+      <w:lvlJc w:val="left"/>
+      <w:pPr>
+        <w:ind w:left="2880" w:hanging="360"/>
+      </w:pPr>
+    </w:lvl>
+    <w:lvl w:ilvl="4" w:tplc="40090019" w:tentative="1">
+      <w:start w:val="1"/>
+      <w:numFmt w:val="lowerLetter"/>
+      <w:lvlText w:val="%5."/>
+      <w:lvlJc w:val="left"/>
+      <w:pPr>
+        <w:ind w:left="3600" w:hanging="360"/>
+      </w:pPr>
+    </w:lvl>
+    <w:lvl w:ilvl="5" w:tplc="4009001B" w:tentative="1">
+      <w:start w:val="1"/>
+      <w:numFmt w:val="lowerRoman"/>
+      <w:lvlText w:val="%6."/>
+      <w:lvlJc w:val="right"/>
+      <w:pPr>
+        <w:ind w:left="4320" w:hanging="180"/>
+      </w:pPr>
+    </w:lvl>
+    <w:lvl w:ilvl="6" w:tplc="4009000F" w:tentative="1">
+      <w:start w:val="1"/>
+      <w:numFmt w:val="decimal"/>
+      <w:lvlText w:val="%7."/>
+      <w:lvlJc w:val="left"/>
+      <w:pPr>
+        <w:ind w:left="5040" w:hanging="360"/>
+      </w:pPr>
+    </w:lvl>
+    <w:lvl w:ilvl="7" w:tplc="40090019" w:tentative="1">
+      <w:start w:val="1"/>
+      <w:numFmt w:val="lowerLetter"/>
+      <w:lvlText w:val="%8."/>
+      <w:lvlJc w:val="left"/>
+      <w:pPr>
+        <w:ind w:left="5760" w:hanging="360"/>
+      </w:pPr>
+    </w:lvl>
+    <w:lvl w:ilvl="8" w:tplc="4009001B" w:tentative="1">
+      <w:start w:val="1"/>
+      <w:numFmt w:val="lowerRoman"/>
+      <w:lvlText w:val="%9."/>
+      <w:lvlJc w:val="right"/>
+      <w:pPr>
+        <w:ind w:left="6480" w:hanging="180"/>
+      </w:pPr>
+    </w:lvl>
+  </w:abstractNum>
+  <w:abstractNum w:abstractNumId="18" w15:restartNumberingAfterBreak="0">
     <w:nsid w:val="6D1E5965"/>
     <w:multiLevelType w:val="multilevel"/>
     <w:tmpl w:val="5E347AB6"/>
@@ -7620,7 +5499,7 @@
       </w:pPr>
     </w:lvl>
   </w:abstractNum>
-  <w:abstractNum w:abstractNumId="18" w15:restartNumberingAfterBreak="0">
+  <w:abstractNum w:abstractNumId="19" w15:restartNumberingAfterBreak="0">
     <w:nsid w:val="71CF73E0"/>
     <w:multiLevelType w:val="multilevel"/>
     <w:tmpl w:val="6E5C3464"/>
@@ -7733,7 +5612,7 @@
       </w:pPr>
     </w:lvl>
   </w:abstractNum>
-  <w:abstractNum w:abstractNumId="19" w15:restartNumberingAfterBreak="0">
+  <w:abstractNum w:abstractNumId="20" w15:restartNumberingAfterBreak="0">
     <w:nsid w:val="7AFC6145"/>
     <w:multiLevelType w:val="hybridMultilevel"/>
     <w:tmpl w:val="A09294AC"/>
@@ -7880,7 +5759,7 @@
     <w:abstractNumId w:val="9"/>
   </w:num>
   <w:num w:numId="12">
-    <w:abstractNumId w:val="19"/>
+    <w:abstractNumId w:val="20"/>
   </w:num>
   <w:num w:numId="13">
     <w:abstractNumId w:val="1"/>
@@ -7895,7 +5774,7 @@
     <w:abstractNumId w:val="13"/>
   </w:num>
   <w:num w:numId="17">
-    <w:abstractNumId w:val="18"/>
+    <w:abstractNumId w:val="19"/>
   </w:num>
   <w:num w:numId="18">
     <w:abstractNumId w:val="3"/>
@@ -7907,6 +5786,9 @@
     <w:abstractNumId w:val="10"/>
   </w:num>
   <w:num w:numId="21">
+    <w:abstractNumId w:val="18"/>
+  </w:num>
+  <w:num w:numId="22">
     <w:abstractNumId w:val="17"/>
   </w:num>
 </w:numbering>
@@ -9142,7 +7024,7 @@
     <w:charset w:val="00"/>
     <w:family w:val="roman"/>
     <w:pitch w:val="variable"/>
-    <w:sig w:usb0="E0002EFF" w:usb1="C000785B" w:usb2="00000009" w:usb3="00000000" w:csb0="000001FF" w:csb1="00000000"/>
+    <w:sig w:usb0="E0002AFF" w:usb1="C0007843" w:usb2="00000009" w:usb3="00000000" w:csb0="000001FF" w:csb1="00000000"/>
   </w:font>
   <w:font w:name="Courier New">
     <w:panose1 w:val="02070309020205020404"/>
@@ -9163,14 +7045,14 @@
     <w:charset w:val="00"/>
     <w:family w:val="swiss"/>
     <w:pitch w:val="variable"/>
-    <w:sig w:usb0="E4002EFF" w:usb1="C000247B" w:usb2="00000009" w:usb3="00000000" w:csb0="000001FF" w:csb1="00000000"/>
+    <w:sig w:usb0="E0002AFF" w:usb1="4000ACFF" w:usb2="00000001" w:usb3="00000000" w:csb0="000001FF" w:csb1="00000000"/>
   </w:font>
   <w:font w:name="Calibri Light">
     <w:panose1 w:val="020F0302020204030204"/>
     <w:charset w:val="00"/>
     <w:family w:val="swiss"/>
     <w:pitch w:val="variable"/>
-    <w:sig w:usb0="E4002EFF" w:usb1="C000247B" w:usb2="00000009" w:usb3="00000000" w:csb0="000001FF" w:csb1="00000000"/>
+    <w:sig w:usb0="A0002AEF" w:usb1="4000207B" w:usb2="00000000" w:usb3="00000000" w:csb0="000001FF" w:csb1="00000000"/>
   </w:font>
   <w:font w:name="JetBrains Mono NL">
     <w:panose1 w:val="02000009000000000000"/>
@@ -9188,10 +7070,11 @@
   </w:font>
   <w:font w:name="Cascadia Code">
     <w:altName w:val="Segoe UI Symbol"/>
+    <w:panose1 w:val="020B0609020000020004"/>
     <w:charset w:val="00"/>
     <w:family w:val="modern"/>
     <w:pitch w:val="fixed"/>
-    <w:sig w:usb0="A1002AFF" w:usb1="4000F9FB" w:usb2="00040000" w:usb3="00000000" w:csb0="000001FF" w:csb1="00000000"/>
+    <w:sig w:usb0="A10002FF" w:usb1="4000F9FB" w:usb2="00040000" w:usb3="00000000" w:csb0="0000019F" w:csb1="00000000"/>
   </w:font>
   <w:font w:name="Microsoft JhengHei UI">
     <w:panose1 w:val="020B0604030504040204"/>
@@ -9241,6 +7124,7 @@
     <w:rsid w:val="005409CC"/>
     <w:rsid w:val="006D2E04"/>
     <w:rsid w:val="008238CD"/>
+    <w:rsid w:val="00995EEF"/>
     <w:rsid w:val="009B7D9D"/>
     <w:rsid w:val="00A624F2"/>
     <w:rsid w:val="00AC7174"/>
@@ -9249,6 +7133,7 @@
     <w:rsid w:val="00C95DE2"/>
     <w:rsid w:val="00D223CD"/>
     <w:rsid w:val="00E706C1"/>
+    <w:rsid w:val="00F761BE"/>
     <w:rsid w:val="00F9313F"/>
   </w:rsids>
   <m:mathPr>
